--- a/PROJECT_REPORT_FR.docx
+++ b/PROJECT_REPORT_FR.docx
@@ -11,6 +11,7 @@
           <w:bCs/>
           <w:sz w:val="46"/>
           <w:szCs w:val="144"/>
+          <w:lang w:val="fr-FR"/>
         </w:rPr>
       </w:pPr>
       <w:r>
@@ -27,31 +28,59 @@
     <w:p>
       <w:pPr>
         <w:pStyle w:val="Heading1"/>
-        <w:rPr>
+        <w:jc w:val="center"/>
+        <w:rPr>
+          <w:sz w:val="40"/>
+          <w:szCs w:val="44"/>
+          <w:u w:val="single"/>
           <w:lang w:val="fr-FR"/>
         </w:rPr>
       </w:pPr>
       <w:r>
         <w:rPr>
           <w:color w:val="FF0000"/>
-          <w:lang w:val="fr-FR"/>
-        </w:rPr>
-        <w:t xml:space="preserve">ThreatLens </w:t>
-      </w:r>
-      <w:r>
-        <w:rPr>
-          <w:lang w:val="fr-FR"/>
-        </w:rPr>
-        <w:t xml:space="preserve">— </w:t>
-      </w:r>
-      <w:r>
+          <w:sz w:val="40"/>
+          <w:szCs w:val="44"/>
+          <w:u w:val="single"/>
+          <w:lang w:val="fr-FR"/>
+        </w:rPr>
+        <w:t>ThreatLens</w:t>
+      </w:r>
+    </w:p>
+    <w:p>
+      <w:pPr>
+        <w:pStyle w:val="Heading1"/>
+        <w:jc w:val="center"/>
         <w:rPr>
           <w:sz w:val="28"/>
           <w:szCs w:val="22"/>
           <w:lang w:val="fr-FR"/>
         </w:rPr>
-        <w:t>Platforme de Threat Intelligence basée sur l’OSINT</w:t>
-      </w:r>
+      </w:pPr>
+      <w:r>
+        <w:rPr>
+          <w:sz w:val="28"/>
+          <w:szCs w:val="22"/>
+          <w:lang w:val="fr-FR"/>
+        </w:rPr>
+        <w:t>Plateforme</w:t>
+      </w:r>
+      <w:r>
+        <w:rPr>
+          <w:sz w:val="28"/>
+          <w:szCs w:val="22"/>
+          <w:lang w:val="fr-FR"/>
+        </w:rPr>
+        <w:t xml:space="preserve"> de Threat Intelligence basée sur l’OSINT</w:t>
+      </w:r>
+    </w:p>
+    <w:p>
+      <w:pPr>
+        <w:pStyle w:val="BodyText"/>
+        <w:rPr>
+          <w:lang w:val="fr-FR"/>
+        </w:rPr>
+      </w:pPr>
     </w:p>
     <w:p>
       <w:pPr>
@@ -88,7 +117,14 @@
           <w:b/>
           <w:lang w:val="fr-FR"/>
         </w:rPr>
-        <w:t>Auteur :</w:t>
+        <w:t xml:space="preserve">Etudiante </w:t>
+      </w:r>
+      <w:r>
+        <w:rPr>
+          <w:b/>
+          <w:lang w:val="fr-FR"/>
+        </w:rPr>
+        <w:t>:</w:t>
       </w:r>
       <w:r>
         <w:rPr>
@@ -128,8 +164,16 @@
         <w:rPr>
           <w:lang w:val="fr-FR"/>
         </w:rPr>
-        <w:t>Houda Harkat</w:t>
-      </w:r>
+        <w:t xml:space="preserve">Houda </w:t>
+      </w:r>
+      <w:proofErr w:type="spellStart"/>
+      <w:r>
+        <w:rPr>
+          <w:lang w:val="fr-FR"/>
+        </w:rPr>
+        <w:t>Harkat</w:t>
+      </w:r>
+      <w:proofErr w:type="spellEnd"/>
     </w:p>
     <w:p>
       <w:pPr>
@@ -150,7 +194,19 @@
         <w:rPr>
           <w:lang w:val="fr-FR"/>
         </w:rPr>
-        <w:t xml:space="preserve"> 11 août 2026</w:t>
+        <w:t xml:space="preserve"> 1</w:t>
+      </w:r>
+      <w:r>
+        <w:rPr>
+          <w:lang w:val="fr-FR"/>
+        </w:rPr>
+        <w:t>3</w:t>
+      </w:r>
+      <w:r>
+        <w:rPr>
+          <w:lang w:val="fr-FR"/>
+        </w:rPr>
+        <w:t xml:space="preserve"> août 2026</w:t>
       </w:r>
     </w:p>
     <w:p>
@@ -172,7 +228,21 @@
         <w:rPr>
           <w:lang w:val="fr-FR"/>
         </w:rPr>
-        <w:t xml:space="preserve"> En cours — le moteur d'intelligence et la plateforme web sont fonctionnels ; les modules de reporting et de durcissement sont planifiés.</w:t>
+        <w:t xml:space="preserve"> En cours — le moteur d'intelligence et la plateforme web sont fonctionnels ; les modules de </w:t>
+      </w:r>
+      <w:proofErr w:type="spellStart"/>
+      <w:r>
+        <w:rPr>
+          <w:lang w:val="fr-FR"/>
+        </w:rPr>
+        <w:t>reporting</w:t>
+      </w:r>
+      <w:proofErr w:type="spellEnd"/>
+      <w:r>
+        <w:rPr>
+          <w:lang w:val="fr-FR"/>
+        </w:rPr>
+        <w:t xml:space="preserve"> et de durcissement sont planifiés.</w:t>
       </w:r>
     </w:p>
     <w:p>
@@ -188,8 +258,13 @@
         <w:pStyle w:val="Heading2"/>
       </w:pPr>
       <w:r>
-        <w:t>1. Résumé exécutif</w:t>
-      </w:r>
+        <w:t xml:space="preserve">1. Résumé </w:t>
+      </w:r>
+      <w:proofErr w:type="spellStart"/>
+      <w:r>
+        <w:t>exécutif</w:t>
+      </w:r>
+      <w:proofErr w:type="spellEnd"/>
     </w:p>
     <w:p>
       <w:pPr>
@@ -288,7 +363,23 @@
           <w:b/>
           <w:lang w:val="fr-FR"/>
         </w:rPr>
-        <w:t>constats de sécurité (findings)</w:t>
+        <w:t>constats de sécurité (</w:t>
+      </w:r>
+      <w:proofErr w:type="spellStart"/>
+      <w:r>
+        <w:rPr>
+          <w:b/>
+          <w:lang w:val="fr-FR"/>
+        </w:rPr>
+        <w:t>findings</w:t>
+      </w:r>
+      <w:proofErr w:type="spellEnd"/>
+      <w:r>
+        <w:rPr>
+          <w:b/>
+          <w:lang w:val="fr-FR"/>
+        </w:rPr>
+        <w:t>)</w:t>
       </w:r>
       <w:r>
         <w:rPr>
@@ -342,7 +433,23 @@
           <w:b/>
           <w:lang w:val="fr-FR"/>
         </w:rPr>
-        <w:t>Exposition (Exposure)</w:t>
+        <w:t>Exposition (</w:t>
+      </w:r>
+      <w:proofErr w:type="spellStart"/>
+      <w:r>
+        <w:rPr>
+          <w:b/>
+          <w:lang w:val="fr-FR"/>
+        </w:rPr>
+        <w:t>Exposure</w:t>
+      </w:r>
+      <w:proofErr w:type="spellEnd"/>
+      <w:r>
+        <w:rPr>
+          <w:b/>
+          <w:lang w:val="fr-FR"/>
+        </w:rPr>
+        <w:t>)</w:t>
       </w:r>
       <w:r>
         <w:rPr>
@@ -445,8 +552,21 @@
         <w:pStyle w:val="Heading2"/>
       </w:pPr>
       <w:r>
-        <w:t>2. Motivation et problème traité</w:t>
-      </w:r>
+        <w:t xml:space="preserve">2. Motivation et </w:t>
+      </w:r>
+      <w:proofErr w:type="spellStart"/>
+      <w:r>
+        <w:t>problème</w:t>
+      </w:r>
+      <w:proofErr w:type="spellEnd"/>
+      <w:r>
+        <w:t xml:space="preserve"> </w:t>
+      </w:r>
+      <w:proofErr w:type="spellStart"/>
+      <w:r>
+        <w:t>traité</w:t>
+      </w:r>
+      <w:proofErr w:type="spellEnd"/>
     </w:p>
     <w:p>
       <w:pPr>
@@ -557,6 +677,7 @@
         <w:rPr>
           <w:lang w:val="fr-FR"/>
         </w:rPr>
+        <w:lastRenderedPageBreak/>
         <w:t xml:space="preserve">Ces réponses sont dispersées dans de nombreux services indépendants : scanneurs de réseau, bases de vulnérabilités, moteurs de réputation antivirus, services de géolocalisation et d'enregistrement de domaines. Chaque source répond à </w:t>
       </w:r>
       <w:r>
@@ -585,7 +706,6 @@
           <w:b/>
           <w:lang w:val="fr-FR"/>
         </w:rPr>
-        <w:lastRenderedPageBreak/>
         <w:t>Problème traité :</w:t>
       </w:r>
       <w:r>
@@ -621,8 +741,13 @@
         <w:pStyle w:val="Heading2"/>
       </w:pPr>
       <w:r>
-        <w:t>3. Objectifs</w:t>
-      </w:r>
+        <w:t xml:space="preserve">3. </w:t>
+      </w:r>
+      <w:proofErr w:type="spellStart"/>
+      <w:r>
+        <w:t>Objectifs</w:t>
+      </w:r>
+      <w:proofErr w:type="spellEnd"/>
     </w:p>
     <w:p>
       <w:pPr>
@@ -738,8 +863,17 @@
           <w:b/>
           <w:lang w:val="fr-FR"/>
         </w:rPr>
-        <w:t>modèle de scoring</w:t>
-      </w:r>
+        <w:t xml:space="preserve">modèle de </w:t>
+      </w:r>
+      <w:proofErr w:type="spellStart"/>
+      <w:r>
+        <w:rPr>
+          <w:b/>
+          <w:lang w:val="fr-FR"/>
+        </w:rPr>
+        <w:t>scoring</w:t>
+      </w:r>
+      <w:proofErr w:type="spellEnd"/>
       <w:r>
         <w:rPr>
           <w:lang w:val="fr-FR"/>
@@ -806,8 +940,17 @@
           <w:b/>
           <w:lang w:val="fr-FR"/>
         </w:rPr>
-        <w:t>l'historique et le reporting</w:t>
-      </w:r>
+        <w:t xml:space="preserve">l'historique et le </w:t>
+      </w:r>
+      <w:proofErr w:type="spellStart"/>
+      <w:r>
+        <w:rPr>
+          <w:b/>
+          <w:lang w:val="fr-FR"/>
+        </w:rPr>
+        <w:t>reporting</w:t>
+      </w:r>
+      <w:proofErr w:type="spellEnd"/>
       <w:r>
         <w:rPr>
           <w:lang w:val="fr-FR"/>
@@ -849,8 +992,13 @@
         <w:pStyle w:val="Heading2"/>
       </w:pPr>
       <w:r>
-        <w:t>4. Pile technologique</w:t>
-      </w:r>
+        <w:t xml:space="preserve">4. Pile </w:t>
+      </w:r>
+      <w:proofErr w:type="spellStart"/>
+      <w:r>
+        <w:t>technologique</w:t>
+      </w:r>
+      <w:proofErr w:type="spellEnd"/>
     </w:p>
     <w:tbl>
       <w:tblPr>
@@ -888,9 +1036,11 @@
               <w:pStyle w:val="TableHeading"/>
               <w:jc w:val="left"/>
             </w:pPr>
+            <w:proofErr w:type="spellStart"/>
             <w:r>
               <w:t>Composant</w:t>
             </w:r>
+            <w:proofErr w:type="spellEnd"/>
           </w:p>
         </w:tc>
         <w:tc>
@@ -907,9 +1057,11 @@
               <w:pStyle w:val="TableHeading"/>
               <w:jc w:val="left"/>
             </w:pPr>
+            <w:proofErr w:type="spellStart"/>
             <w:r>
               <w:t>Technologie</w:t>
             </w:r>
+            <w:proofErr w:type="spellEnd"/>
           </w:p>
         </w:tc>
         <w:tc>
@@ -927,9 +1079,11 @@
               <w:pStyle w:val="TableHeading"/>
               <w:jc w:val="left"/>
             </w:pPr>
+            <w:proofErr w:type="spellStart"/>
             <w:r>
               <w:t>Rôle</w:t>
             </w:r>
+            <w:proofErr w:type="spellEnd"/>
           </w:p>
         </w:tc>
       </w:tr>
@@ -946,9 +1100,11 @@
             <w:pPr>
               <w:pStyle w:val="TableContents"/>
             </w:pPr>
+            <w:proofErr w:type="spellStart"/>
             <w:r>
               <w:t>Langage</w:t>
             </w:r>
+            <w:proofErr w:type="spellEnd"/>
           </w:p>
         </w:tc>
         <w:tc>
@@ -1078,7 +1234,15 @@
               <w:pStyle w:val="TableContents"/>
             </w:pPr>
             <w:r>
-              <w:t>SQLite + SQLAlchemy (ORM)</w:t>
+              <w:t xml:space="preserve">SQLite + </w:t>
+            </w:r>
+            <w:proofErr w:type="spellStart"/>
+            <w:r>
+              <w:t>SQLAlchemy</w:t>
+            </w:r>
+            <w:proofErr w:type="spellEnd"/>
+            <w:r>
+              <w:t xml:space="preserve"> (ORM)</w:t>
             </w:r>
           </w:p>
         </w:tc>
@@ -1120,9 +1284,11 @@
             <w:pPr>
               <w:pStyle w:val="TableContents"/>
             </w:pPr>
+            <w:proofErr w:type="spellStart"/>
             <w:r>
               <w:t>Authentification</w:t>
             </w:r>
+            <w:proofErr w:type="spellEnd"/>
           </w:p>
         </w:tc>
         <w:tc>
@@ -1138,8 +1304,13 @@
               <w:pStyle w:val="TableContents"/>
             </w:pPr>
             <w:r>
-              <w:t>Flask-Login + Flask-Bcrypt</w:t>
-            </w:r>
+              <w:t>Flask-Login + Flask-</w:t>
+            </w:r>
+            <w:proofErr w:type="spellStart"/>
+            <w:r>
+              <w:t>Bcrypt</w:t>
+            </w:r>
+            <w:proofErr w:type="spellEnd"/>
           </w:p>
         </w:tc>
         <w:tc>
@@ -1240,9 +1411,19 @@
             <w:pPr>
               <w:pStyle w:val="TableContents"/>
             </w:pPr>
-            <w:r>
-              <w:t>Analyse de certificats</w:t>
-            </w:r>
+            <w:proofErr w:type="spellStart"/>
+            <w:r>
+              <w:t>Analyse</w:t>
+            </w:r>
+            <w:proofErr w:type="spellEnd"/>
+            <w:r>
+              <w:t xml:space="preserve"> de </w:t>
+            </w:r>
+            <w:proofErr w:type="spellStart"/>
+            <w:r>
+              <w:t>certificats</w:t>
+            </w:r>
+            <w:proofErr w:type="spellEnd"/>
           </w:p>
         </w:tc>
         <w:tc>
@@ -1336,8 +1517,13 @@
               <w:pStyle w:val="TableContents"/>
             </w:pPr>
             <w:r>
-              <w:t>Styles UI et icônes</w:t>
-            </w:r>
+              <w:t xml:space="preserve">Styles UI et </w:t>
+            </w:r>
+            <w:proofErr w:type="spellStart"/>
+            <w:r>
+              <w:t>icônes</w:t>
+            </w:r>
+            <w:proofErr w:type="spellEnd"/>
           </w:p>
         </w:tc>
       </w:tr>
@@ -1371,8 +1557,13 @@
             <w:pPr>
               <w:pStyle w:val="TableContents"/>
             </w:pPr>
-            <w:r>
-              <w:t>unittest (bibliothèque standard Python)</w:t>
+            <w:proofErr w:type="spellStart"/>
+            <w:r>
+              <w:t>unittest</w:t>
+            </w:r>
+            <w:proofErr w:type="spellEnd"/>
+            <w:r>
+              <w:t xml:space="preserve"> (bibliothèque standard Python)</w:t>
             </w:r>
           </w:p>
         </w:tc>
@@ -1432,7 +1623,15 @@
               <w:pStyle w:val="TableContents"/>
             </w:pPr>
             <w:r>
-              <w:t xml:space="preserve">python-dotenv </w:t>
+              <w:t>python-</w:t>
+            </w:r>
+            <w:proofErr w:type="spellStart"/>
+            <w:r>
+              <w:t>dotenv</w:t>
+            </w:r>
+            <w:proofErr w:type="spellEnd"/>
+            <w:r>
+              <w:t xml:space="preserve"> </w:t>
             </w:r>
             <w:proofErr w:type="gramStart"/>
             <w:r>
@@ -1486,7 +1685,16 @@
               <w:pStyle w:val="TableContents"/>
             </w:pPr>
             <w:r>
-              <w:t>Reporting (planifié)</w:t>
+              <w:lastRenderedPageBreak/>
+              <w:t>Reporting (</w:t>
+            </w:r>
+            <w:proofErr w:type="spellStart"/>
+            <w:r>
+              <w:t>planifié</w:t>
+            </w:r>
+            <w:proofErr w:type="spellEnd"/>
+            <w:r>
+              <w:t>)</w:t>
             </w:r>
           </w:p>
         </w:tc>
@@ -1502,8 +1710,13 @@
             <w:pPr>
               <w:pStyle w:val="TableContents"/>
             </w:pPr>
-            <w:r>
-              <w:t>ReportLab 4.1.0</w:t>
+            <w:proofErr w:type="spellStart"/>
+            <w:r>
+              <w:t>ReportLab</w:t>
+            </w:r>
+            <w:proofErr w:type="spellEnd"/>
+            <w:r>
+              <w:t xml:space="preserve"> 4.1.0</w:t>
             </w:r>
           </w:p>
         </w:tc>
@@ -1666,9 +1879,11 @@
               <w:pStyle w:val="TableHeading"/>
               <w:jc w:val="left"/>
             </w:pPr>
+            <w:proofErr w:type="spellStart"/>
             <w:r>
               <w:t>Responsabilité</w:t>
             </w:r>
+            <w:proofErr w:type="spellEnd"/>
           </w:p>
         </w:tc>
         <w:tc>
@@ -1686,9 +1901,11 @@
               <w:pStyle w:val="TableHeading"/>
               <w:jc w:val="left"/>
             </w:pPr>
+            <w:proofErr w:type="spellStart"/>
             <w:r>
               <w:t>Implémentation</w:t>
             </w:r>
+            <w:proofErr w:type="spellEnd"/>
           </w:p>
         </w:tc>
       </w:tr>
@@ -1709,8 +1926,16 @@
               <w:rPr>
                 <w:b/>
               </w:rPr>
-              <w:t>1. Présentation</w:t>
-            </w:r>
+              <w:t xml:space="preserve">1. </w:t>
+            </w:r>
+            <w:proofErr w:type="spellStart"/>
+            <w:r>
+              <w:rPr>
+                <w:b/>
+              </w:rPr>
+              <w:t>Présentation</w:t>
+            </w:r>
+            <w:proofErr w:type="spellEnd"/>
           </w:p>
         </w:tc>
         <w:tc>
@@ -1726,7 +1951,15 @@
               <w:pStyle w:val="TableContents"/>
             </w:pPr>
             <w:r>
-              <w:t>Interface utilisateur et pages</w:t>
+              <w:t xml:space="preserve">Interface </w:t>
+            </w:r>
+            <w:proofErr w:type="spellStart"/>
+            <w:r>
+              <w:t>utilisateur</w:t>
+            </w:r>
+            <w:proofErr w:type="spellEnd"/>
+            <w:r>
+              <w:t xml:space="preserve"> et pages</w:t>
             </w:r>
           </w:p>
         </w:tc>
@@ -1900,8 +2133,16 @@
               <w:rPr>
                 <w:b/>
               </w:rPr>
-              <w:t>3. Corrélation</w:t>
-            </w:r>
+              <w:t xml:space="preserve">3. </w:t>
+            </w:r>
+            <w:proofErr w:type="spellStart"/>
+            <w:r>
+              <w:rPr>
+                <w:b/>
+              </w:rPr>
+              <w:t>Corrélation</w:t>
+            </w:r>
+            <w:proofErr w:type="spellEnd"/>
           </w:p>
         </w:tc>
         <w:tc>
@@ -2028,8 +2269,16 @@
               <w:rPr>
                 <w:rFonts w:ascii="Liberation Mono" w:hAnsi="Liberation Mono"/>
               </w:rPr>
-              <w:t>instance/threatlens.db</w:t>
-            </w:r>
+              <w:t>instance/</w:t>
+            </w:r>
+            <w:proofErr w:type="spellStart"/>
+            <w:r>
+              <w:rPr>
+                <w:rFonts w:ascii="Liberation Mono" w:hAnsi="Liberation Mono"/>
+              </w:rPr>
+              <w:t>threatlens.db</w:t>
+            </w:r>
+            <w:proofErr w:type="spellEnd"/>
             <w:r>
               <w:t>)</w:t>
             </w:r>
@@ -2069,8 +2318,13 @@
             <w:pPr>
               <w:pStyle w:val="TableContents"/>
             </w:pPr>
-            <w:r>
-              <w:t>Génération des rapports (PDF)</w:t>
+            <w:proofErr w:type="spellStart"/>
+            <w:r>
+              <w:t>Génération</w:t>
+            </w:r>
+            <w:proofErr w:type="spellEnd"/>
+            <w:r>
+              <w:t xml:space="preserve"> des rapports (PDF)</w:t>
             </w:r>
           </w:p>
         </w:tc>
@@ -2101,7 +2355,21 @@
               <w:rPr>
                 <w:lang w:val="fr-FR"/>
               </w:rPr>
-              <w:t xml:space="preserve"> — ReportLab installé, pas encore branché</w:t>
+              <w:t xml:space="preserve"> — </w:t>
+            </w:r>
+            <w:proofErr w:type="spellStart"/>
+            <w:r>
+              <w:rPr>
+                <w:lang w:val="fr-FR"/>
+              </w:rPr>
+              <w:t>ReportLab</w:t>
+            </w:r>
+            <w:proofErr w:type="spellEnd"/>
+            <w:r>
+              <w:rPr>
+                <w:lang w:val="fr-FR"/>
+              </w:rPr>
+              <w:t xml:space="preserve"> installé, pas encore branché</w:t>
             </w:r>
           </w:p>
         </w:tc>
@@ -2120,8 +2388,13 @@
         <w:pStyle w:val="Heading3"/>
       </w:pPr>
       <w:r>
-        <w:t>Structure des fichiers</w:t>
-      </w:r>
+        <w:t xml:space="preserve">Structure des </w:t>
+      </w:r>
+      <w:proofErr w:type="spellStart"/>
+      <w:r>
+        <w:t>fichiers</w:t>
+      </w:r>
+      <w:proofErr w:type="spellEnd"/>
     </w:p>
     <w:p>
       <w:pPr>
@@ -2129,8 +2402,13 @@
         <w:shd w:val="clear" w:color="auto" w:fill="E1E1E1"/>
         <w:spacing w:after="283"/>
       </w:pPr>
-      <w:r>
-        <w:t>ThreatLens/</w:t>
+      <w:proofErr w:type="spellStart"/>
+      <w:r>
+        <w:t>ThreatLens</w:t>
+      </w:r>
+      <w:proofErr w:type="spellEnd"/>
+      <w:r>
+        <w:t>/</w:t>
       </w:r>
       <w:r>
         <w:br/>
@@ -2138,55 +2416,302 @@
       </w:r>
       <w:r>
         <w:br/>
-        <w:t>├── config.py                  # Lit le .env (clé secrète, clés API)</w:t>
+        <w:t>├── config.py                  # Lit le .env (</w:t>
+      </w:r>
+      <w:proofErr w:type="spellStart"/>
+      <w:r>
+        <w:t>clé</w:t>
+      </w:r>
+      <w:proofErr w:type="spellEnd"/>
+      <w:r>
+        <w:t xml:space="preserve"> </w:t>
+      </w:r>
+      <w:proofErr w:type="spellStart"/>
+      <w:r>
+        <w:t>secrète</w:t>
+      </w:r>
+      <w:proofErr w:type="spellEnd"/>
+      <w:r>
+        <w:t xml:space="preserve">, </w:t>
+      </w:r>
+      <w:proofErr w:type="spellStart"/>
+      <w:r>
+        <w:t>clés</w:t>
+      </w:r>
+      <w:proofErr w:type="spellEnd"/>
+      <w:r>
+        <w:t xml:space="preserve"> API)</w:t>
       </w:r>
       <w:r>
         <w:br/>
-        <w:t>├── models.py                  # Modèles de base de données User et ScanResult</w:t>
-      </w:r>
+        <w:t xml:space="preserve">├── models.py                  # </w:t>
+      </w:r>
+      <w:proofErr w:type="spellStart"/>
+      <w:r>
+        <w:t>Modèles</w:t>
+      </w:r>
+      <w:proofErr w:type="spellEnd"/>
+      <w:r>
+        <w:t xml:space="preserve"> de base de données User et </w:t>
+      </w:r>
+      <w:proofErr w:type="spellStart"/>
+      <w:r>
+        <w:t>ScanResult</w:t>
+      </w:r>
+      <w:proofErr w:type="spellEnd"/>
       <w:r>
         <w:br/>
-        <w:t>├── requirements.txt           # Dépendances Python</w:t>
+        <w:t xml:space="preserve">├── requirements.txt           # </w:t>
+      </w:r>
+      <w:proofErr w:type="spellStart"/>
+      <w:r>
+        <w:t>Dépendances</w:t>
+      </w:r>
+      <w:proofErr w:type="spellEnd"/>
+      <w:r>
+        <w:t xml:space="preserve"> Python</w:t>
       </w:r>
       <w:r>
         <w:br/>
-        <w:t>├── .env / .env.example        # Clés API &amp; secrets (jamais versionnés)</w:t>
+        <w:t>├── .env / .</w:t>
+      </w:r>
+      <w:proofErr w:type="spellStart"/>
+      <w:r>
+        <w:t>env.example</w:t>
+      </w:r>
+      <w:proofErr w:type="spellEnd"/>
+      <w:r>
+        <w:t xml:space="preserve">        # </w:t>
+      </w:r>
+      <w:proofErr w:type="spellStart"/>
+      <w:r>
+        <w:t>Clés</w:t>
+      </w:r>
+      <w:proofErr w:type="spellEnd"/>
+      <w:r>
+        <w:t xml:space="preserve"> API &amp; secrets (jamais </w:t>
+      </w:r>
+      <w:proofErr w:type="spellStart"/>
+      <w:r>
+        <w:t>versionnés</w:t>
+      </w:r>
+      <w:proofErr w:type="spellEnd"/>
+      <w:r>
+        <w:t>)</w:t>
       </w:r>
       <w:r>
         <w:br/>
-        <w:t>├── apis/                      # Couche 2 — sources de données externes</w:t>
+        <w:t xml:space="preserve">├── </w:t>
+      </w:r>
+      <w:proofErr w:type="spellStart"/>
+      <w:r>
+        <w:t>apis</w:t>
+      </w:r>
+      <w:proofErr w:type="spellEnd"/>
+      <w:r>
+        <w:t>/                      # Couche 2 — sources de données externes</w:t>
       </w:r>
       <w:r>
         <w:br/>
-        <w:t>│   ├── shodan_api.py          # API officielle Shodan + repli gratuit InternetDB</w:t>
-      </w:r>
+        <w:t xml:space="preserve">│   ├── shodan_api.py          # API </w:t>
+      </w:r>
+      <w:proofErr w:type="spellStart"/>
+      <w:r>
+        <w:t>officielle</w:t>
+      </w:r>
+      <w:proofErr w:type="spellEnd"/>
+      <w:r>
+        <w:t xml:space="preserve"> Shodan + </w:t>
+      </w:r>
+      <w:proofErr w:type="spellStart"/>
+      <w:r>
+        <w:t>repli</w:t>
+      </w:r>
+      <w:proofErr w:type="spellEnd"/>
+      <w:r>
+        <w:t xml:space="preserve"> </w:t>
+      </w:r>
+      <w:proofErr w:type="spellStart"/>
+      <w:r>
+        <w:t>gratuit</w:t>
+      </w:r>
+      <w:proofErr w:type="spellEnd"/>
+      <w:r>
+        <w:t xml:space="preserve"> </w:t>
+      </w:r>
+      <w:proofErr w:type="spellStart"/>
+      <w:r>
+        <w:t>InternetDB</w:t>
+      </w:r>
+      <w:proofErr w:type="spellEnd"/>
       <w:r>
         <w:br/>
-        <w:t>│   ├── nvd_api.py             # Recherches CVE NVD/NIST (ID exact)</w:t>
+        <w:t xml:space="preserve">│   ├── nvd_api.py             # </w:t>
+      </w:r>
+      <w:proofErr w:type="spellStart"/>
+      <w:r>
+        <w:t>Recherches</w:t>
+      </w:r>
+      <w:proofErr w:type="spellEnd"/>
+      <w:r>
+        <w:t xml:space="preserve"> CVE NVD/NIST (ID exact)</w:t>
       </w:r>
       <w:r>
         <w:br/>
-        <w:t>│   ├── virustotal_api.py      # Réputation VirusTotal (IP ou domaine)</w:t>
+        <w:t xml:space="preserve">│   ├── virustotal_api.py      # </w:t>
+      </w:r>
+      <w:proofErr w:type="spellStart"/>
+      <w:r>
+        <w:t>Réputation</w:t>
+      </w:r>
+      <w:proofErr w:type="spellEnd"/>
+      <w:r>
+        <w:t xml:space="preserve"> </w:t>
+      </w:r>
+      <w:proofErr w:type="spellStart"/>
+      <w:r>
+        <w:t>VirusTotal</w:t>
+      </w:r>
+      <w:proofErr w:type="spellEnd"/>
+      <w:r>
+        <w:t xml:space="preserve"> (IP </w:t>
+      </w:r>
+      <w:proofErr w:type="spellStart"/>
+      <w:r>
+        <w:t>ou</w:t>
+      </w:r>
+      <w:proofErr w:type="spellEnd"/>
+      <w:r>
+        <w:t xml:space="preserve"> </w:t>
+      </w:r>
+      <w:proofErr w:type="spellStart"/>
+      <w:r>
+        <w:t>domaine</w:t>
+      </w:r>
+      <w:proofErr w:type="spellEnd"/>
+      <w:r>
+        <w:t>)</w:t>
       </w:r>
       <w:r>
         <w:br/>
-        <w:t>│   ├── ipapi.py               # Géolocalisation ip-api (gratuit, sans clé)</w:t>
+        <w:t xml:space="preserve">│   ├── ipapi.py               # </w:t>
+      </w:r>
+      <w:proofErr w:type="spellStart"/>
+      <w:r>
+        <w:t>Géolocalisation</w:t>
+      </w:r>
+      <w:proofErr w:type="spellEnd"/>
+      <w:r>
+        <w:t xml:space="preserve"> </w:t>
+      </w:r>
+      <w:proofErr w:type="spellStart"/>
+      <w:r>
+        <w:t>ip-api</w:t>
+      </w:r>
+      <w:proofErr w:type="spellEnd"/>
+      <w:r>
+        <w:t xml:space="preserve"> (</w:t>
+      </w:r>
+      <w:proofErr w:type="spellStart"/>
+      <w:r>
+        <w:t>gratuit</w:t>
+      </w:r>
+      <w:proofErr w:type="spellEnd"/>
+      <w:r>
+        <w:t xml:space="preserve">, sans </w:t>
+      </w:r>
+      <w:proofErr w:type="spellStart"/>
+      <w:r>
+        <w:t>clé</w:t>
+      </w:r>
+      <w:proofErr w:type="spellEnd"/>
+      <w:r>
+        <w:t>)</w:t>
       </w:r>
       <w:r>
         <w:br/>
-        <w:t>│   └── metadata_api.py        # Enregistrement de domaine RDAP + certificat TLS</w:t>
+        <w:t xml:space="preserve">│   └── metadata_api.py        # </w:t>
+      </w:r>
+      <w:proofErr w:type="spellStart"/>
+      <w:r>
+        <w:t>Enregistrement</w:t>
+      </w:r>
+      <w:proofErr w:type="spellEnd"/>
+      <w:r>
+        <w:t xml:space="preserve"> de </w:t>
+      </w:r>
+      <w:proofErr w:type="spellStart"/>
+      <w:r>
+        <w:t>domaine</w:t>
+      </w:r>
+      <w:proofErr w:type="spellEnd"/>
+      <w:r>
+        <w:t xml:space="preserve"> RDAP + </w:t>
+      </w:r>
+      <w:proofErr w:type="spellStart"/>
+      <w:r>
+        <w:t>certificat</w:t>
+      </w:r>
+      <w:proofErr w:type="spellEnd"/>
+      <w:r>
+        <w:t xml:space="preserve"> TLS</w:t>
       </w:r>
       <w:r>
         <w:br/>
-        <w:t>├── engine/                    # Couche 3 — le cœur</w:t>
-      </w:r>
+        <w:t xml:space="preserve">├── engine/                    # Couche 3 — le </w:t>
+      </w:r>
+      <w:proofErr w:type="spellStart"/>
+      <w:r>
+        <w:t>cœur</w:t>
+      </w:r>
+      <w:proofErr w:type="spellEnd"/>
       <w:r>
         <w:br/>
-        <w:t>│   ├── correlator.py          # Règles ThreatCorrelator + pipeline analyze_target()</w:t>
+        <w:t xml:space="preserve">│   ├── correlator.py          # </w:t>
+      </w:r>
+      <w:proofErr w:type="spellStart"/>
+      <w:r>
+        <w:t>Règles</w:t>
+      </w:r>
+      <w:proofErr w:type="spellEnd"/>
+      <w:r>
+        <w:t xml:space="preserve"> </w:t>
+      </w:r>
+      <w:proofErr w:type="spellStart"/>
+      <w:r>
+        <w:t>ThreatCorrelator</w:t>
+      </w:r>
+      <w:proofErr w:type="spellEnd"/>
+      <w:r>
+        <w:t xml:space="preserve"> + pipeline </w:t>
+      </w:r>
+      <w:proofErr w:type="spellStart"/>
+      <w:r>
+        <w:t>analyze_target</w:t>
+      </w:r>
+      <w:proofErr w:type="spellEnd"/>
+      <w:r>
+        <w:t>()</w:t>
       </w:r>
       <w:r>
         <w:br/>
-        <w:t>│   └── scorer.py              # Score de risque + profils Exposition/Menace</w:t>
+        <w:t xml:space="preserve">│   └── scorer.py              # Score de </w:t>
+      </w:r>
+      <w:proofErr w:type="spellStart"/>
+      <w:r>
+        <w:t>risque</w:t>
+      </w:r>
+      <w:proofErr w:type="spellEnd"/>
+      <w:r>
+        <w:t xml:space="preserve"> + </w:t>
+      </w:r>
+      <w:proofErr w:type="spellStart"/>
+      <w:r>
+        <w:t>profils</w:t>
+      </w:r>
+      <w:proofErr w:type="spellEnd"/>
+      <w:r>
+        <w:t xml:space="preserve"> Exposition/Menace</w:t>
       </w:r>
       <w:r>
         <w:br/>
@@ -2198,39 +2723,134 @@
       </w:r>
       <w:r>
         <w:br/>
-        <w:t>│   ├── index.html             # Tableau de bord : formulaire de scan + scans récents</w:t>
-      </w:r>
+        <w:t xml:space="preserve">│   ├── index.html             # Tableau de bord : </w:t>
+      </w:r>
+      <w:proofErr w:type="spellStart"/>
+      <w:r>
+        <w:t>formulaire</w:t>
+      </w:r>
+      <w:proofErr w:type="spellEnd"/>
+      <w:r>
+        <w:t xml:space="preserve"> de scan + scans </w:t>
+      </w:r>
+      <w:proofErr w:type="spellStart"/>
+      <w:r>
+        <w:t>récents</w:t>
+      </w:r>
+      <w:proofErr w:type="spellEnd"/>
       <w:r>
         <w:br/>
         <w:t>│   ├── login.html / register.html</w:t>
       </w:r>
       <w:r>
         <w:br/>
-        <w:t>│   ├── settings.html          # Paramètres visuels, sécurité, intelligence, alertes</w:t>
-      </w:r>
+        <w:t xml:space="preserve">│   ├── settings.html          # </w:t>
+      </w:r>
+      <w:proofErr w:type="spellStart"/>
+      <w:r>
+        <w:t>Paramètres</w:t>
+      </w:r>
+      <w:proofErr w:type="spellEnd"/>
+      <w:r>
+        <w:t xml:space="preserve"> </w:t>
+      </w:r>
+      <w:proofErr w:type="spellStart"/>
+      <w:r>
+        <w:t>visuels</w:t>
+      </w:r>
+      <w:proofErr w:type="spellEnd"/>
+      <w:r>
+        <w:t xml:space="preserve">, </w:t>
+      </w:r>
+      <w:proofErr w:type="spellStart"/>
+      <w:r>
+        <w:t>sécurité</w:t>
+      </w:r>
+      <w:proofErr w:type="spellEnd"/>
+      <w:r>
+        <w:t xml:space="preserve">, intelligence, </w:t>
+      </w:r>
+      <w:proofErr w:type="spellStart"/>
+      <w:r>
+        <w:lastRenderedPageBreak/>
+        <w:t>alertes</w:t>
+      </w:r>
+      <w:proofErr w:type="spellEnd"/>
       <w:r>
         <w:br/>
-        <w:t>│   ├── history.html           # Tous les scans du compte</w:t>
-      </w:r>
+        <w:t xml:space="preserve">│   ├── history.html           # Tous les scans du </w:t>
+      </w:r>
+      <w:proofErr w:type="spellStart"/>
+      <w:r>
+        <w:t>compte</w:t>
+      </w:r>
+      <w:proofErr w:type="spellEnd"/>
       <w:r>
         <w:br/>
-        <w:t>│   ├── control_panel.html     # Admin : gestion des utilisateurs</w:t>
-      </w:r>
+        <w:t xml:space="preserve">│   ├── control_panel.html     # Admin : gestion des </w:t>
+      </w:r>
+      <w:proofErr w:type="spellStart"/>
+      <w:r>
+        <w:t>utilisateurs</w:t>
+      </w:r>
+      <w:proofErr w:type="spellEnd"/>
       <w:r>
         <w:br/>
-        <w:t>│   └── target_details.html    # Rapport d'intelligence complet d'un scan</w:t>
+        <w:t xml:space="preserve">│   └── target_details.html    # Rapport </w:t>
+      </w:r>
+      <w:proofErr w:type="spellStart"/>
+      <w:r>
+        <w:t>d'intelligence</w:t>
+      </w:r>
+      <w:proofErr w:type="spellEnd"/>
+      <w:r>
+        <w:t xml:space="preserve"> </w:t>
+      </w:r>
+      <w:proofErr w:type="spellStart"/>
+      <w:r>
+        <w:t>complet</w:t>
+      </w:r>
+      <w:proofErr w:type="spellEnd"/>
+      <w:r>
+        <w:t xml:space="preserve"> d'un scan</w:t>
       </w:r>
       <w:r>
         <w:br/>
-        <w:t>├── static/style.css           # Styles personnalisés</w:t>
-      </w:r>
+        <w:t xml:space="preserve">├── static/style.css           # Styles </w:t>
+      </w:r>
+      <w:proofErr w:type="spellStart"/>
+      <w:r>
+        <w:t>personnalisés</w:t>
+      </w:r>
+      <w:proofErr w:type="spellEnd"/>
       <w:r>
         <w:br/>
-        <w:t>├── test/test_correclator.py   # Tests unitaires</w:t>
-      </w:r>
+        <w:t xml:space="preserve">├── test/test_correclator.py   # Tests </w:t>
+      </w:r>
+      <w:proofErr w:type="spellStart"/>
+      <w:r>
+        <w:t>unitaires</w:t>
+      </w:r>
+      <w:proofErr w:type="spellEnd"/>
       <w:r>
         <w:br/>
-        <w:t>└── instance/threatlens.db     # Base de données SQLite (auto-créée)</w:t>
+        <w:t>└── instance/</w:t>
+      </w:r>
+      <w:proofErr w:type="spellStart"/>
+      <w:r>
+        <w:t>threatlens.db</w:t>
+      </w:r>
+      <w:proofErr w:type="spellEnd"/>
+      <w:r>
+        <w:t xml:space="preserve">     # Base de données SQLite (auto-</w:t>
+      </w:r>
+      <w:proofErr w:type="spellStart"/>
+      <w:r>
+        <w:t>créée</w:t>
+      </w:r>
+      <w:proofErr w:type="spellEnd"/>
+      <w:r>
+        <w:t>)</w:t>
       </w:r>
     </w:p>
     <w:p>
@@ -2243,7 +2863,6 @@
         <w:pStyle w:val="Heading2"/>
       </w:pPr>
       <w:r>
-        <w:lastRenderedPageBreak/>
         <w:t>6. Les cinq sources de données</w:t>
       </w:r>
     </w:p>
@@ -2351,8 +2970,13 @@
               <w:jc w:val="left"/>
             </w:pPr>
             <w:r>
-              <w:t>Question répondue</w:t>
-            </w:r>
+              <w:t xml:space="preserve">Question </w:t>
+            </w:r>
+            <w:proofErr w:type="spellStart"/>
+            <w:r>
+              <w:t>répondue</w:t>
+            </w:r>
+            <w:proofErr w:type="spellEnd"/>
           </w:p>
         </w:tc>
         <w:tc>
@@ -2369,8 +2993,13 @@
               <w:pStyle w:val="TableHeading"/>
               <w:jc w:val="left"/>
             </w:pPr>
-            <w:r>
-              <w:t>Exemple de données</w:t>
+            <w:proofErr w:type="spellStart"/>
+            <w:r>
+              <w:t>Exemple</w:t>
+            </w:r>
+            <w:proofErr w:type="spellEnd"/>
+            <w:r>
+              <w:t xml:space="preserve"> de données</w:t>
             </w:r>
           </w:p>
         </w:tc>
@@ -2389,9 +3018,19 @@
               <w:pStyle w:val="TableHeading"/>
               <w:jc w:val="left"/>
             </w:pPr>
-            <w:r>
-              <w:t>Clé requise</w:t>
-            </w:r>
+            <w:proofErr w:type="spellStart"/>
+            <w:r>
+              <w:t>Clé</w:t>
+            </w:r>
+            <w:proofErr w:type="spellEnd"/>
+            <w:r>
+              <w:t xml:space="preserve"> </w:t>
+            </w:r>
+            <w:proofErr w:type="spellStart"/>
+            <w:r>
+              <w:t>requise</w:t>
+            </w:r>
+            <w:proofErr w:type="spellEnd"/>
           </w:p>
         </w:tc>
       </w:tr>
@@ -2425,14 +3064,24 @@
             <w:pPr>
               <w:pStyle w:val="TableContents"/>
             </w:pPr>
+            <w:proofErr w:type="spellStart"/>
             <w:r>
               <w:rPr>
                 <w:b/>
               </w:rPr>
               <w:t>ip-api</w:t>
             </w:r>
-            <w:r>
-              <w:t xml:space="preserve"> (géolocalisation)</w:t>
+            <w:proofErr w:type="spellEnd"/>
+            <w:r>
+              <w:t xml:space="preserve"> (</w:t>
+            </w:r>
+            <w:proofErr w:type="spellStart"/>
+            <w:r>
+              <w:t>géolocalisation</w:t>
+            </w:r>
+            <w:proofErr w:type="spellEnd"/>
+            <w:r>
+              <w:t>)</w:t>
             </w:r>
           </w:p>
         </w:tc>
@@ -2617,8 +3266,37 @@
             <w:pPr>
               <w:pStyle w:val="TableContents"/>
             </w:pPr>
-            <w:r>
-              <w:t>Optionnelle (repli InternetDB gratuit)</w:t>
+            <w:proofErr w:type="spellStart"/>
+            <w:r>
+              <w:t>Optionnelle</w:t>
+            </w:r>
+            <w:proofErr w:type="spellEnd"/>
+            <w:r>
+              <w:t xml:space="preserve"> (</w:t>
+            </w:r>
+            <w:proofErr w:type="spellStart"/>
+            <w:r>
+              <w:t>repli</w:t>
+            </w:r>
+            <w:proofErr w:type="spellEnd"/>
+            <w:r>
+              <w:t xml:space="preserve"> </w:t>
+            </w:r>
+            <w:proofErr w:type="spellStart"/>
+            <w:r>
+              <w:t>InternetDB</w:t>
+            </w:r>
+            <w:proofErr w:type="spellEnd"/>
+            <w:r>
+              <w:t xml:space="preserve"> </w:t>
+            </w:r>
+            <w:proofErr w:type="spellStart"/>
+            <w:r>
+              <w:t>gratuit</w:t>
+            </w:r>
+            <w:proofErr w:type="spellEnd"/>
+            <w:r>
+              <w:t>)</w:t>
             </w:r>
           </w:p>
         </w:tc>
@@ -2660,7 +3338,15 @@
               <w:t>NVD / NIST</w:t>
             </w:r>
             <w:r>
-              <w:t xml:space="preserve"> (vulnérabilités)</w:t>
+              <w:t xml:space="preserve"> (</w:t>
+            </w:r>
+            <w:proofErr w:type="spellStart"/>
+            <w:r>
+              <w:t>vulnérabilités</w:t>
+            </w:r>
+            <w:proofErr w:type="spellEnd"/>
+            <w:r>
+              <w:t>)</w:t>
             </w:r>
           </w:p>
         </w:tc>
@@ -2759,14 +3445,24 @@
             <w:pPr>
               <w:pStyle w:val="TableContents"/>
             </w:pPr>
+            <w:proofErr w:type="spellStart"/>
             <w:r>
               <w:rPr>
                 <w:b/>
               </w:rPr>
               <w:t>VirusTotal</w:t>
             </w:r>
-            <w:r>
-              <w:t xml:space="preserve"> (réputation)</w:t>
+            <w:proofErr w:type="spellEnd"/>
+            <w:r>
+              <w:t xml:space="preserve"> (</w:t>
+            </w:r>
+            <w:proofErr w:type="spellStart"/>
+            <w:r>
+              <w:t>réputation</w:t>
+            </w:r>
+            <w:proofErr w:type="spellEnd"/>
+            <w:r>
+              <w:t>)</w:t>
             </w:r>
           </w:p>
         </w:tc>
@@ -2783,7 +3479,23 @@
               <w:pStyle w:val="TableContents"/>
             </w:pPr>
             <w:r>
-              <w:t xml:space="preserve">« Que pensent ~70 moteurs </w:t>
+              <w:t xml:space="preserve">« Que </w:t>
+            </w:r>
+            <w:proofErr w:type="spellStart"/>
+            <w:r>
+              <w:t>pensent</w:t>
+            </w:r>
+            <w:proofErr w:type="spellEnd"/>
+            <w:r>
+              <w:t xml:space="preserve"> ~70 </w:t>
+            </w:r>
+            <w:proofErr w:type="spellStart"/>
+            <w:r>
+              <w:t>moteurs</w:t>
+            </w:r>
+            <w:proofErr w:type="spellEnd"/>
+            <w:r>
+              <w:t xml:space="preserve"> </w:t>
             </w:r>
             <w:proofErr w:type="gramStart"/>
             <w:r>
@@ -2807,8 +3519,13 @@
             <w:pPr>
               <w:pStyle w:val="TableContents"/>
             </w:pPr>
-            <w:r>
-              <w:t>compteurs malicious / suspicious / harmless / undetected</w:t>
+            <w:proofErr w:type="spellStart"/>
+            <w:r>
+              <w:t>compteurs</w:t>
+            </w:r>
+            <w:proofErr w:type="spellEnd"/>
+            <w:r>
+              <w:t xml:space="preserve"> malicious / suspicious / harmless / undetected</w:t>
             </w:r>
           </w:p>
         </w:tc>
@@ -2825,8 +3542,21 @@
             <w:pPr>
               <w:pStyle w:val="TableContents"/>
             </w:pPr>
-            <w:r>
-              <w:t>Oui (optionnelle)</w:t>
+            <w:proofErr w:type="spellStart"/>
+            <w:r>
+              <w:t>Oui</w:t>
+            </w:r>
+            <w:proofErr w:type="spellEnd"/>
+            <w:r>
+              <w:t xml:space="preserve"> (</w:t>
+            </w:r>
+            <w:proofErr w:type="spellStart"/>
+            <w:r>
+              <w:t>optionnelle</w:t>
+            </w:r>
+            <w:proofErr w:type="spellEnd"/>
+            <w:r>
+              <w:t>)</w:t>
             </w:r>
           </w:p>
         </w:tc>
@@ -2868,7 +3598,23 @@
               <w:t>RDAP</w:t>
             </w:r>
             <w:r>
-              <w:t xml:space="preserve"> (enregistrement de domaine)</w:t>
+              <w:t xml:space="preserve"> (</w:t>
+            </w:r>
+            <w:proofErr w:type="spellStart"/>
+            <w:r>
+              <w:t>enregistrement</w:t>
+            </w:r>
+            <w:proofErr w:type="spellEnd"/>
+            <w:r>
+              <w:t xml:space="preserve"> de </w:t>
+            </w:r>
+            <w:proofErr w:type="spellStart"/>
+            <w:r>
+              <w:t>domaine</w:t>
+            </w:r>
+            <w:proofErr w:type="spellEnd"/>
+            <w:r>
+              <w:t>)</w:t>
             </w:r>
           </w:p>
         </w:tc>
@@ -3060,7 +3806,21 @@
               <w:rPr>
                 <w:lang w:val="fr-FR"/>
               </w:rPr>
-              <w:t>Non (fait localement via socket Python + cryptography)</w:t>
+              <w:t xml:space="preserve">Non (fait localement via socket Python + </w:t>
+            </w:r>
+            <w:proofErr w:type="spellStart"/>
+            <w:r>
+              <w:rPr>
+                <w:lang w:val="fr-FR"/>
+              </w:rPr>
+              <w:t>cryptography</w:t>
+            </w:r>
+            <w:proofErr w:type="spellEnd"/>
+            <w:r>
+              <w:rPr>
+                <w:lang w:val="fr-FR"/>
+              </w:rPr>
+              <w:t>)</w:t>
             </w:r>
           </w:p>
         </w:tc>
@@ -3078,8 +3838,13 @@
       <w:pPr>
         <w:pStyle w:val="Heading3"/>
       </w:pPr>
-      <w:r>
-        <w:t>Détails des sources</w:t>
+      <w:proofErr w:type="spellStart"/>
+      <w:r>
+        <w:t>Détails</w:t>
+      </w:r>
+      <w:proofErr w:type="spellEnd"/>
+      <w:r>
+        <w:t xml:space="preserve"> des sources</w:t>
       </w:r>
     </w:p>
     <w:p>
@@ -3128,8 +3893,17 @@
           <w:b/>
           <w:lang w:val="fr-FR"/>
         </w:rPr>
-        <w:t>2. Infrastructure et ports — Shodan</w:t>
-      </w:r>
+        <w:t xml:space="preserve">2. Infrastructure et ports — </w:t>
+      </w:r>
+      <w:proofErr w:type="spellStart"/>
+      <w:r>
+        <w:rPr>
+          <w:b/>
+          <w:lang w:val="fr-FR"/>
+        </w:rPr>
+        <w:t>Shodan</w:t>
+      </w:r>
+      <w:proofErr w:type="spellEnd"/>
       <w:r>
         <w:rPr>
           <w:lang w:val="fr-FR"/>
@@ -3147,7 +3921,21 @@
         <w:rPr>
           <w:lang w:val="fr-FR"/>
         </w:rPr>
-        <w:t xml:space="preserve">) Shodan est le « moteur de recherche des appareils connectés à Internet » ; il a déjà scanné tout Internet, si bien que ses données sont utilisées </w:t>
+        <w:t>) </w:t>
+      </w:r>
+      <w:proofErr w:type="spellStart"/>
+      <w:r>
+        <w:rPr>
+          <w:lang w:val="fr-FR"/>
+        </w:rPr>
+        <w:t>Shodan</w:t>
+      </w:r>
+      <w:proofErr w:type="spellEnd"/>
+      <w:r>
+        <w:rPr>
+          <w:lang w:val="fr-FR"/>
+        </w:rPr>
+        <w:t xml:space="preserve"> est le « moteur de recherche des appareils connectés à Internet » ; il a déjà scanné tout Internet, si bien que ses données sont utilisées </w:t>
       </w:r>
       <w:r>
         <w:rPr>
@@ -3196,6 +3984,7 @@
           <w:b/>
           <w:lang w:val="fr-FR"/>
         </w:rPr>
+        <w:lastRenderedPageBreak/>
         <w:t>API REST officielle</w:t>
       </w:r>
       <w:r>
@@ -3217,6 +4006,7 @@
         </w:rPr>
         <w:t xml:space="preserve">) — utilisée lorsqu'une clé API est configurée. Retourne les ports ouverts, noms d'hôtes, OS, organisation et une table </w:t>
       </w:r>
+      <w:proofErr w:type="spellStart"/>
       <w:r>
         <w:rPr>
           <w:rFonts w:ascii="Liberation Mono" w:hAnsi="Liberation Mono"/>
@@ -3224,6 +4014,7 @@
         </w:rPr>
         <w:t>vulns</w:t>
       </w:r>
+      <w:proofErr w:type="spellEnd"/>
       <w:r>
         <w:rPr>
           <w:lang w:val="fr-FR"/>
@@ -3241,7 +4032,21 @@
         <w:rPr>
           <w:lang w:val="fr-FR"/>
         </w:rPr>
-        <w:t>. Le vrai score CVSS est parsé et converti en sévérité.</w:t>
+        <w:t xml:space="preserve">. Le vrai score CVSS est </w:t>
+      </w:r>
+      <w:proofErr w:type="spellStart"/>
+      <w:r>
+        <w:rPr>
+          <w:lang w:val="fr-FR"/>
+        </w:rPr>
+        <w:t>parsé</w:t>
+      </w:r>
+      <w:proofErr w:type="spellEnd"/>
+      <w:r>
+        <w:rPr>
+          <w:lang w:val="fr-FR"/>
+        </w:rPr>
+        <w:t xml:space="preserve"> et converti en sévérité.</w:t>
       </w:r>
     </w:p>
     <w:p>
@@ -3263,8 +4068,17 @@
           <w:b/>
           <w:lang w:val="fr-FR"/>
         </w:rPr>
-        <w:t>Repli gratuit InternetDB</w:t>
-      </w:r>
+        <w:t xml:space="preserve">Repli gratuit </w:t>
+      </w:r>
+      <w:proofErr w:type="spellStart"/>
+      <w:r>
+        <w:rPr>
+          <w:b/>
+          <w:lang w:val="fr-FR"/>
+        </w:rPr>
+        <w:t>InternetDB</w:t>
+      </w:r>
+      <w:proofErr w:type="spellEnd"/>
       <w:r>
         <w:rPr>
           <w:lang w:val="fr-FR"/>
@@ -3310,7 +4124,6 @@
           <w:b/>
           <w:lang w:val="fr-FR"/>
         </w:rPr>
-        <w:lastRenderedPageBreak/>
         <w:t>3. Scores de vulnérabilité — NVD/NIST</w:t>
       </w:r>
       <w:r>
@@ -3332,6 +4145,7 @@
         </w:rPr>
         <w:t xml:space="preserve">) Base de données officielle américaine des vulnérabilités. </w:t>
       </w:r>
+      <w:proofErr w:type="spellStart"/>
       <w:proofErr w:type="gramStart"/>
       <w:r>
         <w:rPr>
@@ -3346,7 +4160,15 @@
           <w:rFonts w:ascii="Liberation Mono" w:hAnsi="Liberation Mono"/>
           <w:lang w:val="fr-FR"/>
         </w:rPr>
-        <w:t>_cve_by_id()</w:t>
+        <w:t>_cve_by_id</w:t>
+      </w:r>
+      <w:proofErr w:type="spellEnd"/>
+      <w:r>
+        <w:rPr>
+          <w:rFonts w:ascii="Liberation Mono" w:hAnsi="Liberation Mono"/>
+          <w:lang w:val="fr-FR"/>
+        </w:rPr>
+        <w:t>()</w:t>
       </w:r>
       <w:r>
         <w:rPr>
@@ -3367,6 +4189,7 @@
         </w:rPr>
         <w:t xml:space="preserve"> (paramètre </w:t>
       </w:r>
+      <w:proofErr w:type="spellStart"/>
       <w:r>
         <w:rPr>
           <w:rFonts w:ascii="Liberation Mono" w:hAnsi="Liberation Mono"/>
@@ -3374,6 +4197,7 @@
         </w:rPr>
         <w:t>cveId</w:t>
       </w:r>
+      <w:proofErr w:type="spellEnd"/>
       <w:r>
         <w:rPr>
           <w:lang w:val="fr-FR"/>
@@ -3398,6 +4222,7 @@
         </w:rPr>
         <w:t>Une fonction de recherche par mots-clés existe (</w:t>
       </w:r>
+      <w:proofErr w:type="spellStart"/>
       <w:r>
         <w:rPr>
           <w:rFonts w:ascii="Liberation Mono" w:hAnsi="Liberation Mono"/>
@@ -3405,6 +4230,7 @@
         </w:rPr>
         <w:t>get_nvd_vulnerabilities</w:t>
       </w:r>
+      <w:proofErr w:type="spellEnd"/>
       <w:r>
         <w:rPr>
           <w:lang w:val="fr-FR"/>
@@ -3424,8 +4250,45 @@
         </w:rPr>
         <w:t xml:space="preserve"> : un mot-clé générique comme « linux » renvoie des CVE hors sujet et gonfle le score de risque. </w:t>
       </w:r>
-      <w:r>
-        <w:t>C'est une décision d'ingénierie délibérée.</w:t>
+      <w:proofErr w:type="spellStart"/>
+      <w:r>
+        <w:t>C'est</w:t>
+      </w:r>
+      <w:proofErr w:type="spellEnd"/>
+      <w:r>
+        <w:t xml:space="preserve"> </w:t>
+      </w:r>
+      <w:proofErr w:type="spellStart"/>
+      <w:r>
+        <w:t>une</w:t>
+      </w:r>
+      <w:proofErr w:type="spellEnd"/>
+      <w:r>
+        <w:t xml:space="preserve"> </w:t>
+      </w:r>
+      <w:proofErr w:type="spellStart"/>
+      <w:r>
+        <w:t>décision</w:t>
+      </w:r>
+      <w:proofErr w:type="spellEnd"/>
+      <w:r>
+        <w:t xml:space="preserve"> </w:t>
+      </w:r>
+      <w:proofErr w:type="spellStart"/>
+      <w:r>
+        <w:t>d'ingénierie</w:t>
+      </w:r>
+      <w:proofErr w:type="spellEnd"/>
+      <w:r>
+        <w:t xml:space="preserve"> </w:t>
+      </w:r>
+      <w:proofErr w:type="spellStart"/>
+      <w:r>
+        <w:t>délibérée</w:t>
+      </w:r>
+      <w:proofErr w:type="spellEnd"/>
+      <w:r>
+        <w:t>.</w:t>
       </w:r>
     </w:p>
     <w:p>
@@ -3440,8 +4303,17 @@
           <w:b/>
           <w:lang w:val="fr-FR"/>
         </w:rPr>
-        <w:t>4. Réputation — VirusTotal</w:t>
-      </w:r>
+        <w:t xml:space="preserve">4. Réputation — </w:t>
+      </w:r>
+      <w:proofErr w:type="spellStart"/>
+      <w:r>
+        <w:rPr>
+          <w:b/>
+          <w:lang w:val="fr-FR"/>
+        </w:rPr>
+        <w:t>VirusTotal</w:t>
+      </w:r>
+      <w:proofErr w:type="spellEnd"/>
       <w:r>
         <w:rPr>
           <w:lang w:val="fr-FR"/>
@@ -3472,8 +4344,23 @@
         <w:rPr>
           <w:lang w:val="fr-FR"/>
         </w:rPr>
-        <w:t xml:space="preserve">) VirusTotal agrège les verdicts d'environ 70 moteurs antivirus. Le moteur lit </w:t>
-      </w:r>
+        <w:t>) </w:t>
+      </w:r>
+      <w:proofErr w:type="spellStart"/>
+      <w:r>
+        <w:rPr>
+          <w:lang w:val="fr-FR"/>
+        </w:rPr>
+        <w:t>VirusTotal</w:t>
+      </w:r>
+      <w:proofErr w:type="spellEnd"/>
+      <w:r>
+        <w:rPr>
+          <w:lang w:val="fr-FR"/>
+        </w:rPr>
+        <w:t xml:space="preserve"> agrège les verdicts d'environ 70 moteurs antivirus. Le moteur lit </w:t>
+      </w:r>
+      <w:proofErr w:type="spellStart"/>
       <w:r>
         <w:rPr>
           <w:rFonts w:ascii="Liberation Mono" w:hAnsi="Liberation Mono"/>
@@ -3481,12 +4368,14 @@
         </w:rPr>
         <w:t>last_analysis_stats</w:t>
       </w:r>
+      <w:proofErr w:type="spellEnd"/>
       <w:r>
         <w:rPr>
           <w:lang w:val="fr-FR"/>
         </w:rPr>
         <w:t xml:space="preserve"> et compte les moteurs </w:t>
       </w:r>
+      <w:proofErr w:type="spellStart"/>
       <w:r>
         <w:rPr>
           <w:rFonts w:ascii="Liberation Mono" w:hAnsi="Liberation Mono"/>
@@ -3494,12 +4383,14 @@
         </w:rPr>
         <w:t>malicious</w:t>
       </w:r>
+      <w:proofErr w:type="spellEnd"/>
       <w:r>
         <w:rPr>
           <w:lang w:val="fr-FR"/>
         </w:rPr>
         <w:t xml:space="preserve"> / </w:t>
       </w:r>
+      <w:proofErr w:type="spellStart"/>
       <w:r>
         <w:rPr>
           <w:rFonts w:ascii="Liberation Mono" w:hAnsi="Liberation Mono"/>
@@ -3507,12 +4398,14 @@
         </w:rPr>
         <w:t>suspicious</w:t>
       </w:r>
+      <w:proofErr w:type="spellEnd"/>
       <w:r>
         <w:rPr>
           <w:lang w:val="fr-FR"/>
         </w:rPr>
         <w:t xml:space="preserve"> / </w:t>
       </w:r>
+      <w:proofErr w:type="spellStart"/>
       <w:r>
         <w:rPr>
           <w:rFonts w:ascii="Liberation Mono" w:hAnsi="Liberation Mono"/>
@@ -3520,12 +4413,14 @@
         </w:rPr>
         <w:t>harmless</w:t>
       </w:r>
+      <w:proofErr w:type="spellEnd"/>
       <w:r>
         <w:rPr>
           <w:lang w:val="fr-FR"/>
         </w:rPr>
         <w:t xml:space="preserve"> / </w:t>
       </w:r>
+      <w:proofErr w:type="spellStart"/>
       <w:r>
         <w:rPr>
           <w:rFonts w:ascii="Liberation Mono" w:hAnsi="Liberation Mono"/>
@@ -3533,6 +4428,7 @@
         </w:rPr>
         <w:t>undetected</w:t>
       </w:r>
+      <w:proofErr w:type="spellEnd"/>
       <w:r>
         <w:rPr>
           <w:lang w:val="fr-FR"/>
@@ -3623,7 +4519,21 @@
         <w:rPr>
           <w:lang w:val="fr-FR"/>
         </w:rPr>
-        <w:t>. Les adresses IP n'ayant pas d'enregistrement de domaine, elles renvoient correctement N/A. (Un module WHOIS existait auparavant comme simple placeholder renvoyant des chaînes codées en dur ; il a été remplacé par de vraies recherches RDAP.)</w:t>
+        <w:t xml:space="preserve">. Les adresses IP n'ayant pas d'enregistrement de domaine, elles renvoient correctement N/A. (Un module WHOIS existait auparavant comme simple </w:t>
+      </w:r>
+      <w:proofErr w:type="spellStart"/>
+      <w:r>
+        <w:rPr>
+          <w:lang w:val="fr-FR"/>
+        </w:rPr>
+        <w:t>placeholder</w:t>
+      </w:r>
+      <w:proofErr w:type="spellEnd"/>
+      <w:r>
+        <w:rPr>
+          <w:lang w:val="fr-FR"/>
+        </w:rPr>
+        <w:t xml:space="preserve"> renvoyant des chaînes codées en dur ; il a été remplacé par de vraies recherches RDAP.)</w:t>
       </w:r>
     </w:p>
     <w:p>
@@ -3659,6 +4569,7 @@
         </w:rPr>
         <w:t xml:space="preserve">) Se connecte à la cible sur le port 443, effectue une poignée de main TLS avec SNI et lit le certificat. Utilise </w:t>
       </w:r>
+      <w:proofErr w:type="spellStart"/>
       <w:r>
         <w:rPr>
           <w:rFonts w:ascii="Liberation Mono" w:hAnsi="Liberation Mono"/>
@@ -3666,12 +4577,14 @@
         </w:rPr>
         <w:t>ssl</w:t>
       </w:r>
+      <w:proofErr w:type="spellEnd"/>
       <w:r>
         <w:rPr>
           <w:lang w:val="fr-FR"/>
         </w:rPr>
         <w:t xml:space="preserve"> pour la poignée de main et la bibliothèque </w:t>
       </w:r>
+      <w:proofErr w:type="spellStart"/>
       <w:r>
         <w:rPr>
           <w:rFonts w:ascii="Liberation Mono" w:hAnsi="Liberation Mono"/>
@@ -3679,6 +4592,7 @@
         </w:rPr>
         <w:t>cryptography</w:t>
       </w:r>
+      <w:proofErr w:type="spellEnd"/>
       <w:r>
         <w:rPr>
           <w:lang w:val="fr-FR"/>
@@ -3734,6 +4648,7 @@
         </w:rPr>
         <w:t xml:space="preserve"> et exécuté par </w:t>
       </w:r>
+      <w:proofErr w:type="spellStart"/>
       <w:r>
         <w:rPr>
           <w:rFonts w:ascii="Liberation Mono" w:hAnsi="Liberation Mono"/>
@@ -3747,7 +4662,15 @@
           <w:rFonts w:ascii="Liberation Mono" w:hAnsi="Liberation Mono"/>
           <w:lang w:val="fr-FR"/>
         </w:rPr>
-        <w:t>target(</w:t>
+        <w:t>target</w:t>
+      </w:r>
+      <w:proofErr w:type="spellEnd"/>
+      <w:r>
+        <w:rPr>
+          <w:rFonts w:ascii="Liberation Mono" w:hAnsi="Liberation Mono"/>
+          <w:lang w:val="fr-FR"/>
+        </w:rPr>
+        <w:t>(</w:t>
       </w:r>
       <w:proofErr w:type="gramEnd"/>
       <w:r>
@@ -3804,6 +4727,7 @@
         </w:rPr>
         <w:t xml:space="preserve"> — </w:t>
       </w:r>
+      <w:proofErr w:type="spellStart"/>
       <w:proofErr w:type="gramStart"/>
       <w:r>
         <w:rPr>
@@ -3812,6 +4736,7 @@
         </w:rPr>
         <w:t>socket.gethostbyname</w:t>
       </w:r>
+      <w:proofErr w:type="spellEnd"/>
       <w:proofErr w:type="gramEnd"/>
       <w:r>
         <w:rPr>
@@ -3852,7 +4777,21 @@
         <w:rPr>
           <w:lang w:val="fr-FR"/>
         </w:rPr>
-        <w:t xml:space="preserve"> — ip-api retourne la localisation physique et l'hébergeur.</w:t>
+        <w:t xml:space="preserve"> — </w:t>
+      </w:r>
+      <w:proofErr w:type="spellStart"/>
+      <w:r>
+        <w:rPr>
+          <w:lang w:val="fr-FR"/>
+        </w:rPr>
+        <w:t>ip</w:t>
+      </w:r>
+      <w:proofErr w:type="spellEnd"/>
+      <w:r>
+        <w:rPr>
+          <w:lang w:val="fr-FR"/>
+        </w:rPr>
+        <w:t>-api retourne la localisation physique et l'hébergeur.</w:t>
       </w:r>
     </w:p>
     <w:p>
@@ -3869,6 +4808,7 @@
           <w:lang w:val="fr-FR"/>
         </w:rPr>
       </w:pPr>
+      <w:proofErr w:type="spellStart"/>
       <w:r>
         <w:rPr>
           <w:b/>
@@ -3876,11 +4816,26 @@
         </w:rPr>
         <w:t>Shodan</w:t>
       </w:r>
-      <w:r>
-        <w:rPr>
-          <w:lang w:val="fr-FR"/>
-        </w:rPr>
-        <w:t xml:space="preserve"> — l'API officielle (si clé) ou InternetDB gratuit retourne ports ouverts, noms d'hôtes, OS et ID CVE détectés.</w:t>
+      <w:proofErr w:type="spellEnd"/>
+      <w:r>
+        <w:rPr>
+          <w:lang w:val="fr-FR"/>
+        </w:rPr>
+        <w:t xml:space="preserve"> — l'API officielle (si clé) ou </w:t>
+      </w:r>
+      <w:proofErr w:type="spellStart"/>
+      <w:r>
+        <w:rPr>
+          <w:lang w:val="fr-FR"/>
+        </w:rPr>
+        <w:t>InternetDB</w:t>
+      </w:r>
+      <w:proofErr w:type="spellEnd"/>
+      <w:r>
+        <w:rPr>
+          <w:lang w:val="fr-FR"/>
+        </w:rPr>
+        <w:t xml:space="preserve"> gratuit retourne ports ouverts, noms d'hôtes, OS et ID CVE détectés.</w:t>
       </w:r>
     </w:p>
     <w:p>
@@ -3902,6 +4857,7 @@
           <w:b/>
           <w:lang w:val="fr-FR"/>
         </w:rPr>
+        <w:lastRenderedPageBreak/>
         <w:t>Enrichissement NVD</w:t>
       </w:r>
       <w:r>
@@ -3925,6 +4881,7 @@
           <w:lang w:val="fr-FR"/>
         </w:rPr>
       </w:pPr>
+      <w:proofErr w:type="spellStart"/>
       <w:r>
         <w:rPr>
           <w:b/>
@@ -3932,6 +4889,7 @@
         </w:rPr>
         <w:t>VirusTotal</w:t>
       </w:r>
+      <w:proofErr w:type="spellEnd"/>
       <w:r>
         <w:rPr>
           <w:lang w:val="fr-FR"/>
@@ -3966,6 +4924,7 @@
         </w:rPr>
         <w:t xml:space="preserve"> — </w:t>
       </w:r>
+      <w:proofErr w:type="spellStart"/>
       <w:r>
         <w:rPr>
           <w:rFonts w:ascii="Liberation Mono" w:hAnsi="Liberation Mono"/>
@@ -3973,6 +4932,7 @@
         </w:rPr>
         <w:t>ThreatCorrelator</w:t>
       </w:r>
+      <w:proofErr w:type="spellEnd"/>
       <w:r>
         <w:rPr>
           <w:lang w:val="fr-FR"/>
@@ -3994,6 +4954,7 @@
           <w:lang w:val="fr-FR"/>
         </w:rPr>
       </w:pPr>
+      <w:proofErr w:type="spellStart"/>
       <w:r>
         <w:rPr>
           <w:b/>
@@ -4001,12 +4962,14 @@
         </w:rPr>
         <w:t>Scoring</w:t>
       </w:r>
+      <w:proofErr w:type="spellEnd"/>
       <w:r>
         <w:rPr>
           <w:lang w:val="fr-FR"/>
         </w:rPr>
         <w:t xml:space="preserve"> — </w:t>
       </w:r>
+      <w:proofErr w:type="spellStart"/>
       <w:r>
         <w:rPr>
           <w:rFonts w:ascii="Liberation Mono" w:hAnsi="Liberation Mono"/>
@@ -4020,7 +4983,15 @@
           <w:rFonts w:ascii="Liberation Mono" w:hAnsi="Liberation Mono"/>
           <w:lang w:val="fr-FR"/>
         </w:rPr>
-        <w:t>score(</w:t>
+        <w:t>score</w:t>
+      </w:r>
+      <w:proofErr w:type="spellEnd"/>
+      <w:r>
+        <w:rPr>
+          <w:rFonts w:ascii="Liberation Mono" w:hAnsi="Liberation Mono"/>
+          <w:lang w:val="fr-FR"/>
+        </w:rPr>
+        <w:t>(</w:t>
       </w:r>
       <w:proofErr w:type="gramEnd"/>
       <w:r>
@@ -4056,7 +5027,6 @@
           <w:b/>
           <w:lang w:val="fr-FR"/>
         </w:rPr>
-        <w:lastRenderedPageBreak/>
         <w:t>Profils</w:t>
       </w:r>
       <w:r>
@@ -4065,6 +5035,7 @@
         </w:rPr>
         <w:t xml:space="preserve"> — </w:t>
       </w:r>
+      <w:proofErr w:type="spellStart"/>
       <w:r>
         <w:rPr>
           <w:rFonts w:ascii="Liberation Mono" w:hAnsi="Liberation Mono"/>
@@ -4078,7 +5049,15 @@
           <w:rFonts w:ascii="Liberation Mono" w:hAnsi="Liberation Mono"/>
           <w:lang w:val="fr-FR"/>
         </w:rPr>
-        <w:t>profiles(</w:t>
+        <w:t>profiles</w:t>
+      </w:r>
+      <w:proofErr w:type="spellEnd"/>
+      <w:r>
+        <w:rPr>
+          <w:rFonts w:ascii="Liberation Mono" w:hAnsi="Liberation Mono"/>
+          <w:lang w:val="fr-FR"/>
+        </w:rPr>
+        <w:t>(</w:t>
       </w:r>
       <w:proofErr w:type="gramEnd"/>
       <w:r>
@@ -4192,13 +5171,31 @@
         </w:rPr>
         <w:t xml:space="preserve">Chaque appel externe est encapsulé dans </w:t>
       </w:r>
+      <w:proofErr w:type="spellStart"/>
       <w:r>
         <w:rPr>
           <w:rFonts w:ascii="Liberation Mono" w:hAnsi="Liberation Mono"/>
           <w:lang w:val="fr-FR"/>
         </w:rPr>
-        <w:t>try/except</w:t>
-      </w:r>
+        <w:t>try</w:t>
+      </w:r>
+      <w:proofErr w:type="spellEnd"/>
+      <w:r>
+        <w:rPr>
+          <w:rFonts w:ascii="Liberation Mono" w:hAnsi="Liberation Mono"/>
+          <w:lang w:val="fr-FR"/>
+        </w:rPr>
+        <w:t>/</w:t>
+      </w:r>
+      <w:proofErr w:type="spellStart"/>
+      <w:r>
+        <w:rPr>
+          <w:rFonts w:ascii="Liberation Mono" w:hAnsi="Liberation Mono"/>
+          <w:lang w:val="fr-FR"/>
+        </w:rPr>
+        <w:t>except</w:t>
+      </w:r>
+      <w:proofErr w:type="spellEnd"/>
       <w:r>
         <w:rPr>
           <w:lang w:val="fr-FR"/>
@@ -4293,6 +5290,7 @@
         </w:rPr>
         <w:t xml:space="preserve"> (</w:t>
       </w:r>
+      <w:proofErr w:type="spellStart"/>
       <w:r>
         <w:rPr>
           <w:rFonts w:ascii="Liberation Mono" w:hAnsi="Liberation Mono"/>
@@ -4300,12 +5298,14 @@
         </w:rPr>
         <w:t>exposure</w:t>
       </w:r>
+      <w:proofErr w:type="spellEnd"/>
       <w:r>
         <w:rPr>
           <w:lang w:val="fr-FR"/>
         </w:rPr>
         <w:t xml:space="preserve"> ou </w:t>
       </w:r>
+      <w:proofErr w:type="spellStart"/>
       <w:r>
         <w:rPr>
           <w:rFonts w:ascii="Liberation Mono" w:hAnsi="Liberation Mono"/>
@@ -4313,6 +5313,7 @@
         </w:rPr>
         <w:t>threat</w:t>
       </w:r>
+      <w:proofErr w:type="spellEnd"/>
       <w:r>
         <w:rPr>
           <w:lang w:val="fr-FR"/>
@@ -4331,7 +5332,21 @@
         <w:rPr>
           <w:lang w:val="fr-FR"/>
         </w:rPr>
-        <w:t>8.1 Règles sur les ports (données Shodan)</w:t>
+        <w:t xml:space="preserve">8.1 Règles sur les ports (données </w:t>
+      </w:r>
+      <w:proofErr w:type="spellStart"/>
+      <w:r>
+        <w:rPr>
+          <w:lang w:val="fr-FR"/>
+        </w:rPr>
+        <w:t>Shodan</w:t>
+      </w:r>
+      <w:proofErr w:type="spellEnd"/>
+      <w:r>
+        <w:rPr>
+          <w:lang w:val="fr-FR"/>
+        </w:rPr>
+        <w:t>)</w:t>
       </w:r>
     </w:p>
     <w:tbl>
@@ -4409,9 +5424,11 @@
               <w:pStyle w:val="TableHeading"/>
               <w:jc w:val="left"/>
             </w:pPr>
+            <w:proofErr w:type="spellStart"/>
             <w:r>
               <w:t>Sévérité</w:t>
             </w:r>
+            <w:proofErr w:type="spellEnd"/>
           </w:p>
         </w:tc>
         <w:tc>
@@ -4429,9 +5446,11 @@
               <w:pStyle w:val="TableHeading"/>
               <w:jc w:val="left"/>
             </w:pPr>
+            <w:proofErr w:type="spellStart"/>
             <w:r>
               <w:t>Catégorie</w:t>
             </w:r>
+            <w:proofErr w:type="spellEnd"/>
           </w:p>
         </w:tc>
       </w:tr>
@@ -4449,8 +5468,13 @@
               <w:pStyle w:val="TableContents"/>
             </w:pPr>
             <w:r>
-              <w:t>Port 3389 ouvert</w:t>
-            </w:r>
+              <w:t xml:space="preserve">Port 3389 </w:t>
+            </w:r>
+            <w:proofErr w:type="spellStart"/>
+            <w:r>
+              <w:t>ouvert</w:t>
+            </w:r>
+            <w:proofErr w:type="spellEnd"/>
           </w:p>
         </w:tc>
         <w:tc>
@@ -4466,8 +5490,13 @@
               <w:pStyle w:val="TableContents"/>
             </w:pPr>
             <w:r>
-              <w:t>RDP Exposé Publiquement</w:t>
-            </w:r>
+              <w:t xml:space="preserve">RDP Exposé </w:t>
+            </w:r>
+            <w:proofErr w:type="spellStart"/>
+            <w:r>
+              <w:t>Publiquement</w:t>
+            </w:r>
+            <w:proofErr w:type="spellEnd"/>
           </w:p>
         </w:tc>
         <w:tc>
@@ -4520,8 +5549,13 @@
               <w:pStyle w:val="TableContents"/>
             </w:pPr>
             <w:r>
-              <w:t>Port 22 ouvert</w:t>
-            </w:r>
+              <w:t xml:space="preserve">Port 22 </w:t>
+            </w:r>
+            <w:proofErr w:type="spellStart"/>
+            <w:r>
+              <w:t>ouvert</w:t>
+            </w:r>
+            <w:proofErr w:type="spellEnd"/>
           </w:p>
         </w:tc>
         <w:tc>
@@ -4537,8 +5571,13 @@
               <w:pStyle w:val="TableContents"/>
             </w:pPr>
             <w:r>
-              <w:t>SSH Exposé Publiquement</w:t>
-            </w:r>
+              <w:t xml:space="preserve">SSH Exposé </w:t>
+            </w:r>
+            <w:proofErr w:type="spellStart"/>
+            <w:r>
+              <w:t>Publiquement</w:t>
+            </w:r>
+            <w:proofErr w:type="spellEnd"/>
           </w:p>
         </w:tc>
         <w:tc>
@@ -4591,8 +5630,13 @@
               <w:pStyle w:val="TableContents"/>
             </w:pPr>
             <w:r>
-              <w:t>Ports 1433 / 3306 / 5432 ouverts</w:t>
-            </w:r>
+              <w:t xml:space="preserve">Ports 1433 / 3306 / 5432 </w:t>
+            </w:r>
+            <w:proofErr w:type="spellStart"/>
+            <w:r>
+              <w:t>ouverts</w:t>
+            </w:r>
+            <w:proofErr w:type="spellEnd"/>
           </w:p>
         </w:tc>
         <w:tc>
@@ -4668,8 +5712,13 @@
               <w:pStyle w:val="TableContents"/>
             </w:pPr>
             <w:r>
-              <w:t>Port 23 ouvert</w:t>
-            </w:r>
+              <w:t xml:space="preserve">Port 23 </w:t>
+            </w:r>
+            <w:proofErr w:type="spellStart"/>
+            <w:r>
+              <w:t>ouvert</w:t>
+            </w:r>
+            <w:proofErr w:type="spellEnd"/>
           </w:p>
         </w:tc>
         <w:tc>
@@ -4685,8 +5734,13 @@
               <w:pStyle w:val="TableContents"/>
             </w:pPr>
             <w:r>
-              <w:t>Telnet Non Chiffré</w:t>
-            </w:r>
+              <w:t xml:space="preserve">Telnet Non </w:t>
+            </w:r>
+            <w:proofErr w:type="spellStart"/>
+            <w:r>
+              <w:t>Chiffré</w:t>
+            </w:r>
+            <w:proofErr w:type="spellEnd"/>
           </w:p>
         </w:tc>
         <w:tc>
@@ -4739,8 +5793,13 @@
               <w:pStyle w:val="TableContents"/>
             </w:pPr>
             <w:r>
-              <w:t>Port 21 ouvert</w:t>
-            </w:r>
+              <w:t xml:space="preserve">Port 21 </w:t>
+            </w:r>
+            <w:proofErr w:type="spellStart"/>
+            <w:r>
+              <w:t>ouvert</w:t>
+            </w:r>
+            <w:proofErr w:type="spellEnd"/>
           </w:p>
         </w:tc>
         <w:tc>
@@ -4756,8 +5815,13 @@
               <w:pStyle w:val="TableContents"/>
             </w:pPr>
             <w:r>
-              <w:t>FTP Non Chiffré</w:t>
-            </w:r>
+              <w:t xml:space="preserve">FTP Non </w:t>
+            </w:r>
+            <w:proofErr w:type="spellStart"/>
+            <w:r>
+              <w:t>Chiffré</w:t>
+            </w:r>
+            <w:proofErr w:type="spellEnd"/>
           </w:p>
         </w:tc>
         <w:tc>
@@ -4815,8 +5879,13 @@
             </w:r>
             <w:proofErr w:type="gramEnd"/>
             <w:r>
-              <w:t xml:space="preserve"> de 20 ports ouverts</w:t>
-            </w:r>
+              <w:t xml:space="preserve"> de 20 ports </w:t>
+            </w:r>
+            <w:proofErr w:type="spellStart"/>
+            <w:r>
+              <w:t>ouverts</w:t>
+            </w:r>
+            <w:proofErr w:type="spellEnd"/>
           </w:p>
         </w:tc>
         <w:tc>
@@ -4832,8 +5901,29 @@
               <w:pStyle w:val="TableContents"/>
             </w:pPr>
             <w:r>
-              <w:t>Surface d'Attaque Critiquement Étendue</w:t>
-            </w:r>
+              <w:t xml:space="preserve">Surface </w:t>
+            </w:r>
+            <w:proofErr w:type="spellStart"/>
+            <w:r>
+              <w:t>d'Attaque</w:t>
+            </w:r>
+            <w:proofErr w:type="spellEnd"/>
+            <w:r>
+              <w:t xml:space="preserve"> </w:t>
+            </w:r>
+            <w:proofErr w:type="spellStart"/>
+            <w:r>
+              <w:t>Critiquement</w:t>
+            </w:r>
+            <w:proofErr w:type="spellEnd"/>
+            <w:r>
+              <w:t xml:space="preserve"> </w:t>
+            </w:r>
+            <w:proofErr w:type="spellStart"/>
+            <w:r>
+              <w:t>Étendue</w:t>
+            </w:r>
+            <w:proofErr w:type="spellEnd"/>
           </w:p>
         </w:tc>
         <w:tc>
@@ -4889,7 +5979,21 @@
         <w:rPr>
           <w:lang w:val="fr-FR"/>
         </w:rPr>
-        <w:t>8.2 Règles CVE (données NVD/Shodan)</w:t>
+        <w:t>8.2 Règles CVE (données NVD/</w:t>
+      </w:r>
+      <w:proofErr w:type="spellStart"/>
+      <w:r>
+        <w:rPr>
+          <w:lang w:val="fr-FR"/>
+        </w:rPr>
+        <w:t>Shodan</w:t>
+      </w:r>
+      <w:proofErr w:type="spellEnd"/>
+      <w:r>
+        <w:rPr>
+          <w:lang w:val="fr-FR"/>
+        </w:rPr>
+        <w:t>)</w:t>
       </w:r>
     </w:p>
     <w:p>
@@ -4923,7 +6027,21 @@
         <w:rPr>
           <w:lang w:val="fr-FR"/>
         </w:rPr>
-        <w:t xml:space="preserve"> (CRITICAL, exposure), listant les CVE.</w:t>
+        <w:t xml:space="preserve"> (CRITICAL, </w:t>
+      </w:r>
+      <w:proofErr w:type="spellStart"/>
+      <w:r>
+        <w:rPr>
+          <w:lang w:val="fr-FR"/>
+        </w:rPr>
+        <w:t>exposure</w:t>
+      </w:r>
+      <w:proofErr w:type="spellEnd"/>
+      <w:r>
+        <w:rPr>
+          <w:lang w:val="fr-FR"/>
+        </w:rPr>
+        <w:t>), listant les CVE.</w:t>
       </w:r>
     </w:p>
     <w:p>
@@ -4957,7 +6075,21 @@
         <w:rPr>
           <w:lang w:val="fr-FR"/>
         </w:rPr>
-        <w:t xml:space="preserve"> (HIGH, exposure).</w:t>
+        <w:t xml:space="preserve"> (HIGH, </w:t>
+      </w:r>
+      <w:proofErr w:type="spellStart"/>
+      <w:r>
+        <w:rPr>
+          <w:lang w:val="fr-FR"/>
+        </w:rPr>
+        <w:t>exposure</w:t>
+      </w:r>
+      <w:proofErr w:type="spellEnd"/>
+      <w:r>
+        <w:rPr>
+          <w:lang w:val="fr-FR"/>
+        </w:rPr>
+        <w:t>).</w:t>
       </w:r>
     </w:p>
     <w:p>
@@ -4978,6 +6110,7 @@
         <w:rPr>
           <w:lang w:val="fr-FR"/>
         </w:rPr>
+        <w:lastRenderedPageBreak/>
         <w:t xml:space="preserve">Plus de 5 CVE → </w:t>
       </w:r>
       <w:r>
@@ -4991,7 +6124,21 @@
         <w:rPr>
           <w:lang w:val="fr-FR"/>
         </w:rPr>
-        <w:t xml:space="preserve"> (HIGH, exposure).</w:t>
+        <w:t xml:space="preserve"> (HIGH, </w:t>
+      </w:r>
+      <w:proofErr w:type="spellStart"/>
+      <w:r>
+        <w:rPr>
+          <w:lang w:val="fr-FR"/>
+        </w:rPr>
+        <w:t>exposure</w:t>
+      </w:r>
+      <w:proofErr w:type="spellEnd"/>
+      <w:r>
+        <w:rPr>
+          <w:lang w:val="fr-FR"/>
+        </w:rPr>
+        <w:t>).</w:t>
       </w:r>
     </w:p>
     <w:p>
@@ -5009,7 +6156,21 @@
         <w:rPr>
           <w:lang w:val="fr-FR"/>
         </w:rPr>
-        <w:t>8.3 Règles de réputation (données VirusTotal)</w:t>
+        <w:t xml:space="preserve">8.3 Règles de réputation (données </w:t>
+      </w:r>
+      <w:proofErr w:type="spellStart"/>
+      <w:r>
+        <w:rPr>
+          <w:lang w:val="fr-FR"/>
+        </w:rPr>
+        <w:t>VirusTotal</w:t>
+      </w:r>
+      <w:proofErr w:type="spellEnd"/>
+      <w:r>
+        <w:rPr>
+          <w:lang w:val="fr-FR"/>
+        </w:rPr>
+        <w:t>)</w:t>
       </w:r>
     </w:p>
     <w:p>
@@ -5036,7 +6197,21 @@
         <w:rPr>
           <w:lang w:val="fr-FR"/>
         </w:rPr>
-        <w:t>, et non un constat par moteur antivirus (c'était un correctif du bug de scoring) :</w:t>
+        <w:t xml:space="preserve">, et non un constat par moteur antivirus (c'était un correctif du bug de </w:t>
+      </w:r>
+      <w:proofErr w:type="spellStart"/>
+      <w:r>
+        <w:rPr>
+          <w:lang w:val="fr-FR"/>
+        </w:rPr>
+        <w:t>scoring</w:t>
+      </w:r>
+      <w:proofErr w:type="spellEnd"/>
+      <w:r>
+        <w:rPr>
+          <w:lang w:val="fr-FR"/>
+        </w:rPr>
+        <w:t>) :</w:t>
       </w:r>
     </w:p>
     <w:p>
@@ -5070,7 +6245,21 @@
         <w:rPr>
           <w:lang w:val="fr-FR"/>
         </w:rPr>
-        <w:t xml:space="preserve"> (CRITICAL, threat).</w:t>
+        <w:t xml:space="preserve"> (CRITICAL, </w:t>
+      </w:r>
+      <w:proofErr w:type="spellStart"/>
+      <w:r>
+        <w:rPr>
+          <w:lang w:val="fr-FR"/>
+        </w:rPr>
+        <w:t>threat</w:t>
+      </w:r>
+      <w:proofErr w:type="spellEnd"/>
+      <w:r>
+        <w:rPr>
+          <w:lang w:val="fr-FR"/>
+        </w:rPr>
+        <w:t>).</w:t>
       </w:r>
     </w:p>
     <w:p>
@@ -5104,7 +6293,21 @@
         <w:rPr>
           <w:lang w:val="fr-FR"/>
         </w:rPr>
-        <w:t xml:space="preserve"> (MEDIUM, threat).</w:t>
+        <w:t xml:space="preserve"> (MEDIUM, </w:t>
+      </w:r>
+      <w:proofErr w:type="spellStart"/>
+      <w:r>
+        <w:rPr>
+          <w:lang w:val="fr-FR"/>
+        </w:rPr>
+        <w:t>threat</w:t>
+      </w:r>
+      <w:proofErr w:type="spellEnd"/>
+      <w:r>
+        <w:rPr>
+          <w:lang w:val="fr-FR"/>
+        </w:rPr>
+        <w:t>).</w:t>
       </w:r>
     </w:p>
     <w:p>
@@ -5122,7 +6325,6 @@
         <w:rPr>
           <w:lang w:val="fr-FR"/>
         </w:rPr>
-        <w:lastRenderedPageBreak/>
         <w:t>8.4 Règles de corrélation croisée (l'élément différenciant)</w:t>
       </w:r>
     </w:p>
@@ -5229,9 +6431,11 @@
               <w:pStyle w:val="TableHeading"/>
               <w:jc w:val="left"/>
             </w:pPr>
+            <w:proofErr w:type="spellStart"/>
             <w:r>
               <w:t>Sévérité</w:t>
             </w:r>
+            <w:proofErr w:type="spellEnd"/>
           </w:p>
         </w:tc>
         <w:tc>
@@ -5248,9 +6452,11 @@
               <w:pStyle w:val="TableHeading"/>
               <w:jc w:val="left"/>
             </w:pPr>
+            <w:proofErr w:type="spellStart"/>
             <w:r>
               <w:t>Catégorie</w:t>
             </w:r>
+            <w:proofErr w:type="spellEnd"/>
           </w:p>
         </w:tc>
         <w:tc>
@@ -5268,9 +6474,11 @@
               <w:pStyle w:val="TableHeading"/>
               <w:jc w:val="left"/>
             </w:pPr>
+            <w:proofErr w:type="spellStart"/>
             <w:r>
               <w:t>Raisonnement</w:t>
             </w:r>
+            <w:proofErr w:type="spellEnd"/>
           </w:p>
         </w:tc>
       </w:tr>
@@ -5294,7 +6502,21 @@
               <w:rPr>
                 <w:lang w:val="fr-FR"/>
               </w:rPr>
-              <w:t xml:space="preserve">RDP ouvert (Shodan) </w:t>
+              <w:t>RDP ouvert (</w:t>
+            </w:r>
+            <w:proofErr w:type="spellStart"/>
+            <w:r>
+              <w:rPr>
+                <w:lang w:val="fr-FR"/>
+              </w:rPr>
+              <w:t>Shodan</w:t>
+            </w:r>
+            <w:proofErr w:type="spellEnd"/>
+            <w:r>
+              <w:rPr>
+                <w:lang w:val="fr-FR"/>
+              </w:rPr>
+              <w:t xml:space="preserve">) </w:t>
             </w:r>
             <w:r>
               <w:rPr>
@@ -5324,8 +6546,21 @@
               <w:pStyle w:val="TableContents"/>
             </w:pPr>
             <w:r>
-              <w:t>Intrusion Distante Potentielle</w:t>
-            </w:r>
+              <w:t xml:space="preserve">Intrusion </w:t>
+            </w:r>
+            <w:proofErr w:type="spellStart"/>
+            <w:r>
+              <w:t>Distante</w:t>
+            </w:r>
+            <w:proofErr w:type="spellEnd"/>
+            <w:r>
+              <w:t xml:space="preserve"> </w:t>
+            </w:r>
+            <w:proofErr w:type="spellStart"/>
+            <w:r>
+              <w:t>Potentielle</w:t>
+            </w:r>
+            <w:proofErr w:type="spellEnd"/>
           </w:p>
         </w:tc>
         <w:tc>
@@ -5433,7 +6668,21 @@
               <w:rPr>
                 <w:lang w:val="fr-FR"/>
               </w:rPr>
-              <w:t xml:space="preserve"> port de base de données ouvert (Shodan)</w:t>
+              <w:t xml:space="preserve"> port de base de données ouvert (</w:t>
+            </w:r>
+            <w:proofErr w:type="spellStart"/>
+            <w:r>
+              <w:rPr>
+                <w:lang w:val="fr-FR"/>
+              </w:rPr>
+              <w:t>Shodan</w:t>
+            </w:r>
+            <w:proofErr w:type="spellEnd"/>
+            <w:r>
+              <w:rPr>
+                <w:lang w:val="fr-FR"/>
+              </w:rPr>
+              <w:t>)</w:t>
             </w:r>
           </w:p>
         </w:tc>
@@ -5546,7 +6795,21 @@
               <w:rPr>
                 <w:lang w:val="fr-FR"/>
               </w:rPr>
-              <w:t xml:space="preserve"> SSH ouvert (Shodan)</w:t>
+              <w:t xml:space="preserve"> SSH ouvert (</w:t>
+            </w:r>
+            <w:proofErr w:type="spellStart"/>
+            <w:r>
+              <w:rPr>
+                <w:lang w:val="fr-FR"/>
+              </w:rPr>
+              <w:t>Shodan</w:t>
+            </w:r>
+            <w:proofErr w:type="spellEnd"/>
+            <w:r>
+              <w:rPr>
+                <w:lang w:val="fr-FR"/>
+              </w:rPr>
+              <w:t>)</w:t>
             </w:r>
           </w:p>
         </w:tc>
@@ -5679,7 +6942,47 @@
         <w:t xml:space="preserve"> les deux qu'un risque crédible émerge. </w:t>
       </w:r>
       <w:r>
-        <w:t>Ce recoupement est le cœur intellectuel du projet.</w:t>
+        <w:t xml:space="preserve">Ce </w:t>
+      </w:r>
+      <w:proofErr w:type="spellStart"/>
+      <w:r>
+        <w:t>recoupement</w:t>
+      </w:r>
+      <w:proofErr w:type="spellEnd"/>
+      <w:r>
+        <w:t xml:space="preserve"> </w:t>
+      </w:r>
+      <w:proofErr w:type="spellStart"/>
+      <w:r>
+        <w:t>est</w:t>
+      </w:r>
+      <w:proofErr w:type="spellEnd"/>
+      <w:r>
+        <w:t xml:space="preserve"> le </w:t>
+      </w:r>
+      <w:proofErr w:type="spellStart"/>
+      <w:r>
+        <w:t>cœur</w:t>
+      </w:r>
+      <w:proofErr w:type="spellEnd"/>
+      <w:r>
+        <w:t xml:space="preserve"> </w:t>
+      </w:r>
+      <w:proofErr w:type="spellStart"/>
+      <w:r>
+        <w:t>intellectuel</w:t>
+      </w:r>
+      <w:proofErr w:type="spellEnd"/>
+      <w:r>
+        <w:t xml:space="preserve"> du </w:t>
+      </w:r>
+      <w:proofErr w:type="spellStart"/>
+      <w:r>
+        <w:t>projet</w:t>
+      </w:r>
+      <w:proofErr w:type="spellEnd"/>
+      <w:r>
+        <w:t>.</w:t>
       </w:r>
     </w:p>
     <w:p>
@@ -5698,7 +7001,21 @@
         <w:rPr>
           <w:lang w:val="fr-FR"/>
         </w:rPr>
-        <w:t>9. Le modèle de scoring (</w:t>
+        <w:t xml:space="preserve">9. Le modèle de </w:t>
+      </w:r>
+      <w:proofErr w:type="spellStart"/>
+      <w:r>
+        <w:rPr>
+          <w:lang w:val="fr-FR"/>
+        </w:rPr>
+        <w:t>scoring</w:t>
+      </w:r>
+      <w:proofErr w:type="spellEnd"/>
+      <w:r>
+        <w:rPr>
+          <w:lang w:val="fr-FR"/>
+        </w:rPr>
+        <w:t xml:space="preserve"> (</w:t>
       </w:r>
       <w:r>
         <w:rPr>
@@ -5719,7 +7036,15 @@
         <w:pStyle w:val="Heading3"/>
       </w:pPr>
       <w:r>
-        <w:t>9.1 Score de risque global (0–100)</w:t>
+        <w:t xml:space="preserve">9.1 Score de </w:t>
+      </w:r>
+      <w:proofErr w:type="spellStart"/>
+      <w:r>
+        <w:t>risque</w:t>
+      </w:r>
+      <w:proofErr w:type="spellEnd"/>
+      <w:r>
+        <w:t xml:space="preserve"> global (0–100)</w:t>
       </w:r>
     </w:p>
     <w:p>
@@ -5733,12 +7058,20 @@
           <w:tab w:val="left" w:pos="709"/>
         </w:tabs>
       </w:pPr>
+      <w:proofErr w:type="spellStart"/>
       <w:proofErr w:type="gramStart"/>
       <w:r>
         <w:rPr>
           <w:b/>
         </w:rPr>
-        <w:t>Poids :</w:t>
+        <w:t>Poids</w:t>
+      </w:r>
+      <w:proofErr w:type="spellEnd"/>
+      <w:r>
+        <w:rPr>
+          <w:b/>
+        </w:rPr>
+        <w:t xml:space="preserve"> :</w:t>
       </w:r>
       <w:proofErr w:type="gramEnd"/>
       <w:r>
@@ -5839,7 +7172,11 @@
       </w:r>
       <w:proofErr w:type="gramEnd"/>
       <w:r>
-        <w:t xml:space="preserve"> 0–24 LOW (vert), 25–49 MEDIUM (jaune), 50–74 HIGH (orange), 75–100 CRITICAL (rouge).</w:t>
+        <w:t xml:space="preserve"> 0–24 LOW (vert), 25–49 MEDIUM (jaune), 50–74 HIGH (orange), 75–100 </w:t>
+      </w:r>
+      <w:r>
+        <w:lastRenderedPageBreak/>
+        <w:t>CRITICAL (rouge).</w:t>
       </w:r>
     </w:p>
     <w:p>
@@ -5853,17 +7190,27 @@
           <w:tab w:val="left" w:pos="709"/>
         </w:tabs>
       </w:pPr>
-      <w:r>
-        <w:t>Aucun constat → score 2,0 LOW.</w:t>
+      <w:proofErr w:type="spellStart"/>
+      <w:r>
+        <w:t>Aucun</w:t>
+      </w:r>
+      <w:proofErr w:type="spellEnd"/>
+      <w:r>
+        <w:t xml:space="preserve"> constat → score 2,0 LOW.</w:t>
       </w:r>
     </w:p>
     <w:p>
       <w:pPr>
         <w:pStyle w:val="BodyText"/>
       </w:pPr>
+      <w:proofErr w:type="spellStart"/>
       <w:proofErr w:type="gramStart"/>
       <w:r>
-        <w:t>Exemples :</w:t>
+        <w:t>Exemples</w:t>
+      </w:r>
+      <w:proofErr w:type="spellEnd"/>
+      <w:r>
+        <w:t xml:space="preserve"> :</w:t>
       </w:r>
       <w:proofErr w:type="gramEnd"/>
     </w:p>
@@ -5878,8 +7225,13 @@
           <w:tab w:val="left" w:pos="709"/>
         </w:tabs>
       </w:pPr>
-      <w:r>
-        <w:t xml:space="preserve">Cible propre → </w:t>
+      <w:proofErr w:type="spellStart"/>
+      <w:r>
+        <w:t>Cible</w:t>
+      </w:r>
+      <w:proofErr w:type="spellEnd"/>
+      <w:r>
+        <w:t xml:space="preserve"> propre → </w:t>
       </w:r>
       <w:r>
         <w:rPr>
@@ -5927,7 +7279,6 @@
         </w:tabs>
       </w:pPr>
       <w:r>
-        <w:lastRenderedPageBreak/>
         <w:t xml:space="preserve">RDP + CVE critique → </w:t>
       </w:r>
       <w:r>
@@ -5991,6 +7342,7 @@
         </w:rPr>
         <w:t>9.2 Profils Exposition / Menace (</w:t>
       </w:r>
+      <w:proofErr w:type="spellStart"/>
       <w:r>
         <w:rPr>
           <w:rFonts w:ascii="Liberation Mono" w:hAnsi="Liberation Mono"/>
@@ -5998,6 +7350,7 @@
         </w:rPr>
         <w:t>calculate_profiles</w:t>
       </w:r>
+      <w:proofErr w:type="spellEnd"/>
       <w:r>
         <w:rPr>
           <w:lang w:val="fr-FR"/>
@@ -6059,6 +7412,7 @@
         </w:rPr>
         <w:t xml:space="preserve"> — somme des poids des constats </w:t>
       </w:r>
+      <w:proofErr w:type="spellStart"/>
       <w:r>
         <w:rPr>
           <w:rFonts w:ascii="Liberation Mono" w:hAnsi="Liberation Mono"/>
@@ -6066,6 +7420,7 @@
         </w:rPr>
         <w:t>exposure</w:t>
       </w:r>
+      <w:proofErr w:type="spellEnd"/>
       <w:r>
         <w:rPr>
           <w:lang w:val="fr-FR"/>
@@ -6100,6 +7455,7 @@
         </w:rPr>
         <w:t xml:space="preserve"> — somme des poids des constats </w:t>
       </w:r>
+      <w:proofErr w:type="spellStart"/>
       <w:r>
         <w:rPr>
           <w:rFonts w:ascii="Liberation Mono" w:hAnsi="Liberation Mono"/>
@@ -6107,11 +7463,40 @@
         </w:rPr>
         <w:t>threat</w:t>
       </w:r>
-      <w:r>
-        <w:rPr>
-          <w:lang w:val="fr-FR"/>
-        </w:rPr>
-        <w:t xml:space="preserve"> (réputation, credential stuffing), avec la même logique de plancher.</w:t>
+      <w:proofErr w:type="spellEnd"/>
+      <w:r>
+        <w:rPr>
+          <w:lang w:val="fr-FR"/>
+        </w:rPr>
+        <w:t xml:space="preserve"> (réputation, </w:t>
+      </w:r>
+      <w:proofErr w:type="spellStart"/>
+      <w:r>
+        <w:rPr>
+          <w:lang w:val="fr-FR"/>
+        </w:rPr>
+        <w:t>credential</w:t>
+      </w:r>
+      <w:proofErr w:type="spellEnd"/>
+      <w:r>
+        <w:rPr>
+          <w:lang w:val="fr-FR"/>
+        </w:rPr>
+        <w:t xml:space="preserve"> </w:t>
+      </w:r>
+      <w:proofErr w:type="spellStart"/>
+      <w:r>
+        <w:rPr>
+          <w:lang w:val="fr-FR"/>
+        </w:rPr>
+        <w:t>stuffing</w:t>
+      </w:r>
+      <w:proofErr w:type="spellEnd"/>
+      <w:r>
+        <w:rPr>
+          <w:lang w:val="fr-FR"/>
+        </w:rPr>
+        <w:t>), avec la même logique de plancher.</w:t>
       </w:r>
     </w:p>
     <w:p>
@@ -6172,8 +7557,13 @@
               <w:jc w:val="left"/>
             </w:pPr>
             <w:r>
-              <w:t>Tranche d'exposition</w:t>
-            </w:r>
+              <w:t xml:space="preserve">Tranche </w:t>
+            </w:r>
+            <w:proofErr w:type="spellStart"/>
+            <w:r>
+              <w:t>d'exposition</w:t>
+            </w:r>
+            <w:proofErr w:type="spellEnd"/>
           </w:p>
         </w:tc>
         <w:tc>
@@ -6331,8 +7721,16 @@
               <w:rPr>
                 <w:lang w:val="fr-FR"/>
               </w:rPr>
-              <w:t>Cible Potentielle : Asset Exposé / Compromettable</w:t>
-            </w:r>
+              <w:t xml:space="preserve">Cible Potentielle : Asset Exposé / </w:t>
+            </w:r>
+            <w:proofErr w:type="spellStart"/>
+            <w:r>
+              <w:rPr>
+                <w:lang w:val="fr-FR"/>
+              </w:rPr>
+              <w:t>Compromettable</w:t>
+            </w:r>
+            <w:proofErr w:type="spellEnd"/>
           </w:p>
         </w:tc>
       </w:tr>
@@ -6384,9 +7782,19 @@
             <w:pPr>
               <w:pStyle w:val="TableContents"/>
             </w:pPr>
-            <w:r>
-              <w:t>Acteur de Menace Potentiel</w:t>
-            </w:r>
+            <w:proofErr w:type="spellStart"/>
+            <w:r>
+              <w:t>Acteur</w:t>
+            </w:r>
+            <w:proofErr w:type="spellEnd"/>
+            <w:r>
+              <w:t xml:space="preserve"> de Menace </w:t>
+            </w:r>
+            <w:proofErr w:type="spellStart"/>
+            <w:r>
+              <w:t>Potentiel</w:t>
+            </w:r>
+            <w:proofErr w:type="spellEnd"/>
           </w:p>
         </w:tc>
       </w:tr>
@@ -6438,9 +7846,19 @@
             <w:pPr>
               <w:pStyle w:val="TableContents"/>
             </w:pPr>
-            <w:r>
-              <w:t>Préoccupation Modérée</w:t>
-            </w:r>
+            <w:proofErr w:type="spellStart"/>
+            <w:r>
+              <w:t>Préoccupation</w:t>
+            </w:r>
+            <w:proofErr w:type="spellEnd"/>
+            <w:r>
+              <w:t xml:space="preserve"> </w:t>
+            </w:r>
+            <w:proofErr w:type="spellStart"/>
+            <w:r>
+              <w:t>Modérée</w:t>
+            </w:r>
+            <w:proofErr w:type="spellEnd"/>
           </w:p>
         </w:tc>
       </w:tr>
@@ -6547,7 +7965,15 @@
         <w:pStyle w:val="Heading2"/>
       </w:pPr>
       <w:r>
-        <w:t>10. L'application web</w:t>
+        <w:t xml:space="preserve">10. </w:t>
+      </w:r>
+      <w:proofErr w:type="spellStart"/>
+      <w:r>
+        <w:t>L'application</w:t>
+      </w:r>
+      <w:proofErr w:type="spellEnd"/>
+      <w:r>
+        <w:t xml:space="preserve"> web</w:t>
       </w:r>
     </w:p>
     <w:p>
@@ -6614,9 +8040,11 @@
               <w:pStyle w:val="TableHeading"/>
               <w:jc w:val="left"/>
             </w:pPr>
+            <w:proofErr w:type="spellStart"/>
             <w:r>
               <w:t>Méthode</w:t>
             </w:r>
+            <w:proofErr w:type="spellEnd"/>
           </w:p>
         </w:tc>
         <w:tc>
@@ -6653,9 +8081,11 @@
               <w:pStyle w:val="TableHeading"/>
               <w:jc w:val="left"/>
             </w:pPr>
+            <w:proofErr w:type="spellStart"/>
             <w:r>
               <w:t>Accès</w:t>
             </w:r>
+            <w:proofErr w:type="spellEnd"/>
           </w:p>
         </w:tc>
       </w:tr>
@@ -6733,9 +8163,11 @@
             <w:pPr>
               <w:pStyle w:val="TableContents"/>
             </w:pPr>
+            <w:proofErr w:type="spellStart"/>
             <w:r>
               <w:t>connecté</w:t>
             </w:r>
+            <w:proofErr w:type="spellEnd"/>
           </w:p>
         </w:tc>
       </w:tr>
@@ -6815,9 +8247,11 @@
             <w:pPr>
               <w:pStyle w:val="TableContents"/>
             </w:pPr>
+            <w:proofErr w:type="spellStart"/>
             <w:r>
               <w:t>Authentification</w:t>
             </w:r>
+            <w:proofErr w:type="spellEnd"/>
           </w:p>
         </w:tc>
         <w:tc>
@@ -6842,8 +8276,196 @@
             </w:r>
             <w:proofErr w:type="gramEnd"/>
             <w:r>
-              <w:t xml:space="preserve"> connecté)</w:t>
-            </w:r>
+              <w:t xml:space="preserve"> </w:t>
+            </w:r>
+            <w:proofErr w:type="spellStart"/>
+            <w:r>
+              <w:t>connecté</w:t>
+            </w:r>
+            <w:proofErr w:type="spellEnd"/>
+            <w:r>
+              <w:t>)</w:t>
+            </w:r>
+          </w:p>
+        </w:tc>
+      </w:tr>
+      <w:tr>
+        <w:tc>
+          <w:tcPr>
+            <w:tcW w:w="2409" w:type="dxa"/>
+            <w:tcBorders>
+              <w:left w:val="single" w:sz="4" w:space="0" w:color="000000"/>
+              <w:bottom w:val="single" w:sz="4" w:space="0" w:color="000000"/>
+            </w:tcBorders>
+          </w:tcPr>
+          <w:p>
+            <w:pPr>
+              <w:pStyle w:val="TableContents"/>
+            </w:pPr>
+            <w:r>
+              <w:rPr>
+                <w:rFonts w:ascii="Liberation Mono" w:hAnsi="Liberation Mono"/>
+              </w:rPr>
+              <w:lastRenderedPageBreak/>
+              <w:t>/</w:t>
+            </w:r>
+            <w:proofErr w:type="gramStart"/>
+            <w:r>
+              <w:rPr>
+                <w:rFonts w:ascii="Liberation Mono" w:hAnsi="Liberation Mono"/>
+              </w:rPr>
+              <w:t>scan</w:t>
+            </w:r>
+            <w:proofErr w:type="gramEnd"/>
+          </w:p>
+        </w:tc>
+        <w:tc>
+          <w:tcPr>
+            <w:tcW w:w="2410" w:type="dxa"/>
+            <w:tcBorders>
+              <w:left w:val="single" w:sz="4" w:space="0" w:color="000000"/>
+              <w:bottom w:val="single" w:sz="4" w:space="0" w:color="000000"/>
+            </w:tcBorders>
+          </w:tcPr>
+          <w:p>
+            <w:pPr>
+              <w:pStyle w:val="TableContents"/>
+            </w:pPr>
+            <w:r>
+              <w:t>POST</w:t>
+            </w:r>
+          </w:p>
+        </w:tc>
+        <w:tc>
+          <w:tcPr>
+            <w:tcW w:w="2409" w:type="dxa"/>
+            <w:tcBorders>
+              <w:left w:val="single" w:sz="4" w:space="0" w:color="000000"/>
+              <w:bottom w:val="single" w:sz="4" w:space="0" w:color="000000"/>
+            </w:tcBorders>
+          </w:tcPr>
+          <w:p>
+            <w:pPr>
+              <w:pStyle w:val="TableContents"/>
+              <w:rPr>
+                <w:lang w:val="fr-FR"/>
+              </w:rPr>
+            </w:pPr>
+            <w:r>
+              <w:rPr>
+                <w:lang w:val="fr-FR"/>
+              </w:rPr>
+              <w:t>Lance l'analyse, enregistre le résultat</w:t>
+            </w:r>
+          </w:p>
+        </w:tc>
+        <w:tc>
+          <w:tcPr>
+            <w:tcW w:w="2410" w:type="dxa"/>
+            <w:tcBorders>
+              <w:left w:val="single" w:sz="4" w:space="0" w:color="000000"/>
+              <w:bottom w:val="single" w:sz="4" w:space="0" w:color="000000"/>
+              <w:right w:val="single" w:sz="4" w:space="0" w:color="000000"/>
+            </w:tcBorders>
+          </w:tcPr>
+          <w:p>
+            <w:pPr>
+              <w:pStyle w:val="TableContents"/>
+            </w:pPr>
+            <w:proofErr w:type="spellStart"/>
+            <w:r>
+              <w:t>connecté</w:t>
+            </w:r>
+            <w:proofErr w:type="spellEnd"/>
+          </w:p>
+        </w:tc>
+      </w:tr>
+      <w:tr>
+        <w:tc>
+          <w:tcPr>
+            <w:tcW w:w="2409" w:type="dxa"/>
+            <w:tcBorders>
+              <w:left w:val="single" w:sz="4" w:space="0" w:color="000000"/>
+              <w:bottom w:val="single" w:sz="4" w:space="0" w:color="000000"/>
+            </w:tcBorders>
+          </w:tcPr>
+          <w:p>
+            <w:pPr>
+              <w:pStyle w:val="TableContents"/>
+            </w:pPr>
+            <w:r>
+              <w:rPr>
+                <w:rFonts w:ascii="Liberation Mono" w:hAnsi="Liberation Mono"/>
+              </w:rPr>
+              <w:t>/scan/&lt;id&gt;</w:t>
+            </w:r>
+          </w:p>
+        </w:tc>
+        <w:tc>
+          <w:tcPr>
+            <w:tcW w:w="2410" w:type="dxa"/>
+            <w:tcBorders>
+              <w:left w:val="single" w:sz="4" w:space="0" w:color="000000"/>
+              <w:bottom w:val="single" w:sz="4" w:space="0" w:color="000000"/>
+            </w:tcBorders>
+          </w:tcPr>
+          <w:p>
+            <w:pPr>
+              <w:pStyle w:val="TableContents"/>
+            </w:pPr>
+            <w:r>
+              <w:t>GET</w:t>
+            </w:r>
+          </w:p>
+        </w:tc>
+        <w:tc>
+          <w:tcPr>
+            <w:tcW w:w="2409" w:type="dxa"/>
+            <w:tcBorders>
+              <w:left w:val="single" w:sz="4" w:space="0" w:color="000000"/>
+              <w:bottom w:val="single" w:sz="4" w:space="0" w:color="000000"/>
+            </w:tcBorders>
+          </w:tcPr>
+          <w:p>
+            <w:pPr>
+              <w:pStyle w:val="TableContents"/>
+            </w:pPr>
+            <w:r>
+              <w:t xml:space="preserve">Rapport </w:t>
+            </w:r>
+            <w:proofErr w:type="spellStart"/>
+            <w:r>
+              <w:t>d'intelligence</w:t>
+            </w:r>
+            <w:proofErr w:type="spellEnd"/>
+            <w:r>
+              <w:t xml:space="preserve"> </w:t>
+            </w:r>
+            <w:proofErr w:type="spellStart"/>
+            <w:r>
+              <w:t>complet</w:t>
+            </w:r>
+            <w:proofErr w:type="spellEnd"/>
+          </w:p>
+        </w:tc>
+        <w:tc>
+          <w:tcPr>
+            <w:tcW w:w="2410" w:type="dxa"/>
+            <w:tcBorders>
+              <w:left w:val="single" w:sz="4" w:space="0" w:color="000000"/>
+              <w:bottom w:val="single" w:sz="4" w:space="0" w:color="000000"/>
+              <w:right w:val="single" w:sz="4" w:space="0" w:color="000000"/>
+            </w:tcBorders>
+          </w:tcPr>
+          <w:p>
+            <w:pPr>
+              <w:pStyle w:val="TableContents"/>
+            </w:pPr>
+            <w:proofErr w:type="spellStart"/>
+            <w:r>
+              <w:t>connecté</w:t>
+            </w:r>
+            <w:proofErr w:type="spellEnd"/>
           </w:p>
         </w:tc>
       </w:tr>
@@ -6871,7 +8493,7 @@
               <w:rPr>
                 <w:rFonts w:ascii="Liberation Mono" w:hAnsi="Liberation Mono"/>
               </w:rPr>
-              <w:t>scan</w:t>
+              <w:t>history</w:t>
             </w:r>
             <w:proofErr w:type="gramEnd"/>
           </w:p>
@@ -6889,7 +8511,7 @@
               <w:pStyle w:val="TableContents"/>
             </w:pPr>
             <w:r>
-              <w:t>POST</w:t>
+              <w:t>GET</w:t>
             </w:r>
           </w:p>
         </w:tc>
@@ -6912,7 +8534,7 @@
               <w:rPr>
                 <w:lang w:val="fr-FR"/>
               </w:rPr>
-              <w:t>Lance l'analyse, enregistre le résultat</w:t>
+              <w:t>Tous les scans du compte</w:t>
             </w:r>
           </w:p>
         </w:tc>
@@ -6929,83 +8551,11 @@
             <w:pPr>
               <w:pStyle w:val="TableContents"/>
             </w:pPr>
+            <w:proofErr w:type="spellStart"/>
             <w:r>
               <w:t>connecté</w:t>
             </w:r>
-          </w:p>
-        </w:tc>
-      </w:tr>
-      <w:tr>
-        <w:tc>
-          <w:tcPr>
-            <w:tcW w:w="2409" w:type="dxa"/>
-            <w:tcBorders>
-              <w:left w:val="single" w:sz="4" w:space="0" w:color="000000"/>
-              <w:bottom w:val="single" w:sz="4" w:space="0" w:color="000000"/>
-            </w:tcBorders>
-          </w:tcPr>
-          <w:p>
-            <w:pPr>
-              <w:pStyle w:val="TableContents"/>
-            </w:pPr>
-            <w:r>
-              <w:rPr>
-                <w:rFonts w:ascii="Liberation Mono" w:hAnsi="Liberation Mono"/>
-              </w:rPr>
-              <w:t>/scan/&lt;id&gt;</w:t>
-            </w:r>
-          </w:p>
-        </w:tc>
-        <w:tc>
-          <w:tcPr>
-            <w:tcW w:w="2410" w:type="dxa"/>
-            <w:tcBorders>
-              <w:left w:val="single" w:sz="4" w:space="0" w:color="000000"/>
-              <w:bottom w:val="single" w:sz="4" w:space="0" w:color="000000"/>
-            </w:tcBorders>
-          </w:tcPr>
-          <w:p>
-            <w:pPr>
-              <w:pStyle w:val="TableContents"/>
-            </w:pPr>
-            <w:r>
-              <w:t>GET</w:t>
-            </w:r>
-          </w:p>
-        </w:tc>
-        <w:tc>
-          <w:tcPr>
-            <w:tcW w:w="2409" w:type="dxa"/>
-            <w:tcBorders>
-              <w:left w:val="single" w:sz="4" w:space="0" w:color="000000"/>
-              <w:bottom w:val="single" w:sz="4" w:space="0" w:color="000000"/>
-            </w:tcBorders>
-          </w:tcPr>
-          <w:p>
-            <w:pPr>
-              <w:pStyle w:val="TableContents"/>
-            </w:pPr>
-            <w:r>
-              <w:t>Rapport d'intelligence complet</w:t>
-            </w:r>
-          </w:p>
-        </w:tc>
-        <w:tc>
-          <w:tcPr>
-            <w:tcW w:w="2410" w:type="dxa"/>
-            <w:tcBorders>
-              <w:left w:val="single" w:sz="4" w:space="0" w:color="000000"/>
-              <w:bottom w:val="single" w:sz="4" w:space="0" w:color="000000"/>
-              <w:right w:val="single" w:sz="4" w:space="0" w:color="000000"/>
-            </w:tcBorders>
-          </w:tcPr>
-          <w:p>
-            <w:pPr>
-              <w:pStyle w:val="TableContents"/>
-            </w:pPr>
-            <w:r>
-              <w:t>connecté</w:t>
-            </w:r>
+            <w:proofErr w:type="spellEnd"/>
           </w:p>
         </w:tc>
       </w:tr>
@@ -7033,9 +8583,15 @@
               <w:rPr>
                 <w:rFonts w:ascii="Liberation Mono" w:hAnsi="Liberation Mono"/>
               </w:rPr>
-              <w:t>history</w:t>
+              <w:t>delete</w:t>
             </w:r>
             <w:proofErr w:type="gramEnd"/>
+            <w:r>
+              <w:rPr>
+                <w:rFonts w:ascii="Liberation Mono" w:hAnsi="Liberation Mono"/>
+              </w:rPr>
+              <w:t>-scan/&lt;id&gt;</w:t>
+            </w:r>
           </w:p>
         </w:tc>
         <w:tc>
@@ -7051,7 +8607,7 @@
               <w:pStyle w:val="TableContents"/>
             </w:pPr>
             <w:r>
-              <w:t>GET</w:t>
+              <w:t>POST</w:t>
             </w:r>
           </w:p>
         </w:tc>
@@ -7066,15 +8622,14 @@
           <w:p>
             <w:pPr>
               <w:pStyle w:val="TableContents"/>
-              <w:rPr>
-                <w:lang w:val="fr-FR"/>
-              </w:rPr>
-            </w:pPr>
-            <w:r>
-              <w:rPr>
-                <w:lang w:val="fr-FR"/>
-              </w:rPr>
-              <w:t>Tous les scans du compte</w:t>
+            </w:pPr>
+            <w:proofErr w:type="spellStart"/>
+            <w:r>
+              <w:t>Supprimer</w:t>
+            </w:r>
+            <w:proofErr w:type="spellEnd"/>
+            <w:r>
+              <w:t xml:space="preserve"> un scan</w:t>
             </w:r>
           </w:p>
         </w:tc>
@@ -7092,7 +8647,7 @@
               <w:pStyle w:val="TableContents"/>
             </w:pPr>
             <w:r>
-              <w:t>connecté</w:t>
+              <w:t>propriétaire</w:t>
             </w:r>
           </w:p>
         </w:tc>
@@ -7121,21 +8676,195 @@
               <w:rPr>
                 <w:rFonts w:ascii="Liberation Mono" w:hAnsi="Liberation Mono"/>
               </w:rPr>
-              <w:t>delete</w:t>
+              <w:t>settings</w:t>
             </w:r>
             <w:proofErr w:type="gramEnd"/>
+          </w:p>
+        </w:tc>
+        <w:tc>
+          <w:tcPr>
+            <w:tcW w:w="2410" w:type="dxa"/>
+            <w:tcBorders>
+              <w:left w:val="single" w:sz="4" w:space="0" w:color="000000"/>
+              <w:bottom w:val="single" w:sz="4" w:space="0" w:color="000000"/>
+            </w:tcBorders>
+          </w:tcPr>
+          <w:p>
+            <w:pPr>
+              <w:pStyle w:val="TableContents"/>
+            </w:pPr>
+            <w:r>
+              <w:t>GET/POST</w:t>
+            </w:r>
+          </w:p>
+        </w:tc>
+        <w:tc>
+          <w:tcPr>
+            <w:tcW w:w="2409" w:type="dxa"/>
+            <w:tcBorders>
+              <w:left w:val="single" w:sz="4" w:space="0" w:color="000000"/>
+              <w:bottom w:val="single" w:sz="4" w:space="0" w:color="000000"/>
+            </w:tcBorders>
+          </w:tcPr>
+          <w:p>
+            <w:pPr>
+              <w:pStyle w:val="TableContents"/>
+            </w:pPr>
+            <w:proofErr w:type="spellStart"/>
+            <w:r>
+              <w:t>Préférences</w:t>
+            </w:r>
+            <w:proofErr w:type="spellEnd"/>
+            <w:r>
+              <w:t xml:space="preserve"> </w:t>
+            </w:r>
+            <w:proofErr w:type="spellStart"/>
+            <w:r>
+              <w:t>visuelles</w:t>
+            </w:r>
+            <w:proofErr w:type="spellEnd"/>
+            <w:r>
+              <w:t xml:space="preserve"> (</w:t>
+            </w:r>
+            <w:proofErr w:type="spellStart"/>
+            <w:r>
+              <w:t>thème</w:t>
+            </w:r>
+            <w:proofErr w:type="spellEnd"/>
+            <w:r>
+              <w:t xml:space="preserve">, </w:t>
+            </w:r>
+            <w:proofErr w:type="spellStart"/>
+            <w:r>
+              <w:t>interrupteurs</w:t>
+            </w:r>
+            <w:proofErr w:type="spellEnd"/>
+            <w:r>
+              <w:t>)</w:t>
+            </w:r>
+          </w:p>
+        </w:tc>
+        <w:tc>
+          <w:tcPr>
+            <w:tcW w:w="2410" w:type="dxa"/>
+            <w:tcBorders>
+              <w:left w:val="single" w:sz="4" w:space="0" w:color="000000"/>
+              <w:bottom w:val="single" w:sz="4" w:space="0" w:color="000000"/>
+              <w:right w:val="single" w:sz="4" w:space="0" w:color="000000"/>
+            </w:tcBorders>
+          </w:tcPr>
+          <w:p>
+            <w:pPr>
+              <w:pStyle w:val="TableContents"/>
+            </w:pPr>
+            <w:proofErr w:type="spellStart"/>
+            <w:r>
+              <w:t>connecté</w:t>
+            </w:r>
+            <w:proofErr w:type="spellEnd"/>
+          </w:p>
+        </w:tc>
+      </w:tr>
+      <w:tr>
+        <w:tc>
+          <w:tcPr>
+            <w:tcW w:w="2409" w:type="dxa"/>
+            <w:tcBorders>
+              <w:left w:val="single" w:sz="4" w:space="0" w:color="000000"/>
+              <w:bottom w:val="single" w:sz="4" w:space="0" w:color="000000"/>
+            </w:tcBorders>
+          </w:tcPr>
+          <w:p>
+            <w:pPr>
+              <w:pStyle w:val="TableContents"/>
+            </w:pPr>
             <w:r>
               <w:rPr>
                 <w:rFonts w:ascii="Liberation Mono" w:hAnsi="Liberation Mono"/>
               </w:rPr>
-              <w:t>-</w:t>
-            </w:r>
+              <w:t>/settings/security</w:t>
+            </w:r>
+          </w:p>
+        </w:tc>
+        <w:tc>
+          <w:tcPr>
+            <w:tcW w:w="2410" w:type="dxa"/>
+            <w:tcBorders>
+              <w:left w:val="single" w:sz="4" w:space="0" w:color="000000"/>
+              <w:bottom w:val="single" w:sz="4" w:space="0" w:color="000000"/>
+            </w:tcBorders>
+          </w:tcPr>
+          <w:p>
+            <w:pPr>
+              <w:pStyle w:val="TableContents"/>
+            </w:pPr>
+            <w:r>
+              <w:t>POST</w:t>
+            </w:r>
+          </w:p>
+        </w:tc>
+        <w:tc>
+          <w:tcPr>
+            <w:tcW w:w="2409" w:type="dxa"/>
+            <w:tcBorders>
+              <w:left w:val="single" w:sz="4" w:space="0" w:color="000000"/>
+              <w:bottom w:val="single" w:sz="4" w:space="0" w:color="000000"/>
+            </w:tcBorders>
+          </w:tcPr>
+          <w:p>
+            <w:pPr>
+              <w:pStyle w:val="TableContents"/>
+              <w:rPr>
+                <w:lang w:val="fr-FR"/>
+              </w:rPr>
+            </w:pPr>
+            <w:r>
+              <w:rPr>
+                <w:lang w:val="fr-FR"/>
+              </w:rPr>
+              <w:t>Changer le mot de passe</w:t>
+            </w:r>
+          </w:p>
+        </w:tc>
+        <w:tc>
+          <w:tcPr>
+            <w:tcW w:w="2410" w:type="dxa"/>
+            <w:tcBorders>
+              <w:left w:val="single" w:sz="4" w:space="0" w:color="000000"/>
+              <w:bottom w:val="single" w:sz="4" w:space="0" w:color="000000"/>
+              <w:right w:val="single" w:sz="4" w:space="0" w:color="000000"/>
+            </w:tcBorders>
+          </w:tcPr>
+          <w:p>
+            <w:pPr>
+              <w:pStyle w:val="TableContents"/>
+            </w:pPr>
+            <w:proofErr w:type="spellStart"/>
+            <w:r>
+              <w:t>connecté</w:t>
+            </w:r>
+            <w:proofErr w:type="spellEnd"/>
+          </w:p>
+        </w:tc>
+      </w:tr>
+      <w:tr>
+        <w:tc>
+          <w:tcPr>
+            <w:tcW w:w="2409" w:type="dxa"/>
+            <w:tcBorders>
+              <w:left w:val="single" w:sz="4" w:space="0" w:color="000000"/>
+              <w:bottom w:val="single" w:sz="4" w:space="0" w:color="000000"/>
+            </w:tcBorders>
+          </w:tcPr>
+          <w:p>
+            <w:pPr>
+              <w:pStyle w:val="TableContents"/>
+            </w:pPr>
             <w:r>
               <w:rPr>
                 <w:rFonts w:ascii="Liberation Mono" w:hAnsi="Liberation Mono"/>
               </w:rPr>
-              <w:lastRenderedPageBreak/>
-              <w:t>scan/&lt;id&gt;</w:t>
+              <w:t>/settings/intel</w:t>
             </w:r>
           </w:p>
         </w:tc>
@@ -7152,7 +8881,6 @@
               <w:pStyle w:val="TableContents"/>
             </w:pPr>
             <w:r>
-              <w:lastRenderedPageBreak/>
               <w:t>POST</w:t>
             </w:r>
           </w:p>
@@ -7168,9 +8896,15 @@
           <w:p>
             <w:pPr>
               <w:pStyle w:val="TableContents"/>
-            </w:pPr>
-            <w:r>
-              <w:t>Supprimer un scan</w:t>
+              <w:rPr>
+                <w:lang w:val="fr-FR"/>
+              </w:rPr>
+            </w:pPr>
+            <w:r>
+              <w:rPr>
+                <w:lang w:val="fr-FR"/>
+              </w:rPr>
+              <w:t>Enregistrer les clés d'accès par utilisateur</w:t>
             </w:r>
           </w:p>
         </w:tc>
@@ -7187,9 +8921,100 @@
             <w:pPr>
               <w:pStyle w:val="TableContents"/>
             </w:pPr>
-            <w:r>
-              <w:t>propriétaire</w:t>
-            </w:r>
+            <w:proofErr w:type="spellStart"/>
+            <w:r>
+              <w:t>connecté</w:t>
+            </w:r>
+            <w:proofErr w:type="spellEnd"/>
+          </w:p>
+        </w:tc>
+      </w:tr>
+      <w:tr>
+        <w:tc>
+          <w:tcPr>
+            <w:tcW w:w="2409" w:type="dxa"/>
+            <w:tcBorders>
+              <w:left w:val="single" w:sz="4" w:space="0" w:color="000000"/>
+              <w:bottom w:val="single" w:sz="4" w:space="0" w:color="000000"/>
+            </w:tcBorders>
+          </w:tcPr>
+          <w:p>
+            <w:pPr>
+              <w:pStyle w:val="TableContents"/>
+            </w:pPr>
+            <w:r>
+              <w:rPr>
+                <w:rFonts w:ascii="Liberation Mono" w:hAnsi="Liberation Mono"/>
+              </w:rPr>
+              <w:t>/settings/alerts</w:t>
+            </w:r>
+          </w:p>
+        </w:tc>
+        <w:tc>
+          <w:tcPr>
+            <w:tcW w:w="2410" w:type="dxa"/>
+            <w:tcBorders>
+              <w:left w:val="single" w:sz="4" w:space="0" w:color="000000"/>
+              <w:bottom w:val="single" w:sz="4" w:space="0" w:color="000000"/>
+            </w:tcBorders>
+          </w:tcPr>
+          <w:p>
+            <w:pPr>
+              <w:pStyle w:val="TableContents"/>
+            </w:pPr>
+            <w:r>
+              <w:t>POST</w:t>
+            </w:r>
+          </w:p>
+        </w:tc>
+        <w:tc>
+          <w:tcPr>
+            <w:tcW w:w="2409" w:type="dxa"/>
+            <w:tcBorders>
+              <w:left w:val="single" w:sz="4" w:space="0" w:color="000000"/>
+              <w:bottom w:val="single" w:sz="4" w:space="0" w:color="000000"/>
+            </w:tcBorders>
+          </w:tcPr>
+          <w:p>
+            <w:pPr>
+              <w:pStyle w:val="TableContents"/>
+            </w:pPr>
+            <w:proofErr w:type="spellStart"/>
+            <w:r>
+              <w:t>Seuil</w:t>
+            </w:r>
+            <w:proofErr w:type="spellEnd"/>
+            <w:r>
+              <w:t xml:space="preserve"> </w:t>
+            </w:r>
+            <w:proofErr w:type="spellStart"/>
+            <w:r>
+              <w:t>d'alerte</w:t>
+            </w:r>
+            <w:proofErr w:type="spellEnd"/>
+            <w:r>
+              <w:t xml:space="preserve"> + URL webhook</w:t>
+            </w:r>
+          </w:p>
+        </w:tc>
+        <w:tc>
+          <w:tcPr>
+            <w:tcW w:w="2410" w:type="dxa"/>
+            <w:tcBorders>
+              <w:left w:val="single" w:sz="4" w:space="0" w:color="000000"/>
+              <w:bottom w:val="single" w:sz="4" w:space="0" w:color="000000"/>
+              <w:right w:val="single" w:sz="4" w:space="0" w:color="000000"/>
+            </w:tcBorders>
+          </w:tcPr>
+          <w:p>
+            <w:pPr>
+              <w:pStyle w:val="TableContents"/>
+            </w:pPr>
+            <w:proofErr w:type="spellStart"/>
+            <w:r>
+              <w:t>connecté</w:t>
+            </w:r>
+            <w:proofErr w:type="spellEnd"/>
           </w:p>
         </w:tc>
       </w:tr>
@@ -7217,82 +9042,14 @@
               <w:rPr>
                 <w:rFonts w:ascii="Liberation Mono" w:hAnsi="Liberation Mono"/>
               </w:rPr>
-              <w:t>settings</w:t>
+              <w:t>control</w:t>
             </w:r>
             <w:proofErr w:type="gramEnd"/>
-          </w:p>
-        </w:tc>
-        <w:tc>
-          <w:tcPr>
-            <w:tcW w:w="2410" w:type="dxa"/>
-            <w:tcBorders>
-              <w:left w:val="single" w:sz="4" w:space="0" w:color="000000"/>
-              <w:bottom w:val="single" w:sz="4" w:space="0" w:color="000000"/>
-            </w:tcBorders>
-          </w:tcPr>
-          <w:p>
-            <w:pPr>
-              <w:pStyle w:val="TableContents"/>
-            </w:pPr>
-            <w:r>
-              <w:t>GET/POST</w:t>
-            </w:r>
-          </w:p>
-        </w:tc>
-        <w:tc>
-          <w:tcPr>
-            <w:tcW w:w="2409" w:type="dxa"/>
-            <w:tcBorders>
-              <w:left w:val="single" w:sz="4" w:space="0" w:color="000000"/>
-              <w:bottom w:val="single" w:sz="4" w:space="0" w:color="000000"/>
-            </w:tcBorders>
-          </w:tcPr>
-          <w:p>
-            <w:pPr>
-              <w:pStyle w:val="TableContents"/>
-            </w:pPr>
-            <w:r>
-              <w:t>Préférences visuelles (thème, interrupteurs)</w:t>
-            </w:r>
-          </w:p>
-        </w:tc>
-        <w:tc>
-          <w:tcPr>
-            <w:tcW w:w="2410" w:type="dxa"/>
-            <w:tcBorders>
-              <w:left w:val="single" w:sz="4" w:space="0" w:color="000000"/>
-              <w:bottom w:val="single" w:sz="4" w:space="0" w:color="000000"/>
-              <w:right w:val="single" w:sz="4" w:space="0" w:color="000000"/>
-            </w:tcBorders>
-          </w:tcPr>
-          <w:p>
-            <w:pPr>
-              <w:pStyle w:val="TableContents"/>
-            </w:pPr>
-            <w:r>
-              <w:t>connecté</w:t>
-            </w:r>
-          </w:p>
-        </w:tc>
-      </w:tr>
-      <w:tr>
-        <w:tc>
-          <w:tcPr>
-            <w:tcW w:w="2409" w:type="dxa"/>
-            <w:tcBorders>
-              <w:left w:val="single" w:sz="4" w:space="0" w:color="000000"/>
-              <w:bottom w:val="single" w:sz="4" w:space="0" w:color="000000"/>
-            </w:tcBorders>
-          </w:tcPr>
-          <w:p>
-            <w:pPr>
-              <w:pStyle w:val="TableContents"/>
-            </w:pPr>
             <w:r>
               <w:rPr>
                 <w:rFonts w:ascii="Liberation Mono" w:hAnsi="Liberation Mono"/>
               </w:rPr>
-              <w:t>/settings/security</w:t>
+              <w:t>-panel</w:t>
             </w:r>
           </w:p>
         </w:tc>
@@ -7309,7 +9066,7 @@
               <w:pStyle w:val="TableContents"/>
             </w:pPr>
             <w:r>
-              <w:t>POST</w:t>
+              <w:t>GET</w:t>
             </w:r>
           </w:p>
         </w:tc>
@@ -7324,16 +9081,15 @@
           <w:p>
             <w:pPr>
               <w:pStyle w:val="TableContents"/>
-              <w:rPr>
-                <w:lang w:val="fr-FR"/>
-              </w:rPr>
-            </w:pPr>
-            <w:r>
-              <w:rPr>
-                <w:lang w:val="fr-FR"/>
-              </w:rPr>
-              <w:t>Changer le mot de passe</w:t>
-            </w:r>
+            </w:pPr>
+            <w:r>
+              <w:t xml:space="preserve">Gestion des </w:t>
+            </w:r>
+            <w:proofErr w:type="spellStart"/>
+            <w:r>
+              <w:t>utilisateurs</w:t>
+            </w:r>
+            <w:proofErr w:type="spellEnd"/>
           </w:p>
         </w:tc>
         <w:tc>
@@ -7350,162 +9106,13 @@
               <w:pStyle w:val="TableContents"/>
             </w:pPr>
             <w:r>
-              <w:t>connecté</w:t>
-            </w:r>
-          </w:p>
-        </w:tc>
-      </w:tr>
-      <w:tr>
-        <w:tc>
-          <w:tcPr>
-            <w:tcW w:w="2409" w:type="dxa"/>
-            <w:tcBorders>
-              <w:left w:val="single" w:sz="4" w:space="0" w:color="000000"/>
-              <w:bottom w:val="single" w:sz="4" w:space="0" w:color="000000"/>
-            </w:tcBorders>
-          </w:tcPr>
-          <w:p>
-            <w:pPr>
-              <w:pStyle w:val="TableContents"/>
-            </w:pPr>
-            <w:r>
-              <w:rPr>
-                <w:rFonts w:ascii="Liberation Mono" w:hAnsi="Liberation Mono"/>
-              </w:rPr>
-              <w:t>/settings/intel</w:t>
-            </w:r>
-          </w:p>
-        </w:tc>
-        <w:tc>
-          <w:tcPr>
-            <w:tcW w:w="2410" w:type="dxa"/>
-            <w:tcBorders>
-              <w:left w:val="single" w:sz="4" w:space="0" w:color="000000"/>
-              <w:bottom w:val="single" w:sz="4" w:space="0" w:color="000000"/>
-            </w:tcBorders>
-          </w:tcPr>
-          <w:p>
-            <w:pPr>
-              <w:pStyle w:val="TableContents"/>
-            </w:pPr>
-            <w:r>
-              <w:t>POST</w:t>
-            </w:r>
-          </w:p>
-        </w:tc>
-        <w:tc>
-          <w:tcPr>
-            <w:tcW w:w="2409" w:type="dxa"/>
-            <w:tcBorders>
-              <w:left w:val="single" w:sz="4" w:space="0" w:color="000000"/>
-              <w:bottom w:val="single" w:sz="4" w:space="0" w:color="000000"/>
-            </w:tcBorders>
-          </w:tcPr>
-          <w:p>
-            <w:pPr>
-              <w:pStyle w:val="TableContents"/>
-              <w:rPr>
-                <w:lang w:val="fr-FR"/>
-              </w:rPr>
-            </w:pPr>
-            <w:r>
-              <w:rPr>
-                <w:lang w:val="fr-FR"/>
-              </w:rPr>
-              <w:t>Enregistrer les clés d'accès par utilisateur</w:t>
-            </w:r>
-          </w:p>
-        </w:tc>
-        <w:tc>
-          <w:tcPr>
-            <w:tcW w:w="2410" w:type="dxa"/>
-            <w:tcBorders>
-              <w:left w:val="single" w:sz="4" w:space="0" w:color="000000"/>
-              <w:bottom w:val="single" w:sz="4" w:space="0" w:color="000000"/>
-              <w:right w:val="single" w:sz="4" w:space="0" w:color="000000"/>
-            </w:tcBorders>
-          </w:tcPr>
-          <w:p>
-            <w:pPr>
-              <w:pStyle w:val="TableContents"/>
-            </w:pPr>
-            <w:r>
-              <w:t>connecté</w:t>
-            </w:r>
-          </w:p>
-        </w:tc>
-      </w:tr>
-      <w:tr>
-        <w:tc>
-          <w:tcPr>
-            <w:tcW w:w="2409" w:type="dxa"/>
-            <w:tcBorders>
-              <w:left w:val="single" w:sz="4" w:space="0" w:color="000000"/>
-              <w:bottom w:val="single" w:sz="4" w:space="0" w:color="000000"/>
-            </w:tcBorders>
-          </w:tcPr>
-          <w:p>
-            <w:pPr>
-              <w:pStyle w:val="TableContents"/>
-            </w:pPr>
-            <w:r>
-              <w:rPr>
-                <w:rFonts w:ascii="Liberation Mono" w:hAnsi="Liberation Mono"/>
-              </w:rPr>
-              <w:t>/settings/alerts</w:t>
-            </w:r>
-          </w:p>
-        </w:tc>
-        <w:tc>
-          <w:tcPr>
-            <w:tcW w:w="2410" w:type="dxa"/>
-            <w:tcBorders>
-              <w:left w:val="single" w:sz="4" w:space="0" w:color="000000"/>
-              <w:bottom w:val="single" w:sz="4" w:space="0" w:color="000000"/>
-            </w:tcBorders>
-          </w:tcPr>
-          <w:p>
-            <w:pPr>
-              <w:pStyle w:val="TableContents"/>
-            </w:pPr>
-            <w:r>
-              <w:t>POST</w:t>
-            </w:r>
-          </w:p>
-        </w:tc>
-        <w:tc>
-          <w:tcPr>
-            <w:tcW w:w="2409" w:type="dxa"/>
-            <w:tcBorders>
-              <w:left w:val="single" w:sz="4" w:space="0" w:color="000000"/>
-              <w:bottom w:val="single" w:sz="4" w:space="0" w:color="000000"/>
-            </w:tcBorders>
-          </w:tcPr>
-          <w:p>
-            <w:pPr>
-              <w:pStyle w:val="TableContents"/>
-            </w:pPr>
-            <w:r>
-              <w:t>Seuil d'alerte + URL webhook</w:t>
-            </w:r>
-          </w:p>
-        </w:tc>
-        <w:tc>
-          <w:tcPr>
-            <w:tcW w:w="2410" w:type="dxa"/>
-            <w:tcBorders>
-              <w:left w:val="single" w:sz="4" w:space="0" w:color="000000"/>
-              <w:bottom w:val="single" w:sz="4" w:space="0" w:color="000000"/>
-              <w:right w:val="single" w:sz="4" w:space="0" w:color="000000"/>
-            </w:tcBorders>
-          </w:tcPr>
-          <w:p>
-            <w:pPr>
-              <w:pStyle w:val="TableContents"/>
-            </w:pPr>
-            <w:r>
-              <w:t>connecté</w:t>
-            </w:r>
+              <w:t xml:space="preserve">admin </w:t>
+            </w:r>
+            <w:proofErr w:type="spellStart"/>
+            <w:r>
+              <w:t>uniquement</w:t>
+            </w:r>
+            <w:proofErr w:type="spellEnd"/>
           </w:p>
         </w:tc>
       </w:tr>
@@ -7533,94 +9140,6 @@
               <w:rPr>
                 <w:rFonts w:ascii="Liberation Mono" w:hAnsi="Liberation Mono"/>
               </w:rPr>
-              <w:t>control</w:t>
-            </w:r>
-            <w:proofErr w:type="gramEnd"/>
-            <w:r>
-              <w:rPr>
-                <w:rFonts w:ascii="Liberation Mono" w:hAnsi="Liberation Mono"/>
-              </w:rPr>
-              <w:t>-panel</w:t>
-            </w:r>
-          </w:p>
-        </w:tc>
-        <w:tc>
-          <w:tcPr>
-            <w:tcW w:w="2410" w:type="dxa"/>
-            <w:tcBorders>
-              <w:left w:val="single" w:sz="4" w:space="0" w:color="000000"/>
-              <w:bottom w:val="single" w:sz="4" w:space="0" w:color="000000"/>
-            </w:tcBorders>
-          </w:tcPr>
-          <w:p>
-            <w:pPr>
-              <w:pStyle w:val="TableContents"/>
-            </w:pPr>
-            <w:r>
-              <w:t>GET</w:t>
-            </w:r>
-          </w:p>
-        </w:tc>
-        <w:tc>
-          <w:tcPr>
-            <w:tcW w:w="2409" w:type="dxa"/>
-            <w:tcBorders>
-              <w:left w:val="single" w:sz="4" w:space="0" w:color="000000"/>
-              <w:bottom w:val="single" w:sz="4" w:space="0" w:color="000000"/>
-            </w:tcBorders>
-          </w:tcPr>
-          <w:p>
-            <w:pPr>
-              <w:pStyle w:val="TableContents"/>
-            </w:pPr>
-            <w:r>
-              <w:t>Gestion des utilisateurs</w:t>
-            </w:r>
-          </w:p>
-        </w:tc>
-        <w:tc>
-          <w:tcPr>
-            <w:tcW w:w="2410" w:type="dxa"/>
-            <w:tcBorders>
-              <w:left w:val="single" w:sz="4" w:space="0" w:color="000000"/>
-              <w:bottom w:val="single" w:sz="4" w:space="0" w:color="000000"/>
-              <w:right w:val="single" w:sz="4" w:space="0" w:color="000000"/>
-            </w:tcBorders>
-          </w:tcPr>
-          <w:p>
-            <w:pPr>
-              <w:pStyle w:val="TableContents"/>
-            </w:pPr>
-            <w:r>
-              <w:t>admin uniquement</w:t>
-            </w:r>
-          </w:p>
-        </w:tc>
-      </w:tr>
-      <w:tr>
-        <w:tc>
-          <w:tcPr>
-            <w:tcW w:w="2409" w:type="dxa"/>
-            <w:tcBorders>
-              <w:left w:val="single" w:sz="4" w:space="0" w:color="000000"/>
-              <w:bottom w:val="single" w:sz="4" w:space="0" w:color="000000"/>
-            </w:tcBorders>
-          </w:tcPr>
-          <w:p>
-            <w:pPr>
-              <w:pStyle w:val="TableContents"/>
-            </w:pPr>
-            <w:r>
-              <w:rPr>
-                <w:rFonts w:ascii="Liberation Mono" w:hAnsi="Liberation Mono"/>
-              </w:rPr>
-              <w:t>/</w:t>
-            </w:r>
-            <w:proofErr w:type="gramStart"/>
-            <w:r>
-              <w:rPr>
-                <w:rFonts w:ascii="Liberation Mono" w:hAnsi="Liberation Mono"/>
-              </w:rPr>
               <w:t>delete</w:t>
             </w:r>
             <w:proofErr w:type="gramEnd"/>
@@ -7661,9 +9180,19 @@
             <w:pPr>
               <w:pStyle w:val="TableContents"/>
             </w:pPr>
-            <w:r>
-              <w:t>Supprimer un utilisateur</w:t>
-            </w:r>
+            <w:proofErr w:type="spellStart"/>
+            <w:r>
+              <w:t>Supprimer</w:t>
+            </w:r>
+            <w:proofErr w:type="spellEnd"/>
+            <w:r>
+              <w:t xml:space="preserve"> un </w:t>
+            </w:r>
+            <w:proofErr w:type="spellStart"/>
+            <w:r>
+              <w:t>utilisateur</w:t>
+            </w:r>
+            <w:proofErr w:type="spellEnd"/>
           </w:p>
         </w:tc>
         <w:tc>
@@ -7680,8 +9209,13 @@
               <w:pStyle w:val="TableContents"/>
             </w:pPr>
             <w:r>
-              <w:t>admin uniquement</w:t>
-            </w:r>
+              <w:t xml:space="preserve">admin </w:t>
+            </w:r>
+            <w:proofErr w:type="spellStart"/>
+            <w:r>
+              <w:t>uniquement</w:t>
+            </w:r>
+            <w:proofErr w:type="spellEnd"/>
           </w:p>
         </w:tc>
       </w:tr>
@@ -7696,8 +9230,21 @@
         <w:pStyle w:val="Heading3"/>
       </w:pPr>
       <w:r>
-        <w:t>10.2 Authentification et rôles</w:t>
-      </w:r>
+        <w:t xml:space="preserve">10.2 </w:t>
+      </w:r>
+      <w:proofErr w:type="spellStart"/>
+      <w:r>
+        <w:t>Authentification</w:t>
+      </w:r>
+      <w:proofErr w:type="spellEnd"/>
+      <w:r>
+        <w:t xml:space="preserve"> et </w:t>
+      </w:r>
+      <w:proofErr w:type="spellStart"/>
+      <w:r>
+        <w:t>rôles</w:t>
+      </w:r>
+      <w:proofErr w:type="spellEnd"/>
     </w:p>
     <w:p>
       <w:pPr>
@@ -7759,8 +9306,17 @@
           <w:b/>
           <w:lang w:val="fr-FR"/>
         </w:rPr>
-        <w:t>Flask-Bcrypt</w:t>
-      </w:r>
+        <w:t>Flask-</w:t>
+      </w:r>
+      <w:proofErr w:type="spellStart"/>
+      <w:r>
+        <w:rPr>
+          <w:b/>
+          <w:lang w:val="fr-FR"/>
+        </w:rPr>
+        <w:t>Bcrypt</w:t>
+      </w:r>
+      <w:proofErr w:type="spellEnd"/>
       <w:r>
         <w:rPr>
           <w:lang w:val="fr-FR"/>
@@ -7994,7 +9550,15 @@
         <w:t>Origine &amp; Réseau</w:t>
       </w:r>
       <w:r>
-        <w:t xml:space="preserve"> — géolocalisation.</w:t>
+        <w:t xml:space="preserve"> — </w:t>
+      </w:r>
+      <w:proofErr w:type="spellStart"/>
+      <w:r>
+        <w:t>géolocalisation</w:t>
+      </w:r>
+      <w:proofErr w:type="spellEnd"/>
+      <w:r>
+        <w:t>.</w:t>
       </w:r>
     </w:p>
     <w:p>
@@ -8050,7 +9614,21 @@
         <w:rPr>
           <w:lang w:val="fr-FR"/>
         </w:rPr>
-        <w:t xml:space="preserve"> — compteurs de moteurs VirusTotal.</w:t>
+        <w:t xml:space="preserve"> — compteurs de moteurs </w:t>
+      </w:r>
+      <w:proofErr w:type="spellStart"/>
+      <w:r>
+        <w:rPr>
+          <w:lang w:val="fr-FR"/>
+        </w:rPr>
+        <w:t>VirusTotal</w:t>
+      </w:r>
+      <w:proofErr w:type="spellEnd"/>
+      <w:r>
+        <w:rPr>
+          <w:lang w:val="fr-FR"/>
+        </w:rPr>
+        <w:t>.</w:t>
       </w:r>
     </w:p>
     <w:p>
@@ -8078,7 +9656,14 @@
         <w:rPr>
           <w:lang w:val="fr-FR"/>
         </w:rPr>
-        <w:t xml:space="preserve"> — chaque constat avec badge de sévérité, badge de catégorie EXPOSURE/THREAT, description et recommandation.</w:t>
+        <w:t xml:space="preserve"> — chaque constat avec badge de sévérité, badge de </w:t>
+      </w:r>
+      <w:r>
+        <w:rPr>
+          <w:lang w:val="fr-FR"/>
+        </w:rPr>
+        <w:lastRenderedPageBreak/>
+        <w:t>catégorie EXPOSURE/THREAT, description et recommandation.</w:t>
       </w:r>
     </w:p>
     <w:p>
@@ -8131,7 +9716,15 @@
         </w:numPr>
       </w:pPr>
       <w:r>
-        <w:t>10.4 Décisions UX</w:t>
+        <w:t xml:space="preserve">10.4 </w:t>
+      </w:r>
+      <w:proofErr w:type="spellStart"/>
+      <w:r>
+        <w:t>Décisions</w:t>
+      </w:r>
+      <w:proofErr w:type="spellEnd"/>
+      <w:r>
+        <w:t xml:space="preserve"> UX</w:t>
       </w:r>
     </w:p>
     <w:p>
@@ -8152,28 +9745,104 @@
         <w:rPr>
           <w:lang w:val="fr-FR"/>
         </w:rPr>
-        <w:t xml:space="preserve">Les noms de fournisseurs/services (Shodan, VirusTotal, NVD, SQLite, etc.) </w:t>
+        <w:t>Les noms de fournisseurs/services (</w:t>
+      </w:r>
+      <w:proofErr w:type="spellStart"/>
+      <w:r>
+        <w:rPr>
+          <w:lang w:val="fr-FR"/>
+        </w:rPr>
+        <w:t>Shodan</w:t>
+      </w:r>
+      <w:proofErr w:type="spellEnd"/>
+      <w:r>
+        <w:rPr>
+          <w:lang w:val="fr-FR"/>
+        </w:rPr>
+        <w:t xml:space="preserve">, </w:t>
+      </w:r>
+      <w:proofErr w:type="spellStart"/>
+      <w:r>
+        <w:rPr>
+          <w:lang w:val="fr-FR"/>
+        </w:rPr>
+        <w:t>VirusTotal</w:t>
+      </w:r>
+      <w:proofErr w:type="spellEnd"/>
+      <w:r>
+        <w:rPr>
+          <w:lang w:val="fr-FR"/>
+        </w:rPr>
+        <w:t xml:space="preserve">, NVD, SQLite, etc.) </w:t>
       </w:r>
       <w:r>
         <w:rPr>
           <w:b/>
           <w:lang w:val="fr-FR"/>
         </w:rPr>
-        <w:t xml:space="preserve">ne sont pas </w:t>
-      </w:r>
-      <w:r>
-        <w:rPr>
-          <w:b/>
-          <w:lang w:val="fr-FR"/>
-        </w:rPr>
-        <w:lastRenderedPageBreak/>
-        <w:t>exposés dans l'interface</w:t>
-      </w:r>
-      <w:r>
-        <w:rPr>
-          <w:lang w:val="fr-FR"/>
-        </w:rPr>
-        <w:t xml:space="preserve"> ; l'interface présente le propre modèle d'information du produit (Organization, Known Vulnerabilities, Threat Telemetry, etc.).</w:t>
+        <w:t>ne sont pas exposés dans l'interface</w:t>
+      </w:r>
+      <w:r>
+        <w:rPr>
+          <w:lang w:val="fr-FR"/>
+        </w:rPr>
+        <w:t xml:space="preserve"> ; l'interface présente le propre modèle d'information du produit (</w:t>
+      </w:r>
+      <w:proofErr w:type="spellStart"/>
+      <w:r>
+        <w:rPr>
+          <w:lang w:val="fr-FR"/>
+        </w:rPr>
+        <w:t>Organization</w:t>
+      </w:r>
+      <w:proofErr w:type="spellEnd"/>
+      <w:r>
+        <w:rPr>
+          <w:lang w:val="fr-FR"/>
+        </w:rPr>
+        <w:t xml:space="preserve">, </w:t>
+      </w:r>
+      <w:proofErr w:type="spellStart"/>
+      <w:r>
+        <w:rPr>
+          <w:lang w:val="fr-FR"/>
+        </w:rPr>
+        <w:t>Known</w:t>
+      </w:r>
+      <w:proofErr w:type="spellEnd"/>
+      <w:r>
+        <w:rPr>
+          <w:lang w:val="fr-FR"/>
+        </w:rPr>
+        <w:t xml:space="preserve"> </w:t>
+      </w:r>
+      <w:proofErr w:type="spellStart"/>
+      <w:r>
+        <w:rPr>
+          <w:lang w:val="fr-FR"/>
+        </w:rPr>
+        <w:t>Vulnerabilities</w:t>
+      </w:r>
+      <w:proofErr w:type="spellEnd"/>
+      <w:r>
+        <w:rPr>
+          <w:lang w:val="fr-FR"/>
+        </w:rPr>
+        <w:t xml:space="preserve">, Threat </w:t>
+      </w:r>
+      <w:proofErr w:type="spellStart"/>
+      <w:r>
+        <w:rPr>
+          <w:lang w:val="fr-FR"/>
+        </w:rPr>
+        <w:t>Telemetry</w:t>
+      </w:r>
+      <w:proofErr w:type="spellEnd"/>
+      <w:r>
+        <w:rPr>
+          <w:lang w:val="fr-FR"/>
+        </w:rPr>
+        <w:t>, etc.).</w:t>
       </w:r>
     </w:p>
     <w:p>
@@ -8270,7 +9939,23 @@
         <w:t>password</w:t>
       </w:r>
       <w:r>
-        <w:t xml:space="preserve"> (haché bcrypt), </w:t>
+        <w:t xml:space="preserve"> (</w:t>
+      </w:r>
+      <w:proofErr w:type="spellStart"/>
+      <w:r>
+        <w:t>haché</w:t>
+      </w:r>
+      <w:proofErr w:type="spellEnd"/>
+      <w:r>
+        <w:t xml:space="preserve"> </w:t>
+      </w:r>
+      <w:proofErr w:type="spellStart"/>
+      <w:r>
+        <w:t>bcrypt</w:t>
+      </w:r>
+      <w:proofErr w:type="spellEnd"/>
+      <w:r>
+        <w:t xml:space="preserve">), </w:t>
       </w:r>
       <w:r>
         <w:rPr>
@@ -8281,30 +9966,36 @@
       <w:r>
         <w:t xml:space="preserve">, </w:t>
       </w:r>
+      <w:proofErr w:type="spellStart"/>
       <w:r>
         <w:rPr>
           <w:rFonts w:ascii="Liberation Mono" w:hAnsi="Liberation Mono"/>
         </w:rPr>
         <w:t>virustotal_key</w:t>
       </w:r>
+      <w:proofErr w:type="spellEnd"/>
       <w:r>
         <w:t xml:space="preserve">, </w:t>
       </w:r>
+      <w:proofErr w:type="spellStart"/>
       <w:r>
         <w:rPr>
           <w:rFonts w:ascii="Liberation Mono" w:hAnsi="Liberation Mono"/>
         </w:rPr>
         <w:t>abuseipdb_key</w:t>
       </w:r>
+      <w:proofErr w:type="spellEnd"/>
       <w:r>
         <w:t xml:space="preserve">, </w:t>
       </w:r>
+      <w:proofErr w:type="spellStart"/>
       <w:r>
         <w:rPr>
           <w:rFonts w:ascii="Liberation Mono" w:hAnsi="Liberation Mono"/>
         </w:rPr>
         <w:t>shodan_key</w:t>
       </w:r>
+      <w:proofErr w:type="spellEnd"/>
       <w:r>
         <w:t xml:space="preserve">, </w:t>
       </w:r>
@@ -8317,39 +10008,47 @@
       <w:r>
         <w:t xml:space="preserve">, </w:t>
       </w:r>
+      <w:proofErr w:type="spellStart"/>
       <w:r>
         <w:rPr>
           <w:rFonts w:ascii="Liberation Mono" w:hAnsi="Liberation Mono"/>
         </w:rPr>
         <w:t>alert_threshold</w:t>
       </w:r>
+      <w:proofErr w:type="spellEnd"/>
       <w:r>
         <w:t xml:space="preserve">, </w:t>
       </w:r>
+      <w:proofErr w:type="spellStart"/>
       <w:r>
         <w:rPr>
           <w:rFonts w:ascii="Liberation Mono" w:hAnsi="Liberation Mono"/>
         </w:rPr>
         <w:t>webhook_url</w:t>
       </w:r>
+      <w:proofErr w:type="spellEnd"/>
       <w:r>
         <w:t xml:space="preserve">, </w:t>
       </w:r>
+      <w:proofErr w:type="spellStart"/>
       <w:r>
         <w:rPr>
           <w:rFonts w:ascii="Liberation Mono" w:hAnsi="Liberation Mono"/>
         </w:rPr>
         <w:t>enable_particles</w:t>
       </w:r>
+      <w:proofErr w:type="spellEnd"/>
       <w:r>
         <w:t xml:space="preserve">, </w:t>
       </w:r>
+      <w:proofErr w:type="spellStart"/>
       <w:r>
         <w:rPr>
           <w:rFonts w:ascii="Liberation Mono" w:hAnsi="Liberation Mono"/>
         </w:rPr>
         <w:t>enable_crt</w:t>
       </w:r>
+      <w:proofErr w:type="spellEnd"/>
       <w:r>
         <w:t>.</w:t>
       </w:r>
@@ -8358,12 +10057,14 @@
       <w:pPr>
         <w:pStyle w:val="BodyText"/>
       </w:pPr>
+      <w:proofErr w:type="spellStart"/>
       <w:r>
         <w:rPr>
           <w:b/>
         </w:rPr>
         <w:t>ScanResult</w:t>
       </w:r>
+      <w:proofErr w:type="spellEnd"/>
       <w:r>
         <w:t> </w:t>
       </w:r>
@@ -8376,14 +10077,32 @@
       <w:r>
         <w:t xml:space="preserve">, </w:t>
       </w:r>
+      <w:proofErr w:type="spellStart"/>
       <w:r>
         <w:rPr>
           <w:rFonts w:ascii="Liberation Mono" w:hAnsi="Liberation Mono"/>
         </w:rPr>
         <w:t>user_id</w:t>
       </w:r>
-      <w:r>
-        <w:t xml:space="preserve"> (clé étrangère), </w:t>
+      <w:proofErr w:type="spellEnd"/>
+      <w:r>
+        <w:t xml:space="preserve"> (</w:t>
+      </w:r>
+      <w:proofErr w:type="spellStart"/>
+      <w:r>
+        <w:t>clé</w:t>
+      </w:r>
+      <w:proofErr w:type="spellEnd"/>
+      <w:r>
+        <w:t xml:space="preserve"> </w:t>
+      </w:r>
+      <w:proofErr w:type="spellStart"/>
+      <w:r>
+        <w:t>étrangère</w:t>
+      </w:r>
+      <w:proofErr w:type="spellEnd"/>
+      <w:r>
+        <w:t xml:space="preserve">), </w:t>
       </w:r>
       <w:r>
         <w:rPr>
@@ -8394,138 +10113,198 @@
       <w:r>
         <w:t xml:space="preserve">, </w:t>
       </w:r>
+      <w:proofErr w:type="spellStart"/>
       <w:r>
         <w:rPr>
           <w:rFonts w:ascii="Liberation Mono" w:hAnsi="Liberation Mono"/>
         </w:rPr>
         <w:t>scan_date</w:t>
       </w:r>
+      <w:proofErr w:type="spellEnd"/>
       <w:r>
         <w:t xml:space="preserve">, </w:t>
       </w:r>
+      <w:proofErr w:type="spellStart"/>
       <w:r>
         <w:rPr>
           <w:rFonts w:ascii="Liberation Mono" w:hAnsi="Liberation Mono"/>
         </w:rPr>
         <w:t>geolocation_data</w:t>
       </w:r>
+      <w:proofErr w:type="spellEnd"/>
       <w:r>
         <w:t xml:space="preserve">, </w:t>
       </w:r>
+      <w:proofErr w:type="spellStart"/>
       <w:r>
         <w:rPr>
           <w:rFonts w:ascii="Liberation Mono" w:hAnsi="Liberation Mono"/>
         </w:rPr>
         <w:t>shodan_data</w:t>
       </w:r>
+      <w:proofErr w:type="spellEnd"/>
       <w:r>
         <w:t xml:space="preserve">, </w:t>
       </w:r>
+      <w:proofErr w:type="spellStart"/>
       <w:r>
         <w:rPr>
           <w:rFonts w:ascii="Liberation Mono" w:hAnsi="Liberation Mono"/>
         </w:rPr>
         <w:t>vt_data</w:t>
       </w:r>
+      <w:proofErr w:type="spellEnd"/>
       <w:r>
         <w:t xml:space="preserve">, </w:t>
       </w:r>
+      <w:proofErr w:type="spellStart"/>
       <w:r>
         <w:rPr>
           <w:rFonts w:ascii="Liberation Mono" w:hAnsi="Liberation Mono"/>
         </w:rPr>
         <w:t>whois_data</w:t>
       </w:r>
+      <w:proofErr w:type="spellEnd"/>
       <w:r>
         <w:t xml:space="preserve">, </w:t>
       </w:r>
+      <w:proofErr w:type="spellStart"/>
       <w:r>
         <w:rPr>
           <w:rFonts w:ascii="Liberation Mono" w:hAnsi="Liberation Mono"/>
         </w:rPr>
         <w:t>ssl_data</w:t>
       </w:r>
+      <w:proofErr w:type="spellEnd"/>
       <w:r>
         <w:t xml:space="preserve">, </w:t>
       </w:r>
+      <w:proofErr w:type="spellStart"/>
       <w:r>
         <w:rPr>
           <w:rFonts w:ascii="Liberation Mono" w:hAnsi="Liberation Mono"/>
         </w:rPr>
         <w:t>findings_data</w:t>
       </w:r>
-      <w:r>
-        <w:t xml:space="preserve"> (tous stockés en </w:t>
+      <w:proofErr w:type="spellEnd"/>
+      <w:r>
+        <w:t xml:space="preserve"> (</w:t>
+      </w:r>
+      <w:proofErr w:type="spellStart"/>
+      <w:r>
+        <w:t>tous</w:t>
+      </w:r>
+      <w:proofErr w:type="spellEnd"/>
+      <w:r>
+        <w:t xml:space="preserve"> </w:t>
+      </w:r>
+      <w:proofErr w:type="spellStart"/>
+      <w:r>
+        <w:t>stockés</w:t>
+      </w:r>
+      <w:proofErr w:type="spellEnd"/>
+      <w:r>
+        <w:t xml:space="preserve"> </w:t>
+      </w:r>
+      <w:proofErr w:type="spellStart"/>
+      <w:r>
+        <w:t>en</w:t>
+      </w:r>
+      <w:proofErr w:type="spellEnd"/>
+      <w:r>
+        <w:t xml:space="preserve"> </w:t>
       </w:r>
       <w:r>
         <w:rPr>
           <w:b/>
         </w:rPr>
-        <w:t>JSON textuel</w:t>
-      </w:r>
+        <w:t xml:space="preserve">JSON </w:t>
+      </w:r>
+      <w:proofErr w:type="spellStart"/>
+      <w:r>
+        <w:rPr>
+          <w:b/>
+        </w:rPr>
+        <w:t>textuel</w:t>
+      </w:r>
+      <w:proofErr w:type="spellEnd"/>
       <w:r>
         <w:t xml:space="preserve">), </w:t>
       </w:r>
+      <w:proofErr w:type="spellStart"/>
       <w:r>
         <w:rPr>
           <w:rFonts w:ascii="Liberation Mono" w:hAnsi="Liberation Mono"/>
         </w:rPr>
         <w:t>risk_score</w:t>
       </w:r>
+      <w:proofErr w:type="spellEnd"/>
       <w:r>
         <w:t xml:space="preserve">, </w:t>
       </w:r>
+      <w:proofErr w:type="spellStart"/>
       <w:r>
         <w:rPr>
           <w:rFonts w:ascii="Liberation Mono" w:hAnsi="Liberation Mono"/>
         </w:rPr>
         <w:t>risk_level</w:t>
       </w:r>
+      <w:proofErr w:type="spellEnd"/>
       <w:r>
         <w:t xml:space="preserve">, </w:t>
       </w:r>
+      <w:proofErr w:type="spellStart"/>
       <w:r>
         <w:rPr>
           <w:rFonts w:ascii="Liberation Mono" w:hAnsi="Liberation Mono"/>
         </w:rPr>
         <w:t>risk_color</w:t>
       </w:r>
+      <w:proofErr w:type="spellEnd"/>
       <w:r>
         <w:t xml:space="preserve">, </w:t>
       </w:r>
+      <w:proofErr w:type="spellStart"/>
       <w:r>
         <w:rPr>
           <w:rFonts w:ascii="Liberation Mono" w:hAnsi="Liberation Mono"/>
         </w:rPr>
         <w:t>exposure_index</w:t>
       </w:r>
+      <w:proofErr w:type="spellEnd"/>
       <w:r>
         <w:t xml:space="preserve">, </w:t>
       </w:r>
+      <w:proofErr w:type="spellStart"/>
       <w:r>
         <w:rPr>
           <w:rFonts w:ascii="Liberation Mono" w:hAnsi="Liberation Mono"/>
         </w:rPr>
         <w:t>threat_index</w:t>
       </w:r>
+      <w:proofErr w:type="spellEnd"/>
       <w:r>
         <w:t xml:space="preserve">, </w:t>
       </w:r>
+      <w:proofErr w:type="spellStart"/>
       <w:r>
         <w:rPr>
           <w:rFonts w:ascii="Liberation Mono" w:hAnsi="Liberation Mono"/>
         </w:rPr>
         <w:t>exposure_band</w:t>
       </w:r>
+      <w:proofErr w:type="spellEnd"/>
       <w:r>
         <w:t xml:space="preserve">, </w:t>
       </w:r>
+      <w:proofErr w:type="spellStart"/>
       <w:r>
         <w:rPr>
           <w:rFonts w:ascii="Liberation Mono" w:hAnsi="Liberation Mono"/>
         </w:rPr>
         <w:t>threat_band</w:t>
       </w:r>
+      <w:proofErr w:type="spellEnd"/>
       <w:r>
         <w:t xml:space="preserve">, </w:t>
       </w:r>
@@ -8623,18 +10402,78 @@
           <w:lang w:val="fr-FR"/>
         </w:rPr>
       </w:pPr>
+      <w:proofErr w:type="spellStart"/>
       <w:r>
         <w:rPr>
           <w:b/>
           <w:lang w:val="fr-FR"/>
         </w:rPr>
-        <w:t>Parsing réel des CVSS depuis Shodan</w:t>
-      </w:r>
-      <w:r>
-        <w:rPr>
-          <w:lang w:val="fr-FR"/>
-        </w:rPr>
-        <w:t xml:space="preserve"> — auparavant, chaque CVE de Shodan recevait un 7.5/HIGH codé en dur. Le vrai score CVSS retourné par Shodan est maintenant parsé et converti en sévérité.</w:t>
+        <w:t>Parsing</w:t>
+      </w:r>
+      <w:proofErr w:type="spellEnd"/>
+      <w:r>
+        <w:rPr>
+          <w:b/>
+          <w:lang w:val="fr-FR"/>
+        </w:rPr>
+        <w:t xml:space="preserve"> réel des CVSS depuis </w:t>
+      </w:r>
+      <w:proofErr w:type="spellStart"/>
+      <w:r>
+        <w:rPr>
+          <w:b/>
+          <w:lang w:val="fr-FR"/>
+        </w:rPr>
+        <w:t>Shodan</w:t>
+      </w:r>
+      <w:proofErr w:type="spellEnd"/>
+      <w:r>
+        <w:rPr>
+          <w:lang w:val="fr-FR"/>
+        </w:rPr>
+        <w:t xml:space="preserve"> — auparavant, chaque CVE de </w:t>
+      </w:r>
+      <w:proofErr w:type="spellStart"/>
+      <w:r>
+        <w:rPr>
+          <w:lang w:val="fr-FR"/>
+        </w:rPr>
+        <w:t>Shodan</w:t>
+      </w:r>
+      <w:proofErr w:type="spellEnd"/>
+      <w:r>
+        <w:rPr>
+          <w:lang w:val="fr-FR"/>
+        </w:rPr>
+        <w:t xml:space="preserve"> recevait un 7.5/HIGH codé en dur. Le vrai score CVSS retourné par </w:t>
+      </w:r>
+      <w:proofErr w:type="spellStart"/>
+      <w:r>
+        <w:rPr>
+          <w:lang w:val="fr-FR"/>
+        </w:rPr>
+        <w:t>Shodan</w:t>
+      </w:r>
+      <w:proofErr w:type="spellEnd"/>
+      <w:r>
+        <w:rPr>
+          <w:lang w:val="fr-FR"/>
+        </w:rPr>
+        <w:t xml:space="preserve"> est maintenant </w:t>
+      </w:r>
+      <w:proofErr w:type="spellStart"/>
+      <w:r>
+        <w:rPr>
+          <w:lang w:val="fr-FR"/>
+        </w:rPr>
+        <w:t>parsé</w:t>
+      </w:r>
+      <w:proofErr w:type="spellEnd"/>
+      <w:r>
+        <w:rPr>
+          <w:lang w:val="fr-FR"/>
+        </w:rPr>
+        <w:t xml:space="preserve"> et converti en sévérité.</w:t>
       </w:r>
     </w:p>
     <w:p>
@@ -8653,16 +10492,60 @@
           <w:b/>
           <w:lang w:val="fr-FR"/>
         </w:rPr>
-        <w:t>Résolution des scores InternetDB</w:t>
-      </w:r>
-      <w:r>
-        <w:rPr>
-          <w:lang w:val="fr-FR"/>
-        </w:rPr>
-        <w:t xml:space="preserve"> — InternetDB gratuit renvoie des ID CVE sans score ; le moteur résout chaque ID exact auprès de NVD pour que chaque vulnérabilité ait un vrai score. </w:t>
-      </w:r>
-      <w:r>
-        <w:t>Aucune sévérité fabriquée.</w:t>
+        <w:t xml:space="preserve">Résolution des scores </w:t>
+      </w:r>
+      <w:proofErr w:type="spellStart"/>
+      <w:r>
+        <w:rPr>
+          <w:b/>
+          <w:lang w:val="fr-FR"/>
+        </w:rPr>
+        <w:t>InternetDB</w:t>
+      </w:r>
+      <w:proofErr w:type="spellEnd"/>
+      <w:r>
+        <w:rPr>
+          <w:lang w:val="fr-FR"/>
+        </w:rPr>
+        <w:t xml:space="preserve"> — </w:t>
+      </w:r>
+      <w:proofErr w:type="spellStart"/>
+      <w:r>
+        <w:rPr>
+          <w:lang w:val="fr-FR"/>
+        </w:rPr>
+        <w:t>InternetDB</w:t>
+      </w:r>
+      <w:proofErr w:type="spellEnd"/>
+      <w:r>
+        <w:rPr>
+          <w:lang w:val="fr-FR"/>
+        </w:rPr>
+        <w:t xml:space="preserve"> gratuit renvoie des ID CVE sans score ; le moteur résout chaque ID exact auprès de NVD pour que chaque vulnérabilité ait un vrai score. </w:t>
+      </w:r>
+      <w:proofErr w:type="spellStart"/>
+      <w:r>
+        <w:t>Aucune</w:t>
+      </w:r>
+      <w:proofErr w:type="spellEnd"/>
+      <w:r>
+        <w:t xml:space="preserve"> </w:t>
+      </w:r>
+      <w:proofErr w:type="spellStart"/>
+      <w:r>
+        <w:t>sévérité</w:t>
+      </w:r>
+      <w:proofErr w:type="spellEnd"/>
+      <w:r>
+        <w:t xml:space="preserve"> </w:t>
+      </w:r>
+      <w:proofErr w:type="spellStart"/>
+      <w:r>
+        <w:t>fabriquée</w:t>
+      </w:r>
+      <w:proofErr w:type="spellEnd"/>
+      <w:r>
+        <w:t>.</w:t>
       </w:r>
     </w:p>
     <w:p>
@@ -8681,8 +10564,17 @@
           <w:b/>
           <w:lang w:val="fr-FR"/>
         </w:rPr>
-        <w:t>Tranches de sévérité VirusTotal</w:t>
-      </w:r>
+        <w:t xml:space="preserve">Tranches de sévérité </w:t>
+      </w:r>
+      <w:proofErr w:type="spellStart"/>
+      <w:r>
+        <w:rPr>
+          <w:b/>
+          <w:lang w:val="fr-FR"/>
+        </w:rPr>
+        <w:t>VirusTotal</w:t>
+      </w:r>
+      <w:proofErr w:type="spellEnd"/>
       <w:r>
         <w:rPr>
           <w:lang w:val="fr-FR"/>
@@ -8690,7 +10582,39 @@
         <w:t xml:space="preserve"> — auparavant chaque moteur malveillant créait un constat CRITICAL, si bien que 4 moteurs plafonnaient le score à 100 instantanément. </w:t>
       </w:r>
       <w:r>
-        <w:t>Des tranches sont maintenant utilisées (≥6 moteurs = CRITICAL, 1–5 = MEDIUM).</w:t>
+        <w:t xml:space="preserve">Des tranches </w:t>
+      </w:r>
+      <w:proofErr w:type="spellStart"/>
+      <w:r>
+        <w:t>sont</w:t>
+      </w:r>
+      <w:proofErr w:type="spellEnd"/>
+      <w:r>
+        <w:t xml:space="preserve"> </w:t>
+      </w:r>
+      <w:proofErr w:type="spellStart"/>
+      <w:r>
+        <w:t>maintenant</w:t>
+      </w:r>
+      <w:proofErr w:type="spellEnd"/>
+      <w:r>
+        <w:t xml:space="preserve"> </w:t>
+      </w:r>
+      <w:proofErr w:type="spellStart"/>
+      <w:r>
+        <w:t>utilisées</w:t>
+      </w:r>
+      <w:proofErr w:type="spellEnd"/>
+      <w:r>
+        <w:t xml:space="preserve"> (≥6 </w:t>
+      </w:r>
+      <w:proofErr w:type="spellStart"/>
+      <w:r>
+        <w:t>moteurs</w:t>
+      </w:r>
+      <w:proofErr w:type="spellEnd"/>
+      <w:r>
+        <w:t xml:space="preserve"> = CRITICAL, 1–5 = MEDIUM).</w:t>
       </w:r>
     </w:p>
     <w:p>
@@ -8718,7 +10642,14 @@
         <w:rPr>
           <w:lang w:val="fr-FR"/>
         </w:rPr>
-        <w:t xml:space="preserve"> — la recherche par mots-clés générique renvoyait des CVE hors sujet et gonflait les scores. Le flux par défaut n'utilise que les recherches par ID exact.</w:t>
+        <w:t xml:space="preserve"> — la recherche par mots-clés générique renvoyait des CVE hors sujet et gonflait les scores. Le flux par défaut n'utilise que les </w:t>
+      </w:r>
+      <w:r>
+        <w:rPr>
+          <w:lang w:val="fr-FR"/>
+        </w:rPr>
+        <w:lastRenderedPageBreak/>
+        <w:t>recherches par ID exact.</w:t>
       </w:r>
     </w:p>
     <w:p>
@@ -8740,8 +10671,17 @@
           <w:b/>
           <w:lang w:val="fr-FR"/>
         </w:rPr>
-        <w:t>Planchers de scoring</w:t>
-      </w:r>
+        <w:t xml:space="preserve">Planchers de </w:t>
+      </w:r>
+      <w:proofErr w:type="spellStart"/>
+      <w:r>
+        <w:rPr>
+          <w:b/>
+          <w:lang w:val="fr-FR"/>
+        </w:rPr>
+        <w:t>scoring</w:t>
+      </w:r>
+      <w:proofErr w:type="spellEnd"/>
       <w:r>
         <w:rPr>
           <w:lang w:val="fr-FR"/>
@@ -8768,13 +10708,43 @@
           <w:b/>
           <w:lang w:val="fr-FR"/>
         </w:rPr>
-        <w:t>Hachage bcrypt des mots de passe</w:t>
-      </w:r>
-      <w:r>
-        <w:rPr>
-          <w:lang w:val="fr-FR"/>
-        </w:rPr>
-        <w:t xml:space="preserve"> — les mots de passe étaient stockés en clair ; ils sont maintenant hachés avec Flask-Bcrypt (avec un repli sûr pour les lignes héritées).</w:t>
+        <w:t xml:space="preserve">Hachage </w:t>
+      </w:r>
+      <w:proofErr w:type="spellStart"/>
+      <w:r>
+        <w:rPr>
+          <w:b/>
+          <w:lang w:val="fr-FR"/>
+        </w:rPr>
+        <w:t>bcrypt</w:t>
+      </w:r>
+      <w:proofErr w:type="spellEnd"/>
+      <w:r>
+        <w:rPr>
+          <w:b/>
+          <w:lang w:val="fr-FR"/>
+        </w:rPr>
+        <w:t xml:space="preserve"> des mots de passe</w:t>
+      </w:r>
+      <w:r>
+        <w:rPr>
+          <w:lang w:val="fr-FR"/>
+        </w:rPr>
+        <w:t xml:space="preserve"> — les mots de passe étaient stockés en clair ; ils sont maintenant hachés avec Flask-</w:t>
+      </w:r>
+      <w:proofErr w:type="spellStart"/>
+      <w:r>
+        <w:rPr>
+          <w:lang w:val="fr-FR"/>
+        </w:rPr>
+        <w:t>Bcrypt</w:t>
+      </w:r>
+      <w:proofErr w:type="spellEnd"/>
+      <w:r>
+        <w:rPr>
+          <w:lang w:val="fr-FR"/>
+        </w:rPr>
+        <w:t xml:space="preserve"> (avec un repli sûr pour les lignes héritées).</w:t>
       </w:r>
     </w:p>
     <w:p>
@@ -8812,8 +10782,18 @@
           <w:b/>
           <w:lang w:val="fr-FR"/>
         </w:rPr>
-        <w:t>.env</w:t>
-      </w:r>
+        <w:t>.</w:t>
+      </w:r>
+      <w:proofErr w:type="spellStart"/>
+      <w:r>
+        <w:rPr>
+          <w:rFonts w:ascii="Liberation Mono" w:hAnsi="Liberation Mono"/>
+          <w:b/>
+          <w:lang w:val="fr-FR"/>
+        </w:rPr>
+        <w:t>env</w:t>
+      </w:r>
+      <w:proofErr w:type="spellEnd"/>
       <w:proofErr w:type="gramEnd"/>
       <w:r>
         <w:rPr>
@@ -8832,35 +10812,60 @@
         <w:rPr>
           <w:lang w:val="fr-FR"/>
         </w:rPr>
-        <w:t xml:space="preserve"> ; elles sont </w:t>
-      </w:r>
-      <w:r>
-        <w:rPr>
-          <w:lang w:val="fr-FR"/>
-        </w:rPr>
-        <w:lastRenderedPageBreak/>
-        <w:t xml:space="preserve">maintenant chargées depuis </w:t>
+        <w:t xml:space="preserve"> ; elles sont maintenant chargées depuis </w:t>
       </w:r>
       <w:r>
         <w:rPr>
           <w:rFonts w:ascii="Liberation Mono" w:hAnsi="Liberation Mono"/>
           <w:lang w:val="fr-FR"/>
         </w:rPr>
-        <w:t>.env</w:t>
-      </w:r>
-      <w:r>
-        <w:rPr>
-          <w:lang w:val="fr-FR"/>
-        </w:rPr>
-        <w:t xml:space="preserve"> (gitignoré), avec </w:t>
-      </w:r>
+        <w:t>.</w:t>
+      </w:r>
+      <w:proofErr w:type="spellStart"/>
       <w:r>
         <w:rPr>
           <w:rFonts w:ascii="Liberation Mono" w:hAnsi="Liberation Mono"/>
           <w:lang w:val="fr-FR"/>
         </w:rPr>
-        <w:t>.env.example</w:t>
-      </w:r>
+        <w:t>env</w:t>
+      </w:r>
+      <w:proofErr w:type="spellEnd"/>
+      <w:r>
+        <w:rPr>
+          <w:lang w:val="fr-FR"/>
+        </w:rPr>
+        <w:t xml:space="preserve"> (</w:t>
+      </w:r>
+      <w:proofErr w:type="spellStart"/>
+      <w:r>
+        <w:rPr>
+          <w:lang w:val="fr-FR"/>
+        </w:rPr>
+        <w:t>gitignoré</w:t>
+      </w:r>
+      <w:proofErr w:type="spellEnd"/>
+      <w:r>
+        <w:rPr>
+          <w:lang w:val="fr-FR"/>
+        </w:rPr>
+        <w:t xml:space="preserve">), avec </w:t>
+      </w:r>
+      <w:r>
+        <w:rPr>
+          <w:rFonts w:ascii="Liberation Mono" w:hAnsi="Liberation Mono"/>
+          <w:lang w:val="fr-FR"/>
+        </w:rPr>
+        <w:t>.</w:t>
+      </w:r>
+      <w:proofErr w:type="spellStart"/>
+      <w:r>
+        <w:rPr>
+          <w:rFonts w:ascii="Liberation Mono" w:hAnsi="Liberation Mono"/>
+          <w:lang w:val="fr-FR"/>
+        </w:rPr>
+        <w:t>env.example</w:t>
+      </w:r>
+      <w:proofErr w:type="spellEnd"/>
       <w:r>
         <w:rPr>
           <w:lang w:val="fr-FR"/>
@@ -8895,12 +10900,21 @@
         </w:rPr>
         <w:t xml:space="preserve"> — le panneau de contrôle et la suppression d'utilisateurs étaient accessibles à tous ; désormais réservés à </w:t>
       </w:r>
+      <w:proofErr w:type="spellStart"/>
       <w:r>
         <w:rPr>
           <w:rFonts w:ascii="Liberation Mono" w:hAnsi="Liberation Mono"/>
           <w:lang w:val="fr-FR"/>
         </w:rPr>
-        <w:t>role == 'admin'</w:t>
+        <w:t>role</w:t>
+      </w:r>
+      <w:proofErr w:type="spellEnd"/>
+      <w:r>
+        <w:rPr>
+          <w:rFonts w:ascii="Liberation Mono" w:hAnsi="Liberation Mono"/>
+          <w:lang w:val="fr-FR"/>
+        </w:rPr>
+        <w:t xml:space="preserve"> == 'admin'</w:t>
       </w:r>
       <w:r>
         <w:rPr>
@@ -8962,7 +10976,49 @@
         <w:rPr>
           <w:lang w:val="fr-FR"/>
         </w:rPr>
-        <w:t xml:space="preserve"> — le module WHOIS était un placeholder renvoyant des chaînes codées en dur (« Verified Registrar / Enrolled Domain ») ; il a été remplacé par de vraies recherches RDAP renvoyant registraire et dates réels.</w:t>
+        <w:t xml:space="preserve"> — le module WHOIS était un </w:t>
+      </w:r>
+      <w:proofErr w:type="spellStart"/>
+      <w:r>
+        <w:rPr>
+          <w:lang w:val="fr-FR"/>
+        </w:rPr>
+        <w:t>placeholder</w:t>
+      </w:r>
+      <w:proofErr w:type="spellEnd"/>
+      <w:r>
+        <w:rPr>
+          <w:lang w:val="fr-FR"/>
+        </w:rPr>
+        <w:t xml:space="preserve"> renvoyant des chaînes codées en dur (« </w:t>
+      </w:r>
+      <w:proofErr w:type="spellStart"/>
+      <w:r>
+        <w:rPr>
+          <w:lang w:val="fr-FR"/>
+        </w:rPr>
+        <w:t>Verified</w:t>
+      </w:r>
+      <w:proofErr w:type="spellEnd"/>
+      <w:r>
+        <w:rPr>
+          <w:lang w:val="fr-FR"/>
+        </w:rPr>
+        <w:t xml:space="preserve"> Registrar / </w:t>
+      </w:r>
+      <w:proofErr w:type="spellStart"/>
+      <w:r>
+        <w:rPr>
+          <w:lang w:val="fr-FR"/>
+        </w:rPr>
+        <w:t>Enrolled</w:t>
+      </w:r>
+      <w:proofErr w:type="spellEnd"/>
+      <w:r>
+        <w:rPr>
+          <w:lang w:val="fr-FR"/>
+        </w:rPr>
+        <w:t xml:space="preserve"> Domain ») ; il a été remplacé par de vraies recherches RDAP renvoyant registraire et dates réels.</w:t>
       </w:r>
     </w:p>
     <w:p>
@@ -8979,12 +11035,21 @@
           <w:lang w:val="fr-FR"/>
         </w:rPr>
       </w:pPr>
+      <w:proofErr w:type="spellStart"/>
       <w:r>
         <w:rPr>
           <w:b/>
           <w:lang w:val="fr-FR"/>
         </w:rPr>
-        <w:t>Parsing du certificat TLS</w:t>
+        <w:t>Parsing</w:t>
+      </w:r>
+      <w:proofErr w:type="spellEnd"/>
+      <w:r>
+        <w:rPr>
+          <w:b/>
+          <w:lang w:val="fr-FR"/>
+        </w:rPr>
+        <w:t xml:space="preserve"> du certificat TLS</w:t>
       </w:r>
       <w:r>
         <w:rPr>
@@ -9018,13 +11083,22 @@
         </w:rPr>
         <w:t xml:space="preserve">, </w:t>
       </w:r>
+      <w:proofErr w:type="spellStart"/>
       <w:proofErr w:type="gramStart"/>
       <w:r>
         <w:rPr>
           <w:rFonts w:ascii="Liberation Mono" w:hAnsi="Liberation Mono"/>
           <w:lang w:val="fr-FR"/>
         </w:rPr>
-        <w:t>getpeercert(</w:t>
+        <w:t>getpeercert</w:t>
+      </w:r>
+      <w:proofErr w:type="spellEnd"/>
+      <w:r>
+        <w:rPr>
+          <w:rFonts w:ascii="Liberation Mono" w:hAnsi="Liberation Mono"/>
+          <w:lang w:val="fr-FR"/>
+        </w:rPr>
+        <w:t>(</w:t>
       </w:r>
       <w:proofErr w:type="gramEnd"/>
       <w:r>
@@ -9040,6 +11114,7 @@
         </w:rPr>
         <w:t xml:space="preserve"> de Python renvoie un dictionnaire vide, si bien que </w:t>
       </w:r>
+      <w:proofErr w:type="spellStart"/>
       <w:r>
         <w:rPr>
           <w:rFonts w:ascii="Liberation Mono" w:hAnsi="Liberation Mono"/>
@@ -9047,12 +11122,14 @@
         </w:rPr>
         <w:t>has_ssl</w:t>
       </w:r>
+      <w:proofErr w:type="spellEnd"/>
       <w:r>
         <w:rPr>
           <w:lang w:val="fr-FR"/>
         </w:rPr>
         <w:t xml:space="preserve"> était toujours faux. Corrigé en lisant les octets DER bruts et en les décodant avec la bibliothèque </w:t>
       </w:r>
+      <w:proofErr w:type="spellStart"/>
       <w:r>
         <w:rPr>
           <w:rFonts w:ascii="Liberation Mono" w:hAnsi="Liberation Mono"/>
@@ -9060,11 +11137,26 @@
         </w:rPr>
         <w:t>cryptography</w:t>
       </w:r>
-      <w:r>
-        <w:rPr>
-          <w:lang w:val="fr-FR"/>
-        </w:rPr>
-        <w:t xml:space="preserve"> (les certificats valides, expirés ou auto-signés se parsent tous correctement).</w:t>
+      <w:proofErr w:type="spellEnd"/>
+      <w:r>
+        <w:rPr>
+          <w:lang w:val="fr-FR"/>
+        </w:rPr>
+        <w:t xml:space="preserve"> (les certificats valides, expirés ou auto-signés se </w:t>
+      </w:r>
+      <w:proofErr w:type="spellStart"/>
+      <w:r>
+        <w:rPr>
+          <w:lang w:val="fr-FR"/>
+        </w:rPr>
+        <w:t>parsent</w:t>
+      </w:r>
+      <w:proofErr w:type="spellEnd"/>
+      <w:r>
+        <w:rPr>
+          <w:lang w:val="fr-FR"/>
+        </w:rPr>
+        <w:t xml:space="preserve"> tous correctement).</w:t>
       </w:r>
     </w:p>
     <w:p>
@@ -9144,7 +11236,15 @@
         <w:pStyle w:val="BodyText"/>
       </w:pPr>
       <w:r>
-        <w:t xml:space="preserve">Tests unitaires dans </w:t>
+        <w:t xml:space="preserve">Tests </w:t>
+      </w:r>
+      <w:proofErr w:type="spellStart"/>
+      <w:r>
+        <w:t>unitaires</w:t>
+      </w:r>
+      <w:proofErr w:type="spellEnd"/>
+      <w:r>
+        <w:t xml:space="preserve"> dans </w:t>
       </w:r>
       <w:r>
         <w:rPr>
@@ -9155,12 +11255,14 @@
       <w:r>
         <w:t xml:space="preserve"> (</w:t>
       </w:r>
+      <w:proofErr w:type="spellStart"/>
       <w:r>
         <w:rPr>
           <w:rFonts w:ascii="Liberation Mono" w:hAnsi="Liberation Mono"/>
         </w:rPr>
         <w:t>unittest</w:t>
       </w:r>
+      <w:proofErr w:type="spellEnd"/>
       <w:r>
         <w:t xml:space="preserve"> de Python</w:t>
       </w:r>
@@ -9357,7 +11459,35 @@
         <w:rPr>
           <w:lang w:val="fr-FR"/>
         </w:rPr>
-        <w:t xml:space="preserve"> -m unittest test.test_correclator -v</w:t>
+        <w:t xml:space="preserve"> -m </w:t>
+      </w:r>
+      <w:proofErr w:type="spellStart"/>
+      <w:r>
+        <w:rPr>
+          <w:lang w:val="fr-FR"/>
+        </w:rPr>
+        <w:t>unittest</w:t>
+      </w:r>
+      <w:proofErr w:type="spellEnd"/>
+      <w:r>
+        <w:rPr>
+          <w:lang w:val="fr-FR"/>
+        </w:rPr>
+        <w:t xml:space="preserve"> </w:t>
+      </w:r>
+      <w:proofErr w:type="spellStart"/>
+      <w:r>
+        <w:rPr>
+          <w:lang w:val="fr-FR"/>
+        </w:rPr>
+        <w:t>test.test_correclator</w:t>
+      </w:r>
+      <w:proofErr w:type="spellEnd"/>
+      <w:r>
+        <w:rPr>
+          <w:lang w:val="fr-FR"/>
+        </w:rPr>
+        <w:t xml:space="preserve"> -v</w:t>
       </w:r>
     </w:p>
     <w:p>
@@ -9371,7 +11501,14 @@
         <w:rPr>
           <w:lang w:val="fr-FR"/>
         </w:rPr>
-        <w:t>Tous les tests passent. Une vérification de bout en bout complète (connexion → scan en direct → page de rapport → ligne en base) a également été réalisée via le client de test Flask.</w:t>
+        <w:t xml:space="preserve">Tous les tests passent. Une vérification de bout en bout complète (connexion → scan en direct → </w:t>
+      </w:r>
+      <w:r>
+        <w:rPr>
+          <w:lang w:val="fr-FR"/>
+        </w:rPr>
+        <w:lastRenderedPageBreak/>
+        <w:t>page de rapport → ligne en base) a également été réalisée via le client de test Flask.</w:t>
       </w:r>
     </w:p>
     <w:p>
@@ -9387,8 +11524,21 @@
         <w:pStyle w:val="Heading2"/>
       </w:pPr>
       <w:r>
-        <w:t>14. Exécution du projet</w:t>
-      </w:r>
+        <w:t xml:space="preserve">14. </w:t>
+      </w:r>
+      <w:proofErr w:type="spellStart"/>
+      <w:r>
+        <w:t>Exécution</w:t>
+      </w:r>
+      <w:proofErr w:type="spellEnd"/>
+      <w:r>
+        <w:t xml:space="preserve"> du </w:t>
+      </w:r>
+      <w:proofErr w:type="spellStart"/>
+      <w:r>
+        <w:t>projet</w:t>
+      </w:r>
+      <w:proofErr w:type="spellEnd"/>
     </w:p>
     <w:p>
       <w:pPr>
@@ -9464,7 +11614,6 @@
         <w:rPr>
           <w:lang w:val="fr-FR"/>
         </w:rPr>
-        <w:lastRenderedPageBreak/>
         <w:t>Installation des dépendances :</w:t>
       </w:r>
     </w:p>
@@ -9489,7 +11638,35 @@
         <w:rPr>
           <w:lang w:val="fr-FR"/>
         </w:rPr>
-        <w:t xml:space="preserve"> -m pip install -r requirements.txt</w:t>
+        <w:t xml:space="preserve"> -m </w:t>
+      </w:r>
+      <w:proofErr w:type="spellStart"/>
+      <w:r>
+        <w:rPr>
+          <w:lang w:val="fr-FR"/>
+        </w:rPr>
+        <w:t>pip</w:t>
+      </w:r>
+      <w:proofErr w:type="spellEnd"/>
+      <w:r>
+        <w:rPr>
+          <w:lang w:val="fr-FR"/>
+        </w:rPr>
+        <w:t xml:space="preserve"> </w:t>
+      </w:r>
+      <w:proofErr w:type="spellStart"/>
+      <w:r>
+        <w:rPr>
+          <w:lang w:val="fr-FR"/>
+        </w:rPr>
+        <w:t>install</w:t>
+      </w:r>
+      <w:proofErr w:type="spellEnd"/>
+      <w:r>
+        <w:rPr>
+          <w:lang w:val="fr-FR"/>
+        </w:rPr>
+        <w:t xml:space="preserve"> -r requirements.txt</w:t>
       </w:r>
     </w:p>
     <w:p>
@@ -9497,11 +11674,24 @@
         <w:pStyle w:val="BodyText"/>
       </w:pPr>
       <w:r>
-        <w:t xml:space="preserve">Notes d'environnement </w:t>
-      </w:r>
+        <w:t xml:space="preserve">Notes </w:t>
+      </w:r>
+      <w:proofErr w:type="spellStart"/>
+      <w:r>
+        <w:t>d'environnement</w:t>
+      </w:r>
+      <w:proofErr w:type="spellEnd"/>
+      <w:r>
+        <w:t xml:space="preserve"> </w:t>
+      </w:r>
+      <w:proofErr w:type="spellStart"/>
       <w:proofErr w:type="gramStart"/>
       <w:r>
-        <w:t>importantes :</w:t>
+        <w:t>importantes</w:t>
+      </w:r>
+      <w:proofErr w:type="spellEnd"/>
+      <w:r>
+        <w:t xml:space="preserve"> :</w:t>
       </w:r>
       <w:proofErr w:type="gramEnd"/>
     </w:p>
@@ -9523,11 +11713,12 @@
         <w:rPr>
           <w:lang w:val="fr-FR"/>
         </w:rPr>
-        <w:t xml:space="preserve">Le projet tourne sur </w:t>
+        <w:t xml:space="preserve">Exigence : </w:t>
       </w:r>
       <w:r>
         <w:rPr>
           <w:b/>
+          <w:bCs/>
           <w:lang w:val="fr-FR"/>
         </w:rPr>
         <w:t>Python 3.13</w:t>
@@ -9536,46 +11727,21 @@
         <w:rPr>
           <w:lang w:val="fr-FR"/>
         </w:rPr>
-        <w:t xml:space="preserve">. Le lanceur </w:t>
-      </w:r>
-      <w:r>
-        <w:rPr>
-          <w:rFonts w:ascii="Liberation Mono" w:hAnsi="Liberation Mono"/>
-          <w:lang w:val="fr-FR"/>
-        </w:rPr>
-        <w:t>py</w:t>
-      </w:r>
-      <w:r>
-        <w:rPr>
-          <w:lang w:val="fr-FR"/>
-        </w:rPr>
-        <w:t xml:space="preserve"> pointe par défaut sur une autre version ; régler </w:t>
-      </w:r>
-      <w:r>
-        <w:rPr>
-          <w:rFonts w:ascii="Liberation Mono" w:hAnsi="Liberation Mono"/>
-          <w:lang w:val="fr-FR"/>
-        </w:rPr>
-        <w:t>PY_PYTHON=3.13</w:t>
-      </w:r>
-      <w:r>
-        <w:rPr>
-          <w:lang w:val="fr-FR"/>
-        </w:rPr>
-        <w:t xml:space="preserve"> (ou utiliser </w:t>
-      </w:r>
-      <w:r>
-        <w:rPr>
-          <w:rFonts w:ascii="Liberation Mono" w:hAnsi="Liberation Mono"/>
-          <w:lang w:val="fr-FR"/>
-        </w:rPr>
-        <w:t>python main.py</w:t>
-      </w:r>
-      <w:r>
-        <w:rPr>
-          <w:lang w:val="fr-FR"/>
-        </w:rPr>
-        <w:t xml:space="preserve"> avec l'interpréteur correct).</w:t>
+        <w:t xml:space="preserve"> avec les dépendances de </w:t>
+      </w:r>
+      <w:r>
+        <w:rPr>
+          <w:b/>
+          <w:bCs/>
+          <w:lang w:val="fr-FR"/>
+        </w:rPr>
+        <w:t>requirements.txt</w:t>
+      </w:r>
+      <w:r>
+        <w:rPr>
+          <w:lang w:val="fr-FR"/>
+        </w:rPr>
+        <w:t xml:space="preserve"> installées.</w:t>
       </w:r>
     </w:p>
     <w:p>
@@ -9612,8 +11778,29 @@
         <w:pStyle w:val="Heading2"/>
       </w:pPr>
       <w:r>
-        <w:t>15. Clés API et limites d'usage</w:t>
-      </w:r>
+        <w:t xml:space="preserve">15. </w:t>
+      </w:r>
+      <w:proofErr w:type="spellStart"/>
+      <w:r>
+        <w:t>Clés</w:t>
+      </w:r>
+      <w:proofErr w:type="spellEnd"/>
+      <w:r>
+        <w:t xml:space="preserve"> API et </w:t>
+      </w:r>
+      <w:proofErr w:type="spellStart"/>
+      <w:r>
+        <w:t>limites</w:t>
+      </w:r>
+      <w:proofErr w:type="spellEnd"/>
+      <w:r>
+        <w:t xml:space="preserve"> </w:t>
+      </w:r>
+      <w:proofErr w:type="spellStart"/>
+      <w:r>
+        <w:t>d'usage</w:t>
+      </w:r>
+      <w:proofErr w:type="spellEnd"/>
     </w:p>
     <w:tbl>
       <w:tblPr>
@@ -9670,9 +11857,19 @@
               <w:pStyle w:val="TableHeading"/>
               <w:jc w:val="left"/>
             </w:pPr>
-            <w:r>
-              <w:t>Offre gratuite</w:t>
-            </w:r>
+            <w:proofErr w:type="spellStart"/>
+            <w:r>
+              <w:t>Offre</w:t>
+            </w:r>
+            <w:proofErr w:type="spellEnd"/>
+            <w:r>
+              <w:t xml:space="preserve"> </w:t>
+            </w:r>
+            <w:proofErr w:type="spellStart"/>
+            <w:r>
+              <w:t>gratuite</w:t>
+            </w:r>
+            <w:proofErr w:type="spellEnd"/>
           </w:p>
         </w:tc>
         <w:tc>
@@ -9709,9 +11906,11 @@
             <w:pPr>
               <w:pStyle w:val="TableContents"/>
             </w:pPr>
+            <w:proofErr w:type="spellStart"/>
             <w:r>
               <w:t>ip-api</w:t>
             </w:r>
+            <w:proofErr w:type="spellEnd"/>
           </w:p>
         </w:tc>
         <w:tc>
@@ -9726,9 +11925,19 @@
             <w:pPr>
               <w:pStyle w:val="TableContents"/>
             </w:pPr>
-            <w:r>
-              <w:t>Gratuit, sans clé</w:t>
-            </w:r>
+            <w:proofErr w:type="spellStart"/>
+            <w:r>
+              <w:t>Gratuit</w:t>
+            </w:r>
+            <w:proofErr w:type="spellEnd"/>
+            <w:r>
+              <w:t xml:space="preserve">, sans </w:t>
+            </w:r>
+            <w:proofErr w:type="spellStart"/>
+            <w:r>
+              <w:t>clé</w:t>
+            </w:r>
+            <w:proofErr w:type="spellEnd"/>
           </w:p>
         </w:tc>
         <w:tc>
@@ -9764,7 +11973,15 @@
               <w:pStyle w:val="TableContents"/>
             </w:pPr>
             <w:r>
-              <w:t>API officielle Shodan</w:t>
+              <w:t xml:space="preserve">API </w:t>
+            </w:r>
+            <w:proofErr w:type="spellStart"/>
+            <w:r>
+              <w:t>officielle</w:t>
+            </w:r>
+            <w:proofErr w:type="spellEnd"/>
+            <w:r>
+              <w:t xml:space="preserve"> Shodan</w:t>
             </w:r>
           </w:p>
         </w:tc>
@@ -9824,7 +12041,21 @@
               <w:rPr>
                 <w:lang w:val="fr-FR"/>
               </w:rPr>
-              <w:t>Le repli InternetDB est gratuit et illimité</w:t>
+              <w:t xml:space="preserve">Le repli </w:t>
+            </w:r>
+            <w:proofErr w:type="spellStart"/>
+            <w:r>
+              <w:rPr>
+                <w:lang w:val="fr-FR"/>
+              </w:rPr>
+              <w:t>InternetDB</w:t>
+            </w:r>
+            <w:proofErr w:type="spellEnd"/>
+            <w:r>
+              <w:rPr>
+                <w:lang w:val="fr-FR"/>
+              </w:rPr>
+              <w:t xml:space="preserve"> est gratuit et illimité</w:t>
             </w:r>
           </w:p>
         </w:tc>
@@ -9859,9 +12090,19 @@
             <w:pPr>
               <w:pStyle w:val="TableContents"/>
             </w:pPr>
-            <w:r>
-              <w:t>Gratuit, sans clé</w:t>
-            </w:r>
+            <w:proofErr w:type="spellStart"/>
+            <w:r>
+              <w:t>Gratuit</w:t>
+            </w:r>
+            <w:proofErr w:type="spellEnd"/>
+            <w:r>
+              <w:t xml:space="preserve">, sans </w:t>
+            </w:r>
+            <w:proofErr w:type="spellStart"/>
+            <w:r>
+              <w:t>clé</w:t>
+            </w:r>
+            <w:proofErr w:type="spellEnd"/>
           </w:p>
         </w:tc>
         <w:tc>
@@ -9877,8 +12118,13 @@
             <w:pPr>
               <w:pStyle w:val="TableContents"/>
             </w:pPr>
-            <w:r>
-              <w:t>Recherches par ID exact</w:t>
+            <w:proofErr w:type="spellStart"/>
+            <w:r>
+              <w:t>Recherches</w:t>
+            </w:r>
+            <w:proofErr w:type="spellEnd"/>
+            <w:r>
+              <w:t xml:space="preserve"> par ID exact</w:t>
             </w:r>
           </w:p>
         </w:tc>
@@ -9896,9 +12142,11 @@
             <w:pPr>
               <w:pStyle w:val="TableContents"/>
             </w:pPr>
+            <w:proofErr w:type="spellStart"/>
             <w:r>
               <w:t>VirusTotal</w:t>
             </w:r>
+            <w:proofErr w:type="spellEnd"/>
           </w:p>
         </w:tc>
         <w:tc>
@@ -9914,7 +12162,15 @@
               <w:pStyle w:val="TableContents"/>
             </w:pPr>
             <w:r>
-              <w:t>~500 requêtes/jour, 4/minute</w:t>
+              <w:t xml:space="preserve">~500 </w:t>
+            </w:r>
+            <w:proofErr w:type="spellStart"/>
+            <w:r>
+              <w:t>requêtes</w:t>
+            </w:r>
+            <w:proofErr w:type="spellEnd"/>
+            <w:r>
+              <w:t>/jour, 4/minute</w:t>
             </w:r>
           </w:p>
         </w:tc>
@@ -9931,9 +12187,11 @@
             <w:pPr>
               <w:pStyle w:val="TableContents"/>
             </w:pPr>
+            <w:proofErr w:type="spellStart"/>
             <w:r>
               <w:t>Optionnelle</w:t>
             </w:r>
+            <w:proofErr w:type="spellEnd"/>
           </w:p>
         </w:tc>
       </w:tr>
@@ -9967,9 +12225,19 @@
             <w:pPr>
               <w:pStyle w:val="TableContents"/>
             </w:pPr>
-            <w:r>
-              <w:t>Gratuit, sans clé</w:t>
-            </w:r>
+            <w:proofErr w:type="spellStart"/>
+            <w:r>
+              <w:t>Gratuit</w:t>
+            </w:r>
+            <w:proofErr w:type="spellEnd"/>
+            <w:r>
+              <w:t xml:space="preserve">, sans </w:t>
+            </w:r>
+            <w:proofErr w:type="spellStart"/>
+            <w:r>
+              <w:t>clé</w:t>
+            </w:r>
+            <w:proofErr w:type="spellEnd"/>
           </w:p>
         </w:tc>
         <w:tc>
@@ -10061,8 +12329,21 @@
         <w:pStyle w:val="Heading2"/>
       </w:pPr>
       <w:r>
-        <w:t>16. Limites connues</w:t>
-      </w:r>
+        <w:t xml:space="preserve">16. </w:t>
+      </w:r>
+      <w:proofErr w:type="spellStart"/>
+      <w:r>
+        <w:t>Limites</w:t>
+      </w:r>
+      <w:proofErr w:type="spellEnd"/>
+      <w:r>
+        <w:t xml:space="preserve"> </w:t>
+      </w:r>
+      <w:proofErr w:type="spellStart"/>
+      <w:r>
+        <w:t>connues</w:t>
+      </w:r>
+      <w:proofErr w:type="spellEnd"/>
     </w:p>
     <w:p>
       <w:pPr>
@@ -10089,7 +12370,21 @@
         <w:rPr>
           <w:lang w:val="fr-FR"/>
         </w:rPr>
-        <w:t xml:space="preserve"> — ReportLab est installé ; le modèle de données stocke déjà tout le nécessaire, mais il n'y a encore ni sortie </w:t>
+        <w:t xml:space="preserve"> — </w:t>
+      </w:r>
+      <w:proofErr w:type="spellStart"/>
+      <w:r>
+        <w:rPr>
+          <w:lang w:val="fr-FR"/>
+        </w:rPr>
+        <w:t>ReportLab</w:t>
+      </w:r>
+      <w:proofErr w:type="spellEnd"/>
+      <w:r>
+        <w:rPr>
+          <w:lang w:val="fr-FR"/>
+        </w:rPr>
+        <w:t xml:space="preserve"> est installé ; le modèle de données stocke déjà tout le nécessaire, mais il n'y a encore ni sortie </w:t>
       </w:r>
       <w:r>
         <w:rPr>
@@ -10130,7 +12425,47 @@
         <w:t xml:space="preserve"> — le cahier des charges mentionne les vérifications de courriels compromis (HIBP) ; l'API payante HIBP est le blocage. </w:t>
       </w:r>
       <w:r>
-        <w:t>Une alternative gratuite (par exemple XposedOrNot) est prévue.</w:t>
+        <w:t xml:space="preserve">Une alternative </w:t>
+      </w:r>
+      <w:proofErr w:type="spellStart"/>
+      <w:r>
+        <w:t>gratuite</w:t>
+      </w:r>
+      <w:proofErr w:type="spellEnd"/>
+      <w:r>
+        <w:t xml:space="preserve"> (par </w:t>
+      </w:r>
+      <w:proofErr w:type="spellStart"/>
+      <w:r>
+        <w:t>exemple</w:t>
+      </w:r>
+      <w:proofErr w:type="spellEnd"/>
+      <w:r>
+        <w:t xml:space="preserve"> </w:t>
+      </w:r>
+      <w:proofErr w:type="spellStart"/>
+      <w:r>
+        <w:t>XposedOrNot</w:t>
+      </w:r>
+      <w:proofErr w:type="spellEnd"/>
+      <w:r>
+        <w:t xml:space="preserve">) </w:t>
+      </w:r>
+      <w:proofErr w:type="spellStart"/>
+      <w:r>
+        <w:t>est</w:t>
+      </w:r>
+      <w:proofErr w:type="spellEnd"/>
+      <w:r>
+        <w:t xml:space="preserve"> </w:t>
+      </w:r>
+      <w:proofErr w:type="spellStart"/>
+      <w:r>
+        <w:t>prévue</w:t>
+      </w:r>
+      <w:proofErr w:type="spellEnd"/>
+      <w:r>
+        <w:t>.</w:t>
       </w:r>
     </w:p>
     <w:p>
@@ -10152,7 +12487,23 @@
           <w:b/>
           <w:lang w:val="fr-FR"/>
         </w:rPr>
-        <w:t>La détection CVE de Shodan repose sur l'empreinte logicielle</w:t>
+        <w:t xml:space="preserve">La détection CVE de </w:t>
+      </w:r>
+      <w:proofErr w:type="spellStart"/>
+      <w:r>
+        <w:rPr>
+          <w:b/>
+          <w:lang w:val="fr-FR"/>
+        </w:rPr>
+        <w:t>Shodan</w:t>
+      </w:r>
+      <w:proofErr w:type="spellEnd"/>
+      <w:r>
+        <w:rPr>
+          <w:b/>
+          <w:lang w:val="fr-FR"/>
+        </w:rPr>
+        <w:t xml:space="preserve"> repose sur l'empreinte logicielle</w:t>
       </w:r>
       <w:r>
         <w:rPr>
@@ -10193,6 +12544,7 @@
           <w:b/>
           <w:lang w:val="fr-FR"/>
         </w:rPr>
+        <w:lastRenderedPageBreak/>
         <w:t>Pas de protection CSRF</w:t>
       </w:r>
       <w:r>
@@ -10262,7 +12614,23 @@
           <w:b/>
           <w:lang w:val="fr-FR"/>
         </w:rPr>
-        <w:t>Les alertes webhook sont enregistrées mais pas encore envoyées</w:t>
+        <w:t xml:space="preserve">Les alertes </w:t>
+      </w:r>
+      <w:proofErr w:type="spellStart"/>
+      <w:r>
+        <w:rPr>
+          <w:b/>
+          <w:lang w:val="fr-FR"/>
+        </w:rPr>
+        <w:t>webhook</w:t>
+      </w:r>
+      <w:proofErr w:type="spellEnd"/>
+      <w:r>
+        <w:rPr>
+          <w:b/>
+          <w:lang w:val="fr-FR"/>
+        </w:rPr>
+        <w:t xml:space="preserve"> sont enregistrées mais pas encore envoyées</w:t>
       </w:r>
       <w:r>
         <w:rPr>
@@ -10290,14 +12658,27 @@
           <w:b/>
           <w:lang w:val="fr-FR"/>
         </w:rPr>
-        <w:lastRenderedPageBreak/>
         <w:t>Pas de déduplication des scans</w:t>
       </w:r>
       <w:r>
         <w:rPr>
           <w:lang w:val="fr-FR"/>
         </w:rPr>
-        <w:t xml:space="preserve"> — re-scanner la même cible crée une nouvelle ligne (une couche de cache est prévue pour protéger les quotas API).</w:t>
+        <w:t xml:space="preserve"> — </w:t>
+      </w:r>
+      <w:proofErr w:type="spellStart"/>
+      <w:r>
+        <w:rPr>
+          <w:lang w:val="fr-FR"/>
+        </w:rPr>
+        <w:t>re-scanner</w:t>
+      </w:r>
+      <w:proofErr w:type="spellEnd"/>
+      <w:r>
+        <w:rPr>
+          <w:lang w:val="fr-FR"/>
+        </w:rPr>
+        <w:t xml:space="preserve"> la même cible crée une nouvelle ligne (une couche de cache est prévue pour protéger les quotas API).</w:t>
       </w:r>
     </w:p>
     <w:p>
@@ -10361,7 +12742,21 @@
         <w:rPr>
           <w:lang w:val="fr-FR"/>
         </w:rPr>
-        <w:t xml:space="preserve"> — un téléchargement en un clic d'un rapport professionnel pour tout scan (ReportLab est déjà installé ; les données nécessaires sont déjà stockées).</w:t>
+        <w:t xml:space="preserve"> — un téléchargement en un clic d'un rapport professionnel pour tout scan (</w:t>
+      </w:r>
+      <w:proofErr w:type="spellStart"/>
+      <w:r>
+        <w:rPr>
+          <w:lang w:val="fr-FR"/>
+        </w:rPr>
+        <w:t>ReportLab</w:t>
+      </w:r>
+      <w:proofErr w:type="spellEnd"/>
+      <w:r>
+        <w:rPr>
+          <w:lang w:val="fr-FR"/>
+        </w:rPr>
+        <w:t xml:space="preserve"> est déjà installé ; les données nécessaires sont déjà stockées).</w:t>
       </w:r>
     </w:p>
     <w:p>
@@ -10501,7 +12896,21 @@
         <w:rPr>
           <w:lang w:val="fr-FR"/>
         </w:rPr>
-        <w:t xml:space="preserve"> — envoyer réellement les alertes webhook/courriel lorsqu'un scan dépasse le seuil configuré.</w:t>
+        <w:t xml:space="preserve"> — envoyer réellement les alertes </w:t>
+      </w:r>
+      <w:proofErr w:type="spellStart"/>
+      <w:r>
+        <w:rPr>
+          <w:lang w:val="fr-FR"/>
+        </w:rPr>
+        <w:t>webhook</w:t>
+      </w:r>
+      <w:proofErr w:type="spellEnd"/>
+      <w:r>
+        <w:rPr>
+          <w:lang w:val="fr-FR"/>
+        </w:rPr>
+        <w:t>/courriel lorsqu'un scan dépasse le seuil configuré.</w:t>
       </w:r>
     </w:p>
     <w:p>
@@ -10529,7 +12938,21 @@
         <w:rPr>
           <w:lang w:val="fr-FR"/>
         </w:rPr>
-        <w:t xml:space="preserve"> — éviter de re-interroger les API pour des cibles récemment scannées afin de protéger les quotas API.</w:t>
+        <w:t xml:space="preserve"> — éviter de </w:t>
+      </w:r>
+      <w:proofErr w:type="spellStart"/>
+      <w:r>
+        <w:rPr>
+          <w:lang w:val="fr-FR"/>
+        </w:rPr>
+        <w:t>re-interroger</w:t>
+      </w:r>
+      <w:proofErr w:type="spellEnd"/>
+      <w:r>
+        <w:rPr>
+          <w:lang w:val="fr-FR"/>
+        </w:rPr>
+        <w:t xml:space="preserve"> les API pour des cibles récemment scannées afin de protéger les quotas API.</w:t>
       </w:r>
     </w:p>
     <w:p>
@@ -10545,27 +12968,46 @@
         <w:pStyle w:val="Heading2"/>
       </w:pPr>
       <w:r>
-        <w:t>18. État d'avancement honnête pour l'encadrant</w:t>
-      </w:r>
+        <w:t xml:space="preserve">18. État </w:t>
+      </w:r>
+      <w:proofErr w:type="spellStart"/>
+      <w:r>
+        <w:t>d'avancement</w:t>
+      </w:r>
+      <w:proofErr w:type="spellEnd"/>
     </w:p>
     <w:p>
       <w:pPr>
         <w:pStyle w:val="BodyText"/>
       </w:pPr>
+      <w:proofErr w:type="spellStart"/>
       <w:r>
         <w:rPr>
           <w:b/>
         </w:rPr>
-        <w:t xml:space="preserve">Complet et fonctionnel </w:t>
-      </w:r>
-      <w:proofErr w:type="gramStart"/>
+        <w:t>Complet</w:t>
+      </w:r>
+      <w:proofErr w:type="spellEnd"/>
       <w:r>
         <w:rPr>
           <w:b/>
         </w:rPr>
-        <w:t>aujourd'hui :</w:t>
-      </w:r>
-      <w:proofErr w:type="gramEnd"/>
+        <w:t xml:space="preserve"> et </w:t>
+      </w:r>
+      <w:proofErr w:type="spellStart"/>
+      <w:r>
+        <w:rPr>
+          <w:b/>
+        </w:rPr>
+        <w:t>fonctionnel</w:t>
+      </w:r>
+      <w:proofErr w:type="spellEnd"/>
+      <w:r>
+        <w:rPr>
+          <w:b/>
+        </w:rPr>
+        <w:t>:</w:t>
+      </w:r>
     </w:p>
     <w:p>
       <w:pPr>
@@ -10627,7 +13069,21 @@
         <w:rPr>
           <w:lang w:val="fr-FR"/>
         </w:rPr>
-        <w:t>Modèle de scoring transparent avec planchers.</w:t>
+        <w:t xml:space="preserve">Modèle de </w:t>
+      </w:r>
+      <w:proofErr w:type="spellStart"/>
+      <w:r>
+        <w:rPr>
+          <w:lang w:val="fr-FR"/>
+        </w:rPr>
+        <w:t>scoring</w:t>
+      </w:r>
+      <w:proofErr w:type="spellEnd"/>
+      <w:r>
+        <w:rPr>
+          <w:lang w:val="fr-FR"/>
+        </w:rPr>
+        <w:t xml:space="preserve"> transparent avec planchers.</w:t>
       </w:r>
     </w:p>
     <w:p>
@@ -10690,7 +13146,21 @@
         <w:rPr>
           <w:lang w:val="fr-FR"/>
         </w:rPr>
-        <w:t>Données d'enregistrement RDAP réelles et parsing réel des certificats TLS.</w:t>
+        <w:t xml:space="preserve">Données d'enregistrement RDAP réelles et </w:t>
+      </w:r>
+      <w:proofErr w:type="spellStart"/>
+      <w:r>
+        <w:rPr>
+          <w:lang w:val="fr-FR"/>
+        </w:rPr>
+        <w:t>parsing</w:t>
+      </w:r>
+      <w:proofErr w:type="spellEnd"/>
+      <w:r>
+        <w:rPr>
+          <w:lang w:val="fr-FR"/>
+        </w:rPr>
+        <w:t xml:space="preserve"> réel des certificats TLS.</w:t>
       </w:r>
     </w:p>
     <w:p>
@@ -10711,6 +13181,7 @@
         <w:rPr>
           <w:lang w:val="fr-FR"/>
         </w:rPr>
+        <w:lastRenderedPageBreak/>
         <w:t>Persistance en base et migrations automatiques.</w:t>
       </w:r>
     </w:p>
@@ -10783,7 +13254,6 @@
         <w:rPr>
           <w:lang w:val="fr-FR"/>
         </w:rPr>
-        <w:lastRenderedPageBreak/>
         <w:t>Mini-carte de géolocalisation interactive sur le tableau de bord.</w:t>
       </w:r>
     </w:p>
@@ -10874,6 +13344,30 @@
     <w:p>
       <w:pPr>
         <w:pStyle w:val="BodyText"/>
+        <w:numPr>
+          <w:ilvl w:val="0"/>
+          <w:numId w:val="22"/>
+        </w:numPr>
+        <w:tabs>
+          <w:tab w:val="left" w:pos="709"/>
+        </w:tabs>
+        <w:rPr>
+          <w:lang w:val="fr-FR"/>
+        </w:rPr>
+      </w:pPr>
+      <w:r>
+        <w:rPr>
+          <w:lang w:val="fr-FR"/>
+        </w:rPr>
+        <w:t>Etc…</w:t>
+      </w:r>
+    </w:p>
+    <w:p>
+      <w:pPr>
+        <w:pStyle w:val="BodyText"/>
+        <w:rPr>
+          <w:lang w:val="fr-FR"/>
+        </w:rPr>
       </w:pPr>
     </w:p>
     <w:sectPr>
